--- a/file con pianificazione con ragionamenti/PROGETTAZIONE PROGETTO SETTIMANA 17.docx
+++ b/file con pianificazione con ragionamenti/PROGETTAZIONE PROGETTO SETTIMANA 17.docx
@@ -1178,13 +1178,7583 @@
           <w:lang w:val="en-US"/>
         </w:rPr>
       </w:pPr>
-    </w:p>
-    <w:p>
-      <w:pPr>
-        <w:rPr>
-          <w:sz w:val="28"/>
-          <w:szCs w:val="28"/>
-          <w:lang w:val="en-US"/>
+      <w:r>
+        <w:rPr>
+          <w:sz w:val="28"/>
+          <w:szCs w:val="28"/>
+          <w:lang w:val="en-US"/>
+        </w:rPr>
+        <w:t xml:space="preserve">Service </w:t>
+      </w:r>
+      <w:proofErr w:type="spellStart"/>
+      <w:r>
+        <w:rPr>
+          <w:sz w:val="28"/>
+          <w:szCs w:val="28"/>
+          <w:lang w:val="en-US"/>
+        </w:rPr>
+        <w:t>dell’auth</w:t>
+      </w:r>
+      <w:proofErr w:type="spellEnd"/>
+      <w:r>
+        <w:rPr>
+          <w:sz w:val="28"/>
+          <w:szCs w:val="28"/>
+          <w:lang w:val="en-US"/>
+        </w:rPr>
+        <w:t xml:space="preserve"> </w:t>
+      </w:r>
+      <w:proofErr w:type="spellStart"/>
+      <w:r>
+        <w:rPr>
+          <w:sz w:val="28"/>
+          <w:szCs w:val="28"/>
+          <w:lang w:val="en-US"/>
+        </w:rPr>
+        <w:t>fatto</w:t>
+      </w:r>
+      <w:proofErr w:type="spellEnd"/>
+      <w:r>
+        <w:rPr>
+          <w:sz w:val="28"/>
+          <w:szCs w:val="28"/>
+          <w:lang w:val="en-US"/>
+        </w:rPr>
+        <w:t xml:space="preserve"> </w:t>
+      </w:r>
+    </w:p>
+    <w:p>
+      <w:pPr>
+        <w:rPr>
+          <w:sz w:val="28"/>
+          <w:szCs w:val="28"/>
+          <w:lang w:val="en-US"/>
+        </w:rPr>
+      </w:pPr>
+      <w:proofErr w:type="spellStart"/>
+      <w:r>
+        <w:rPr>
+          <w:sz w:val="28"/>
+          <w:szCs w:val="28"/>
+          <w:lang w:val="en-US"/>
+        </w:rPr>
+        <w:lastRenderedPageBreak/>
+        <w:t>Anche</w:t>
+      </w:r>
+      <w:proofErr w:type="spellEnd"/>
+      <w:r>
+        <w:rPr>
+          <w:sz w:val="28"/>
+          <w:szCs w:val="28"/>
+          <w:lang w:val="en-US"/>
+        </w:rPr>
+        <w:t xml:space="preserve"> </w:t>
+      </w:r>
+      <w:proofErr w:type="spellStart"/>
+      <w:r>
+        <w:rPr>
+          <w:sz w:val="28"/>
+          <w:szCs w:val="28"/>
+          <w:lang w:val="en-US"/>
+        </w:rPr>
+        <w:t>dell’utente</w:t>
+      </w:r>
+      <w:proofErr w:type="spellEnd"/>
+    </w:p>
+    <w:p>
+      <w:pPr>
+        <w:rPr>
+          <w:sz w:val="28"/>
+          <w:szCs w:val="28"/>
+          <w:lang w:val="en-US"/>
+        </w:rPr>
+      </w:pPr>
+      <w:r>
+        <w:rPr>
+          <w:sz w:val="28"/>
+          <w:szCs w:val="28"/>
+          <w:lang w:val="en-US"/>
+        </w:rPr>
+        <w:t xml:space="preserve">Front-end </w:t>
+      </w:r>
+      <w:proofErr w:type="spellStart"/>
+      <w:r>
+        <w:rPr>
+          <w:sz w:val="28"/>
+          <w:szCs w:val="28"/>
+          <w:lang w:val="en-US"/>
+        </w:rPr>
+        <w:t>generato</w:t>
+      </w:r>
+      <w:proofErr w:type="spellEnd"/>
+      <w:r>
+        <w:rPr>
+          <w:sz w:val="28"/>
+          <w:szCs w:val="28"/>
+          <w:lang w:val="en-US"/>
+        </w:rPr>
+        <w:t xml:space="preserve"> in base al be</w:t>
+      </w:r>
+    </w:p>
+    <w:p>
+      <w:pPr>
+        <w:rPr>
+          <w:sz w:val="28"/>
+          <w:szCs w:val="28"/>
+          <w:lang w:val="en-US"/>
+        </w:rPr>
+      </w:pPr>
+    </w:p>
+    <w:p>
+      <w:pPr>
+        <w:rPr>
+          <w:sz w:val="28"/>
+          <w:szCs w:val="28"/>
+          <w:lang w:val="en-US"/>
+        </w:rPr>
+      </w:pPr>
+      <w:proofErr w:type="spellStart"/>
+      <w:r>
+        <w:rPr>
+          <w:sz w:val="28"/>
+          <w:szCs w:val="28"/>
+          <w:lang w:val="en-US"/>
+        </w:rPr>
+        <w:t>PostPayload</w:t>
+      </w:r>
+      <w:proofErr w:type="spellEnd"/>
+      <w:r>
+        <w:rPr>
+          <w:sz w:val="28"/>
+          <w:szCs w:val="28"/>
+          <w:lang w:val="en-US"/>
+        </w:rPr>
+        <w:t xml:space="preserve"> </w:t>
+      </w:r>
+    </w:p>
+    <w:p>
+      <w:pPr>
+        <w:rPr>
+          <w:sz w:val="28"/>
+          <w:szCs w:val="28"/>
+          <w:lang w:val="en-US"/>
+        </w:rPr>
+      </w:pPr>
+      <w:r>
+        <w:rPr>
+          <w:sz w:val="28"/>
+          <w:szCs w:val="28"/>
+          <w:lang w:val="en-US"/>
+        </w:rPr>
+        <w:t>String testo</w:t>
+      </w:r>
+    </w:p>
+    <w:p>
+      <w:pPr>
+        <w:rPr>
+          <w:sz w:val="28"/>
+          <w:szCs w:val="28"/>
+          <w:lang w:val="en-US"/>
+        </w:rPr>
+      </w:pPr>
+      <w:r>
+        <w:rPr>
+          <w:sz w:val="28"/>
+          <w:szCs w:val="28"/>
+          <w:lang w:val="en-US"/>
+        </w:rPr>
+        <w:t xml:space="preserve">String </w:t>
+      </w:r>
+      <w:proofErr w:type="spellStart"/>
+      <w:r>
+        <w:rPr>
+          <w:sz w:val="28"/>
+          <w:szCs w:val="28"/>
+          <w:lang w:val="en-US"/>
+        </w:rPr>
+        <w:t>nomeLuogo</w:t>
+      </w:r>
+      <w:proofErr w:type="spellEnd"/>
+    </w:p>
+    <w:p>
+      <w:pPr>
+        <w:rPr>
+          <w:sz w:val="28"/>
+          <w:szCs w:val="28"/>
+          <w:lang w:val="en-US"/>
+        </w:rPr>
+      </w:pPr>
+    </w:p>
+    <w:p>
+      <w:pPr>
+        <w:rPr>
+          <w:sz w:val="28"/>
+          <w:szCs w:val="28"/>
+          <w:lang w:val="en-US"/>
+        </w:rPr>
+      </w:pPr>
+      <w:proofErr w:type="spellStart"/>
+      <w:r>
+        <w:rPr>
+          <w:sz w:val="28"/>
+          <w:szCs w:val="28"/>
+          <w:lang w:val="en-US"/>
+        </w:rPr>
+        <w:t>PostResponse</w:t>
+      </w:r>
+      <w:proofErr w:type="spellEnd"/>
+      <w:r>
+        <w:rPr>
+          <w:sz w:val="28"/>
+          <w:szCs w:val="28"/>
+          <w:lang w:val="en-US"/>
+        </w:rPr>
+        <w:t xml:space="preserve"> </w:t>
+      </w:r>
+    </w:p>
+    <w:p>
+      <w:pPr>
+        <w:rPr>
+          <w:sz w:val="28"/>
+          <w:szCs w:val="28"/>
+          <w:lang w:val="en-US"/>
+        </w:rPr>
+      </w:pPr>
+      <w:r>
+        <w:rPr>
+          <w:sz w:val="28"/>
+          <w:szCs w:val="28"/>
+          <w:lang w:val="en-US"/>
+        </w:rPr>
+        <w:t>UUID id</w:t>
+      </w:r>
+    </w:p>
+    <w:p>
+      <w:pPr>
+        <w:rPr>
+          <w:sz w:val="28"/>
+          <w:szCs w:val="28"/>
+          <w:lang w:val="en-US"/>
+        </w:rPr>
+      </w:pPr>
+      <w:r>
+        <w:rPr>
+          <w:sz w:val="28"/>
+          <w:szCs w:val="28"/>
+          <w:lang w:val="en-US"/>
+        </w:rPr>
+        <w:t>String testo</w:t>
+      </w:r>
+    </w:p>
+    <w:p>
+      <w:pPr>
+        <w:rPr>
+          <w:sz w:val="28"/>
+          <w:szCs w:val="28"/>
+          <w:lang w:val="en-US"/>
+        </w:rPr>
+      </w:pPr>
+      <w:r>
+        <w:rPr>
+          <w:sz w:val="28"/>
+          <w:szCs w:val="28"/>
+          <w:lang w:val="en-US"/>
+        </w:rPr>
+        <w:t xml:space="preserve">Instant </w:t>
+      </w:r>
+      <w:proofErr w:type="spellStart"/>
+      <w:r>
+        <w:rPr>
+          <w:sz w:val="28"/>
+          <w:szCs w:val="28"/>
+          <w:lang w:val="en-US"/>
+        </w:rPr>
+        <w:t>datapubblicazione</w:t>
+      </w:r>
+      <w:proofErr w:type="spellEnd"/>
+    </w:p>
+    <w:p>
+      <w:pPr>
+        <w:rPr>
+          <w:sz w:val="28"/>
+          <w:szCs w:val="28"/>
+          <w:lang w:val="en-US"/>
+        </w:rPr>
+      </w:pPr>
+      <w:proofErr w:type="spellStart"/>
+      <w:r>
+        <w:rPr>
+          <w:sz w:val="28"/>
+          <w:szCs w:val="28"/>
+          <w:lang w:val="en-US"/>
+        </w:rPr>
+        <w:t>UtenteResponse</w:t>
+      </w:r>
+      <w:proofErr w:type="spellEnd"/>
+      <w:r>
+        <w:rPr>
+          <w:sz w:val="28"/>
+          <w:szCs w:val="28"/>
+          <w:lang w:val="en-US"/>
+        </w:rPr>
+        <w:t xml:space="preserve"> </w:t>
+      </w:r>
+      <w:proofErr w:type="spellStart"/>
+      <w:r>
+        <w:rPr>
+          <w:sz w:val="28"/>
+          <w:szCs w:val="28"/>
+          <w:lang w:val="en-US"/>
+        </w:rPr>
+        <w:t>autore</w:t>
+      </w:r>
+      <w:proofErr w:type="spellEnd"/>
+    </w:p>
+    <w:p>
+      <w:pPr>
+        <w:rPr>
+          <w:sz w:val="28"/>
+          <w:szCs w:val="28"/>
+        </w:rPr>
+      </w:pPr>
+      <w:proofErr w:type="spellStart"/>
+      <w:r>
+        <w:rPr>
+          <w:sz w:val="28"/>
+          <w:szCs w:val="28"/>
+        </w:rPr>
+        <w:t>posizioneResponse</w:t>
+      </w:r>
+      <w:proofErr w:type="spellEnd"/>
+      <w:r>
+        <w:rPr>
+          <w:sz w:val="28"/>
+          <w:szCs w:val="28"/>
+        </w:rPr>
+        <w:t xml:space="preserve"> posizione (</w:t>
+      </w:r>
+      <w:proofErr w:type="spellStart"/>
+      <w:r>
+        <w:rPr>
+          <w:sz w:val="28"/>
+          <w:szCs w:val="28"/>
+        </w:rPr>
+        <w:t>null</w:t>
+      </w:r>
+      <w:proofErr w:type="spellEnd"/>
+      <w:r>
+        <w:rPr>
+          <w:sz w:val="28"/>
+          <w:szCs w:val="28"/>
+        </w:rPr>
+        <w:t xml:space="preserve"> se il post non ha un luogo)</w:t>
+      </w:r>
+    </w:p>
+    <w:p>
+      <w:pPr>
+        <w:rPr>
+          <w:sz w:val="28"/>
+          <w:szCs w:val="28"/>
+        </w:rPr>
+      </w:pPr>
+      <w:r>
+        <w:rPr>
+          <w:sz w:val="28"/>
+          <w:szCs w:val="28"/>
+        </w:rPr>
+        <w:t>List&lt;</w:t>
+      </w:r>
+      <w:proofErr w:type="spellStart"/>
+      <w:r>
+        <w:rPr>
+          <w:sz w:val="28"/>
+          <w:szCs w:val="28"/>
+        </w:rPr>
+        <w:t>FotoResponse</w:t>
+      </w:r>
+      <w:proofErr w:type="spellEnd"/>
+      <w:r>
+        <w:rPr>
+          <w:sz w:val="28"/>
+          <w:szCs w:val="28"/>
+        </w:rPr>
+        <w:t>&gt; foto</w:t>
+      </w:r>
+    </w:p>
+    <w:p>
+      <w:pPr>
+        <w:rPr>
+          <w:sz w:val="28"/>
+          <w:szCs w:val="28"/>
+        </w:rPr>
+      </w:pPr>
+    </w:p>
+    <w:p>
+      <w:pPr>
+        <w:rPr>
+          <w:sz w:val="28"/>
+          <w:szCs w:val="28"/>
+        </w:rPr>
+      </w:pPr>
+      <w:proofErr w:type="spellStart"/>
+      <w:proofErr w:type="gramStart"/>
+      <w:r>
+        <w:rPr>
+          <w:sz w:val="28"/>
+          <w:szCs w:val="28"/>
+        </w:rPr>
+        <w:t>PosizioneResponse</w:t>
+      </w:r>
+      <w:proofErr w:type="spellEnd"/>
+      <w:r>
+        <w:rPr>
+          <w:sz w:val="28"/>
+          <w:szCs w:val="28"/>
+        </w:rPr>
+        <w:t>(</w:t>
+      </w:r>
+      <w:proofErr w:type="gramEnd"/>
+      <w:r>
+        <w:rPr>
+          <w:sz w:val="28"/>
+          <w:szCs w:val="28"/>
+        </w:rPr>
+        <w:t xml:space="preserve">latitudine, longitudine, </w:t>
+      </w:r>
+      <w:proofErr w:type="spellStart"/>
+      <w:r>
+        <w:rPr>
+          <w:sz w:val="28"/>
+          <w:szCs w:val="28"/>
+        </w:rPr>
+        <w:t>nomeLuogo</w:t>
+      </w:r>
+      <w:proofErr w:type="spellEnd"/>
+      <w:r>
+        <w:rPr>
+          <w:sz w:val="28"/>
+          <w:szCs w:val="28"/>
+        </w:rPr>
+        <w:t xml:space="preserve">)  -&gt; </w:t>
+      </w:r>
+      <w:proofErr w:type="spellStart"/>
+      <w:r>
+        <w:rPr>
+          <w:sz w:val="28"/>
+          <w:szCs w:val="28"/>
+        </w:rPr>
+        <w:t>static</w:t>
+      </w:r>
+      <w:proofErr w:type="spellEnd"/>
+      <w:r>
+        <w:rPr>
+          <w:sz w:val="28"/>
+          <w:szCs w:val="28"/>
+        </w:rPr>
+        <w:t xml:space="preserve"> from(Posizione)</w:t>
+      </w:r>
+    </w:p>
+    <w:p>
+      <w:pPr>
+        <w:rPr>
+          <w:sz w:val="28"/>
+          <w:szCs w:val="28"/>
+        </w:rPr>
+      </w:pPr>
+    </w:p>
+    <w:p>
+      <w:pPr>
+        <w:rPr>
+          <w:rFonts w:cstheme="minorHAnsi"/>
+          <w:sz w:val="28"/>
+          <w:szCs w:val="28"/>
+          <w:lang w:val="en-US"/>
+        </w:rPr>
+      </w:pPr>
+      <w:proofErr w:type="spellStart"/>
+      <w:r>
+        <w:rPr>
+          <w:sz w:val="28"/>
+          <w:szCs w:val="28"/>
+          <w:lang w:val="en-US"/>
+        </w:rPr>
+        <w:t>Postrepository</w:t>
+      </w:r>
+      <w:proofErr w:type="spellEnd"/>
+      <w:r>
+        <w:rPr>
+          <w:sz w:val="28"/>
+          <w:szCs w:val="28"/>
+          <w:lang w:val="en-US"/>
+        </w:rPr>
+        <w:t xml:space="preserve"> con la query </w:t>
+      </w:r>
+      <w:r>
+        <w:rPr>
+          <w:rFonts w:cstheme="minorHAnsi"/>
+          <w:sz w:val="28"/>
+          <w:szCs w:val="28"/>
+          <w:lang w:val="en-US"/>
+        </w:rPr>
+        <w:t xml:space="preserve">SELECT p FROM Post p JOIN FETCH </w:t>
+      </w:r>
+      <w:proofErr w:type="spellStart"/>
+      <w:proofErr w:type="gramStart"/>
+      <w:r>
+        <w:rPr>
+          <w:rFonts w:cstheme="minorHAnsi"/>
+          <w:sz w:val="28"/>
+          <w:szCs w:val="28"/>
+          <w:lang w:val="en-US"/>
+        </w:rPr>
+        <w:t>p.utente</w:t>
+      </w:r>
+      <w:proofErr w:type="spellEnd"/>
+      <w:proofErr w:type="gramEnd"/>
+      <w:r>
+        <w:rPr>
+          <w:rFonts w:cstheme="minorHAnsi"/>
+          <w:sz w:val="28"/>
+          <w:szCs w:val="28"/>
+          <w:lang w:val="en-US"/>
+        </w:rPr>
+        <w:t xml:space="preserve"> ORDER BY </w:t>
+      </w:r>
+      <w:proofErr w:type="spellStart"/>
+      <w:r>
+        <w:rPr>
+          <w:rFonts w:cstheme="minorHAnsi"/>
+          <w:sz w:val="28"/>
+          <w:szCs w:val="28"/>
+          <w:lang w:val="en-US"/>
+        </w:rPr>
+        <w:t>p.dataPubblicazione</w:t>
+      </w:r>
+      <w:proofErr w:type="spellEnd"/>
+      <w:r>
+        <w:rPr>
+          <w:rFonts w:cstheme="minorHAnsi"/>
+          <w:sz w:val="28"/>
+          <w:szCs w:val="28"/>
+          <w:lang w:val="en-US"/>
+        </w:rPr>
+        <w:t xml:space="preserve"> DESC</w:t>
+      </w:r>
+      <w:r>
+        <w:rPr>
+          <w:rFonts w:cstheme="minorHAnsi"/>
+          <w:sz w:val="28"/>
+          <w:szCs w:val="28"/>
+          <w:lang w:val="en-US"/>
+        </w:rPr>
+        <w:t xml:space="preserve"> </w:t>
+      </w:r>
+    </w:p>
+    <w:p>
+      <w:pPr>
+        <w:rPr>
+          <w:rFonts w:cstheme="minorHAnsi"/>
+          <w:sz w:val="28"/>
+          <w:szCs w:val="28"/>
+          <w:lang w:val="en-US"/>
+        </w:rPr>
+      </w:pPr>
+      <w:r>
+        <w:rPr>
+          <w:rFonts w:cstheme="minorHAnsi"/>
+          <w:sz w:val="28"/>
+          <w:szCs w:val="28"/>
+          <w:lang w:val="en-US"/>
+        </w:rPr>
+        <w:t xml:space="preserve">Page&lt;post&gt; </w:t>
+      </w:r>
+      <w:proofErr w:type="gramStart"/>
+      <w:r>
+        <w:rPr>
+          <w:rFonts w:cstheme="minorHAnsi"/>
+          <w:sz w:val="28"/>
+          <w:szCs w:val="28"/>
+          <w:lang w:val="en-US"/>
+        </w:rPr>
+        <w:t>feed(</w:t>
+      </w:r>
+      <w:proofErr w:type="gramEnd"/>
+      <w:r>
+        <w:rPr>
+          <w:rFonts w:cstheme="minorHAnsi"/>
+          <w:sz w:val="28"/>
+          <w:szCs w:val="28"/>
+          <w:lang w:val="en-US"/>
+        </w:rPr>
+        <w:t>pageable pageable</w:t>
+      </w:r>
+      <w:r>
+        <w:rPr>
+          <w:rFonts w:cstheme="minorHAnsi"/>
+          <w:sz w:val="28"/>
+          <w:szCs w:val="28"/>
+          <w:lang w:val="en-US"/>
+        </w:rPr>
+        <w:t>)</w:t>
+      </w:r>
+      <w:r>
+        <w:rPr>
+          <w:rFonts w:cstheme="minorHAnsi"/>
+          <w:sz w:val="28"/>
+          <w:szCs w:val="28"/>
+          <w:lang w:val="en-US"/>
+        </w:rPr>
+        <w:t xml:space="preserve">  (JOIN FETCH Evita il N+1 </w:t>
+      </w:r>
+      <w:proofErr w:type="spellStart"/>
+      <w:r>
+        <w:rPr>
+          <w:rFonts w:cstheme="minorHAnsi"/>
+          <w:sz w:val="28"/>
+          <w:szCs w:val="28"/>
+          <w:lang w:val="en-US"/>
+        </w:rPr>
+        <w:t>sull’autore</w:t>
+      </w:r>
+      <w:proofErr w:type="spellEnd"/>
+      <w:r>
+        <w:rPr>
+          <w:rFonts w:cstheme="minorHAnsi"/>
+          <w:sz w:val="28"/>
+          <w:szCs w:val="28"/>
+          <w:lang w:val="en-US"/>
+        </w:rPr>
+        <w:t>)</w:t>
+      </w:r>
+    </w:p>
+    <w:p>
+      <w:pPr>
+        <w:pStyle w:val="Testonormale"/>
+        <w:rPr>
+          <w:rFonts w:asciiTheme="minorHAnsi" w:hAnsiTheme="minorHAnsi" w:cstheme="minorHAnsi"/>
+          <w:sz w:val="28"/>
+          <w:szCs w:val="28"/>
+          <w:lang w:val="en-US"/>
+        </w:rPr>
+      </w:pPr>
+      <w:r>
+        <w:rPr>
+          <w:rFonts w:asciiTheme="minorHAnsi" w:hAnsiTheme="minorHAnsi" w:cstheme="minorHAnsi"/>
+          <w:sz w:val="28"/>
+          <w:szCs w:val="28"/>
+          <w:lang w:val="en-US"/>
+        </w:rPr>
+        <w:t xml:space="preserve">    </w:t>
+      </w:r>
+      <w:r>
+        <w:rPr>
+          <w:rFonts w:asciiTheme="minorHAnsi" w:hAnsiTheme="minorHAnsi" w:cstheme="minorHAnsi"/>
+          <w:sz w:val="28"/>
+          <w:szCs w:val="28"/>
+          <w:lang w:val="en-US"/>
+        </w:rPr>
+        <w:t xml:space="preserve">Page&lt;Post&gt; </w:t>
+      </w:r>
+      <w:proofErr w:type="spellStart"/>
+      <w:r>
+        <w:rPr>
+          <w:rFonts w:asciiTheme="minorHAnsi" w:hAnsiTheme="minorHAnsi" w:cstheme="minorHAnsi"/>
+          <w:sz w:val="28"/>
+          <w:szCs w:val="28"/>
+          <w:lang w:val="en-US"/>
+        </w:rPr>
+        <w:t>findByUtente_</w:t>
+      </w:r>
+      <w:proofErr w:type="gramStart"/>
+      <w:r>
+        <w:rPr>
+          <w:rFonts w:asciiTheme="minorHAnsi" w:hAnsiTheme="minorHAnsi" w:cstheme="minorHAnsi"/>
+          <w:sz w:val="28"/>
+          <w:szCs w:val="28"/>
+          <w:lang w:val="en-US"/>
+        </w:rPr>
+        <w:t>IdOrderByDataPubblicazioneDesc</w:t>
+      </w:r>
+      <w:proofErr w:type="spellEnd"/>
+      <w:r>
+        <w:rPr>
+          <w:rFonts w:asciiTheme="minorHAnsi" w:hAnsiTheme="minorHAnsi" w:cstheme="minorHAnsi"/>
+          <w:sz w:val="28"/>
+          <w:szCs w:val="28"/>
+          <w:lang w:val="en-US"/>
+        </w:rPr>
+        <w:t>(</w:t>
+      </w:r>
+      <w:proofErr w:type="gramEnd"/>
+      <w:r>
+        <w:rPr>
+          <w:rFonts w:asciiTheme="minorHAnsi" w:hAnsiTheme="minorHAnsi" w:cstheme="minorHAnsi"/>
+          <w:sz w:val="28"/>
+          <w:szCs w:val="28"/>
+          <w:lang w:val="en-US"/>
+        </w:rPr>
+        <w:t xml:space="preserve">UUID </w:t>
+      </w:r>
+      <w:proofErr w:type="spellStart"/>
+      <w:r>
+        <w:rPr>
+          <w:rFonts w:asciiTheme="minorHAnsi" w:hAnsiTheme="minorHAnsi" w:cstheme="minorHAnsi"/>
+          <w:sz w:val="28"/>
+          <w:szCs w:val="28"/>
+          <w:lang w:val="en-US"/>
+        </w:rPr>
+        <w:t>utenteId</w:t>
+      </w:r>
+      <w:proofErr w:type="spellEnd"/>
+      <w:r>
+        <w:rPr>
+          <w:rFonts w:asciiTheme="minorHAnsi" w:hAnsiTheme="minorHAnsi" w:cstheme="minorHAnsi"/>
+          <w:sz w:val="28"/>
+          <w:szCs w:val="28"/>
+          <w:lang w:val="en-US"/>
+        </w:rPr>
+        <w:t>, Pageable pageable)</w:t>
+      </w:r>
+    </w:p>
+    <w:p>
+      <w:pPr>
+        <w:pStyle w:val="Testonormale"/>
+        <w:rPr>
+          <w:rFonts w:asciiTheme="minorHAnsi" w:hAnsiTheme="minorHAnsi" w:cstheme="minorHAnsi"/>
+          <w:sz w:val="28"/>
+          <w:szCs w:val="28"/>
+          <w:lang w:val="en-US"/>
+        </w:rPr>
+      </w:pPr>
+    </w:p>
+    <w:p>
+      <w:pPr>
+        <w:pStyle w:val="Testonormale"/>
+        <w:rPr>
+          <w:rFonts w:asciiTheme="minorHAnsi" w:hAnsiTheme="minorHAnsi" w:cstheme="minorHAnsi"/>
+          <w:sz w:val="28"/>
+          <w:szCs w:val="28"/>
+          <w:lang w:val="en-US"/>
+        </w:rPr>
+      </w:pPr>
+      <w:proofErr w:type="spellStart"/>
+      <w:r>
+        <w:rPr>
+          <w:rFonts w:asciiTheme="minorHAnsi" w:hAnsiTheme="minorHAnsi" w:cstheme="minorHAnsi"/>
+          <w:sz w:val="28"/>
+          <w:szCs w:val="28"/>
+          <w:lang w:val="en-US"/>
+        </w:rPr>
+        <w:t>FotoRepository</w:t>
+      </w:r>
+      <w:proofErr w:type="spellEnd"/>
+    </w:p>
+    <w:p>
+      <w:pPr>
+        <w:pStyle w:val="Testonormale"/>
+        <w:rPr>
+          <w:rFonts w:asciiTheme="minorHAnsi" w:hAnsiTheme="minorHAnsi" w:cstheme="minorHAnsi"/>
+          <w:sz w:val="28"/>
+          <w:szCs w:val="28"/>
+          <w:lang w:val="en-US"/>
+        </w:rPr>
+      </w:pPr>
+      <w:r>
+        <w:rPr>
+          <w:rFonts w:asciiTheme="minorHAnsi" w:hAnsiTheme="minorHAnsi" w:cstheme="minorHAnsi"/>
+          <w:sz w:val="28"/>
+          <w:szCs w:val="28"/>
+          <w:lang w:val="en-US"/>
+        </w:rPr>
+        <w:t xml:space="preserve">    List&lt;</w:t>
+      </w:r>
+      <w:proofErr w:type="spellStart"/>
+      <w:r>
+        <w:rPr>
+          <w:rFonts w:asciiTheme="minorHAnsi" w:hAnsiTheme="minorHAnsi" w:cstheme="minorHAnsi"/>
+          <w:sz w:val="28"/>
+          <w:szCs w:val="28"/>
+          <w:lang w:val="en-US"/>
+        </w:rPr>
+        <w:t>Foto</w:t>
+      </w:r>
+      <w:proofErr w:type="spellEnd"/>
+      <w:r>
+        <w:rPr>
+          <w:rFonts w:asciiTheme="minorHAnsi" w:hAnsiTheme="minorHAnsi" w:cstheme="minorHAnsi"/>
+          <w:sz w:val="28"/>
+          <w:szCs w:val="28"/>
+          <w:lang w:val="en-US"/>
+        </w:rPr>
+        <w:t xml:space="preserve">&gt; </w:t>
+      </w:r>
+      <w:proofErr w:type="spellStart"/>
+      <w:r>
+        <w:rPr>
+          <w:rFonts w:asciiTheme="minorHAnsi" w:hAnsiTheme="minorHAnsi" w:cstheme="minorHAnsi"/>
+          <w:sz w:val="28"/>
+          <w:szCs w:val="28"/>
+          <w:lang w:val="en-US"/>
+        </w:rPr>
+        <w:t>findByPost_</w:t>
+      </w:r>
+      <w:proofErr w:type="gramStart"/>
+      <w:r>
+        <w:rPr>
+          <w:rFonts w:asciiTheme="minorHAnsi" w:hAnsiTheme="minorHAnsi" w:cstheme="minorHAnsi"/>
+          <w:sz w:val="28"/>
+          <w:szCs w:val="28"/>
+          <w:lang w:val="en-US"/>
+        </w:rPr>
+        <w:t>Id</w:t>
+      </w:r>
+      <w:proofErr w:type="spellEnd"/>
+      <w:r>
+        <w:rPr>
+          <w:rFonts w:asciiTheme="minorHAnsi" w:hAnsiTheme="minorHAnsi" w:cstheme="minorHAnsi"/>
+          <w:sz w:val="28"/>
+          <w:szCs w:val="28"/>
+          <w:lang w:val="en-US"/>
+        </w:rPr>
+        <w:t>(</w:t>
+      </w:r>
+      <w:proofErr w:type="gramEnd"/>
+      <w:r>
+        <w:rPr>
+          <w:rFonts w:asciiTheme="minorHAnsi" w:hAnsiTheme="minorHAnsi" w:cstheme="minorHAnsi"/>
+          <w:sz w:val="28"/>
+          <w:szCs w:val="28"/>
+          <w:lang w:val="en-US"/>
+        </w:rPr>
+        <w:t xml:space="preserve">UUID </w:t>
+      </w:r>
+      <w:proofErr w:type="spellStart"/>
+      <w:r>
+        <w:rPr>
+          <w:rFonts w:asciiTheme="minorHAnsi" w:hAnsiTheme="minorHAnsi" w:cstheme="minorHAnsi"/>
+          <w:sz w:val="28"/>
+          <w:szCs w:val="28"/>
+          <w:lang w:val="en-US"/>
+        </w:rPr>
+        <w:t>postId</w:t>
+      </w:r>
+      <w:proofErr w:type="spellEnd"/>
+      <w:r>
+        <w:rPr>
+          <w:rFonts w:asciiTheme="minorHAnsi" w:hAnsiTheme="minorHAnsi" w:cstheme="minorHAnsi"/>
+          <w:sz w:val="28"/>
+          <w:szCs w:val="28"/>
+          <w:lang w:val="en-US"/>
+        </w:rPr>
+        <w:t>)</w:t>
+      </w:r>
+    </w:p>
+    <w:p>
+      <w:pPr>
+        <w:pStyle w:val="Testonormale"/>
+        <w:rPr>
+          <w:rFonts w:asciiTheme="minorHAnsi" w:hAnsiTheme="minorHAnsi" w:cstheme="minorHAnsi"/>
+          <w:sz w:val="28"/>
+          <w:szCs w:val="28"/>
+        </w:rPr>
+      </w:pPr>
+      <w:r>
+        <w:rPr>
+          <w:rFonts w:asciiTheme="minorHAnsi" w:hAnsiTheme="minorHAnsi" w:cstheme="minorHAnsi"/>
+          <w:sz w:val="28"/>
+          <w:szCs w:val="28"/>
+          <w:lang w:val="en-US"/>
+        </w:rPr>
+        <w:t xml:space="preserve">    </w:t>
+      </w:r>
+      <w:r>
+        <w:rPr>
+          <w:rFonts w:asciiTheme="minorHAnsi" w:hAnsiTheme="minorHAnsi" w:cstheme="minorHAnsi"/>
+          <w:sz w:val="28"/>
+          <w:szCs w:val="28"/>
+        </w:rPr>
+        <w:t xml:space="preserve">List&lt;Foto&gt; </w:t>
+      </w:r>
+      <w:proofErr w:type="spellStart"/>
+      <w:r>
+        <w:rPr>
+          <w:rFonts w:asciiTheme="minorHAnsi" w:hAnsiTheme="minorHAnsi" w:cstheme="minorHAnsi"/>
+          <w:sz w:val="28"/>
+          <w:szCs w:val="28"/>
+        </w:rPr>
+        <w:t>findByPost_</w:t>
+      </w:r>
+      <w:proofErr w:type="gramStart"/>
+      <w:r>
+        <w:rPr>
+          <w:rFonts w:asciiTheme="minorHAnsi" w:hAnsiTheme="minorHAnsi" w:cstheme="minorHAnsi"/>
+          <w:sz w:val="28"/>
+          <w:szCs w:val="28"/>
+        </w:rPr>
+        <w:t>IdIn</w:t>
+      </w:r>
+      <w:proofErr w:type="spellEnd"/>
+      <w:r>
+        <w:rPr>
+          <w:rFonts w:asciiTheme="minorHAnsi" w:hAnsiTheme="minorHAnsi" w:cstheme="minorHAnsi"/>
+          <w:sz w:val="28"/>
+          <w:szCs w:val="28"/>
+        </w:rPr>
+        <w:t>(</w:t>
+      </w:r>
+      <w:proofErr w:type="gramEnd"/>
+      <w:r>
+        <w:rPr>
+          <w:rFonts w:asciiTheme="minorHAnsi" w:hAnsiTheme="minorHAnsi" w:cstheme="minorHAnsi"/>
+          <w:sz w:val="28"/>
+          <w:szCs w:val="28"/>
+        </w:rPr>
+        <w:t xml:space="preserve">List&lt;UUID&gt; </w:t>
+      </w:r>
+      <w:proofErr w:type="spellStart"/>
+      <w:r>
+        <w:rPr>
+          <w:rFonts w:asciiTheme="minorHAnsi" w:hAnsiTheme="minorHAnsi" w:cstheme="minorHAnsi"/>
+          <w:sz w:val="28"/>
+          <w:szCs w:val="28"/>
+        </w:rPr>
+        <w:t>postIds</w:t>
+      </w:r>
+      <w:proofErr w:type="spellEnd"/>
+      <w:r>
+        <w:rPr>
+          <w:rFonts w:asciiTheme="minorHAnsi" w:hAnsiTheme="minorHAnsi" w:cstheme="minorHAnsi"/>
+          <w:sz w:val="28"/>
+          <w:szCs w:val="28"/>
+        </w:rPr>
+        <w:t xml:space="preserve">)      -&gt; una sola </w:t>
+      </w:r>
+      <w:proofErr w:type="spellStart"/>
+      <w:r>
+        <w:rPr>
+          <w:rFonts w:asciiTheme="minorHAnsi" w:hAnsiTheme="minorHAnsi" w:cstheme="minorHAnsi"/>
+          <w:sz w:val="28"/>
+          <w:szCs w:val="28"/>
+        </w:rPr>
+        <w:t>query</w:t>
+      </w:r>
+      <w:proofErr w:type="spellEnd"/>
+      <w:r>
+        <w:rPr>
+          <w:rFonts w:asciiTheme="minorHAnsi" w:hAnsiTheme="minorHAnsi" w:cstheme="minorHAnsi"/>
+          <w:sz w:val="28"/>
+          <w:szCs w:val="28"/>
+        </w:rPr>
+        <w:t xml:space="preserve"> per tutte le foto di una pagina di post</w:t>
+      </w:r>
+    </w:p>
+    <w:p>
+      <w:pPr>
+        <w:pStyle w:val="Testonormale"/>
+        <w:rPr>
+          <w:rFonts w:asciiTheme="minorHAnsi" w:hAnsiTheme="minorHAnsi" w:cstheme="minorHAnsi"/>
+          <w:sz w:val="28"/>
+          <w:szCs w:val="28"/>
+        </w:rPr>
+      </w:pPr>
+      <w:r>
+        <w:rPr>
+          <w:rFonts w:asciiTheme="minorHAnsi" w:hAnsiTheme="minorHAnsi" w:cstheme="minorHAnsi"/>
+          <w:sz w:val="28"/>
+          <w:szCs w:val="28"/>
+        </w:rPr>
+        <w:t xml:space="preserve">    List&lt;Foto&gt; </w:t>
+      </w:r>
+      <w:proofErr w:type="spellStart"/>
+      <w:proofErr w:type="gramStart"/>
+      <w:r>
+        <w:rPr>
+          <w:rFonts w:asciiTheme="minorHAnsi" w:hAnsiTheme="minorHAnsi" w:cstheme="minorHAnsi"/>
+          <w:sz w:val="28"/>
+          <w:szCs w:val="28"/>
+        </w:rPr>
+        <w:t>findByTestoOcrContainingIgnoreCase</w:t>
+      </w:r>
+      <w:proofErr w:type="spellEnd"/>
+      <w:r>
+        <w:rPr>
+          <w:rFonts w:asciiTheme="minorHAnsi" w:hAnsiTheme="minorHAnsi" w:cstheme="minorHAnsi"/>
+          <w:sz w:val="28"/>
+          <w:szCs w:val="28"/>
+        </w:rPr>
+        <w:t>(</w:t>
+      </w:r>
+      <w:proofErr w:type="spellStart"/>
+      <w:proofErr w:type="gramEnd"/>
+      <w:r>
+        <w:rPr>
+          <w:rFonts w:asciiTheme="minorHAnsi" w:hAnsiTheme="minorHAnsi" w:cstheme="minorHAnsi"/>
+          <w:sz w:val="28"/>
+          <w:szCs w:val="28"/>
+        </w:rPr>
+        <w:t>String</w:t>
+      </w:r>
+      <w:proofErr w:type="spellEnd"/>
+      <w:r>
+        <w:rPr>
+          <w:rFonts w:asciiTheme="minorHAnsi" w:hAnsiTheme="minorHAnsi" w:cstheme="minorHAnsi"/>
+          <w:sz w:val="28"/>
+          <w:szCs w:val="28"/>
+        </w:rPr>
+        <w:t xml:space="preserve"> testo)   -&gt; ricerca nel testo OCR</w:t>
+      </w:r>
+    </w:p>
+    <w:p>
+      <w:pPr>
+        <w:pStyle w:val="Testonormale"/>
+        <w:rPr>
+          <w:rFonts w:asciiTheme="minorHAnsi" w:hAnsiTheme="minorHAnsi" w:cstheme="minorHAnsi"/>
+          <w:sz w:val="28"/>
+          <w:szCs w:val="28"/>
+        </w:rPr>
+      </w:pPr>
+    </w:p>
+    <w:p>
+      <w:pPr>
+        <w:pStyle w:val="Testonormale"/>
+        <w:rPr>
+          <w:rFonts w:asciiTheme="minorHAnsi" w:hAnsiTheme="minorHAnsi" w:cstheme="minorHAnsi"/>
+          <w:sz w:val="28"/>
+          <w:szCs w:val="28"/>
+        </w:rPr>
+      </w:pPr>
+    </w:p>
+    <w:p>
+      <w:pPr>
+        <w:pStyle w:val="Testonormale"/>
+        <w:rPr>
+          <w:rFonts w:asciiTheme="minorHAnsi" w:hAnsiTheme="minorHAnsi" w:cstheme="minorHAnsi"/>
+          <w:sz w:val="28"/>
+          <w:szCs w:val="28"/>
+        </w:rPr>
+      </w:pPr>
+      <w:r>
+        <w:rPr>
+          <w:rFonts w:asciiTheme="minorHAnsi" w:hAnsiTheme="minorHAnsi" w:cstheme="minorHAnsi"/>
+          <w:sz w:val="28"/>
+          <w:szCs w:val="28"/>
+        </w:rPr>
+        <w:t>Service `</w:t>
+      </w:r>
+      <w:proofErr w:type="spellStart"/>
+      <w:r>
+        <w:rPr>
+          <w:rFonts w:asciiTheme="minorHAnsi" w:hAnsiTheme="minorHAnsi" w:cstheme="minorHAnsi"/>
+          <w:sz w:val="28"/>
+          <w:szCs w:val="28"/>
+        </w:rPr>
+        <w:t>PostService</w:t>
+      </w:r>
+      <w:proofErr w:type="spellEnd"/>
+      <w:r>
+        <w:rPr>
+          <w:rFonts w:asciiTheme="minorHAnsi" w:hAnsiTheme="minorHAnsi" w:cstheme="minorHAnsi"/>
+          <w:sz w:val="28"/>
+          <w:szCs w:val="28"/>
+        </w:rPr>
+        <w:t>`</w:t>
+      </w:r>
+    </w:p>
+    <w:p>
+      <w:pPr>
+        <w:pStyle w:val="Testonormale"/>
+        <w:rPr>
+          <w:rFonts w:asciiTheme="minorHAnsi" w:hAnsiTheme="minorHAnsi" w:cstheme="minorHAnsi"/>
+          <w:sz w:val="28"/>
+          <w:szCs w:val="28"/>
+        </w:rPr>
+      </w:pPr>
+    </w:p>
+    <w:p>
+      <w:pPr>
+        <w:pStyle w:val="Testonormale"/>
+        <w:rPr>
+          <w:rFonts w:asciiTheme="minorHAnsi" w:hAnsiTheme="minorHAnsi" w:cstheme="minorHAnsi"/>
+          <w:sz w:val="28"/>
+          <w:szCs w:val="28"/>
+        </w:rPr>
+      </w:pPr>
+    </w:p>
+    <w:p>
+      <w:pPr>
+        <w:pStyle w:val="Testonormale"/>
+        <w:rPr>
+          <w:rFonts w:asciiTheme="minorHAnsi" w:hAnsiTheme="minorHAnsi" w:cstheme="minorHAnsi"/>
+          <w:sz w:val="28"/>
+          <w:szCs w:val="28"/>
+        </w:rPr>
+      </w:pPr>
+      <w:proofErr w:type="gramStart"/>
+      <w:r>
+        <w:rPr>
+          <w:rFonts w:asciiTheme="minorHAnsi" w:hAnsiTheme="minorHAnsi" w:cstheme="minorHAnsi"/>
+          <w:sz w:val="28"/>
+          <w:szCs w:val="28"/>
+        </w:rPr>
+        <w:t>create(</w:t>
+      </w:r>
+      <w:proofErr w:type="spellStart"/>
+      <w:proofErr w:type="gramEnd"/>
+      <w:r>
+        <w:rPr>
+          <w:rFonts w:asciiTheme="minorHAnsi" w:hAnsiTheme="minorHAnsi" w:cstheme="minorHAnsi"/>
+          <w:sz w:val="28"/>
+          <w:szCs w:val="28"/>
+        </w:rPr>
+        <w:t>PostPayload</w:t>
+      </w:r>
+      <w:proofErr w:type="spellEnd"/>
+      <w:r>
+        <w:rPr>
+          <w:rFonts w:asciiTheme="minorHAnsi" w:hAnsiTheme="minorHAnsi" w:cstheme="minorHAnsi"/>
+          <w:sz w:val="28"/>
+          <w:szCs w:val="28"/>
+        </w:rPr>
+        <w:t xml:space="preserve"> </w:t>
+      </w:r>
+      <w:proofErr w:type="spellStart"/>
+      <w:r>
+        <w:rPr>
+          <w:rFonts w:asciiTheme="minorHAnsi" w:hAnsiTheme="minorHAnsi" w:cstheme="minorHAnsi"/>
+          <w:sz w:val="28"/>
+          <w:szCs w:val="28"/>
+        </w:rPr>
+        <w:t>payload</w:t>
+      </w:r>
+      <w:proofErr w:type="spellEnd"/>
+      <w:r>
+        <w:rPr>
+          <w:rFonts w:asciiTheme="minorHAnsi" w:hAnsiTheme="minorHAnsi" w:cstheme="minorHAnsi"/>
+          <w:sz w:val="28"/>
+          <w:szCs w:val="28"/>
+        </w:rPr>
+        <w:t>, Utente autore)</w:t>
+      </w:r>
+    </w:p>
+    <w:p>
+      <w:pPr>
+        <w:pStyle w:val="Testonormale"/>
+        <w:rPr>
+          <w:rFonts w:asciiTheme="minorHAnsi" w:hAnsiTheme="minorHAnsi" w:cstheme="minorHAnsi"/>
+          <w:sz w:val="28"/>
+          <w:szCs w:val="28"/>
+        </w:rPr>
+      </w:pPr>
+      <w:r>
+        <w:rPr>
+          <w:rFonts w:asciiTheme="minorHAnsi" w:hAnsiTheme="minorHAnsi" w:cstheme="minorHAnsi"/>
+          <w:sz w:val="28"/>
+          <w:szCs w:val="28"/>
+        </w:rPr>
+        <w:t xml:space="preserve">    Posizione </w:t>
+      </w:r>
+      <w:proofErr w:type="spellStart"/>
+      <w:r>
+        <w:rPr>
+          <w:rFonts w:asciiTheme="minorHAnsi" w:hAnsiTheme="minorHAnsi" w:cstheme="minorHAnsi"/>
+          <w:sz w:val="28"/>
+          <w:szCs w:val="28"/>
+        </w:rPr>
+        <w:t>posizione</w:t>
+      </w:r>
+      <w:proofErr w:type="spellEnd"/>
+      <w:r>
+        <w:rPr>
+          <w:rFonts w:asciiTheme="minorHAnsi" w:hAnsiTheme="minorHAnsi" w:cstheme="minorHAnsi"/>
+          <w:sz w:val="28"/>
+          <w:szCs w:val="28"/>
+        </w:rPr>
+        <w:t xml:space="preserve"> = </w:t>
+      </w:r>
+      <w:proofErr w:type="spellStart"/>
+      <w:r>
+        <w:rPr>
+          <w:rFonts w:asciiTheme="minorHAnsi" w:hAnsiTheme="minorHAnsi" w:cstheme="minorHAnsi"/>
+          <w:sz w:val="28"/>
+          <w:szCs w:val="28"/>
+        </w:rPr>
+        <w:t>null</w:t>
+      </w:r>
+      <w:proofErr w:type="spellEnd"/>
+    </w:p>
+    <w:p>
+      <w:pPr>
+        <w:pStyle w:val="Testonormale"/>
+        <w:rPr>
+          <w:rFonts w:asciiTheme="minorHAnsi" w:hAnsiTheme="minorHAnsi" w:cstheme="minorHAnsi"/>
+          <w:sz w:val="28"/>
+          <w:szCs w:val="28"/>
+        </w:rPr>
+      </w:pPr>
+      <w:r>
+        <w:rPr>
+          <w:rFonts w:asciiTheme="minorHAnsi" w:hAnsiTheme="minorHAnsi" w:cstheme="minorHAnsi"/>
+          <w:sz w:val="28"/>
+          <w:szCs w:val="28"/>
+        </w:rPr>
+        <w:t xml:space="preserve">    se </w:t>
+      </w:r>
+      <w:proofErr w:type="spellStart"/>
+      <w:proofErr w:type="gramStart"/>
+      <w:r>
+        <w:rPr>
+          <w:rFonts w:asciiTheme="minorHAnsi" w:hAnsiTheme="minorHAnsi" w:cstheme="minorHAnsi"/>
+          <w:sz w:val="28"/>
+          <w:szCs w:val="28"/>
+        </w:rPr>
+        <w:t>payload.nomeLuogo</w:t>
+      </w:r>
+      <w:proofErr w:type="spellEnd"/>
+      <w:proofErr w:type="gramEnd"/>
+      <w:r>
+        <w:rPr>
+          <w:rFonts w:asciiTheme="minorHAnsi" w:hAnsiTheme="minorHAnsi" w:cstheme="minorHAnsi"/>
+          <w:sz w:val="28"/>
+          <w:szCs w:val="28"/>
+        </w:rPr>
+        <w:t xml:space="preserve"> non √® vuoto -&gt; posizione = </w:t>
+      </w:r>
+      <w:proofErr w:type="spellStart"/>
+      <w:r>
+        <w:rPr>
+          <w:rFonts w:asciiTheme="minorHAnsi" w:hAnsiTheme="minorHAnsi" w:cstheme="minorHAnsi"/>
+          <w:sz w:val="28"/>
+          <w:szCs w:val="28"/>
+        </w:rPr>
+        <w:t>geocodingService.geocodifica</w:t>
+      </w:r>
+      <w:proofErr w:type="spellEnd"/>
+      <w:r>
+        <w:rPr>
+          <w:rFonts w:asciiTheme="minorHAnsi" w:hAnsiTheme="minorHAnsi" w:cstheme="minorHAnsi"/>
+          <w:sz w:val="28"/>
+          <w:szCs w:val="28"/>
+        </w:rPr>
+        <w:t>(</w:t>
+      </w:r>
+      <w:proofErr w:type="spellStart"/>
+      <w:r>
+        <w:rPr>
+          <w:rFonts w:asciiTheme="minorHAnsi" w:hAnsiTheme="minorHAnsi" w:cstheme="minorHAnsi"/>
+          <w:sz w:val="28"/>
+          <w:szCs w:val="28"/>
+        </w:rPr>
+        <w:t>payload.nomeLuogo</w:t>
+      </w:r>
+      <w:proofErr w:type="spellEnd"/>
+      <w:r>
+        <w:rPr>
+          <w:rFonts w:asciiTheme="minorHAnsi" w:hAnsiTheme="minorHAnsi" w:cstheme="minorHAnsi"/>
+          <w:sz w:val="28"/>
+          <w:szCs w:val="28"/>
+        </w:rPr>
+        <w:t>)</w:t>
+      </w:r>
+    </w:p>
+    <w:p>
+      <w:pPr>
+        <w:pStyle w:val="Testonormale"/>
+        <w:rPr>
+          <w:rFonts w:asciiTheme="minorHAnsi" w:hAnsiTheme="minorHAnsi" w:cstheme="minorHAnsi"/>
+          <w:sz w:val="28"/>
+          <w:szCs w:val="28"/>
+          <w:lang w:val="en-US"/>
+        </w:rPr>
+      </w:pPr>
+      <w:r>
+        <w:rPr>
+          <w:rFonts w:asciiTheme="minorHAnsi" w:hAnsiTheme="minorHAnsi" w:cstheme="minorHAnsi"/>
+          <w:sz w:val="28"/>
+          <w:szCs w:val="28"/>
+        </w:rPr>
+        <w:t xml:space="preserve">    </w:t>
+      </w:r>
+      <w:r>
+        <w:rPr>
+          <w:rFonts w:asciiTheme="minorHAnsi" w:hAnsiTheme="minorHAnsi" w:cstheme="minorHAnsi"/>
+          <w:sz w:val="28"/>
+          <w:szCs w:val="28"/>
+          <w:lang w:val="en-US"/>
+        </w:rPr>
+        <w:t xml:space="preserve">return </w:t>
+      </w:r>
+      <w:proofErr w:type="spellStart"/>
+      <w:r>
+        <w:rPr>
+          <w:rFonts w:asciiTheme="minorHAnsi" w:hAnsiTheme="minorHAnsi" w:cstheme="minorHAnsi"/>
+          <w:sz w:val="28"/>
+          <w:szCs w:val="28"/>
+          <w:lang w:val="en-US"/>
+        </w:rPr>
+        <w:t>postRepository.save</w:t>
+      </w:r>
+      <w:proofErr w:type="spellEnd"/>
+      <w:r>
+        <w:rPr>
+          <w:rFonts w:asciiTheme="minorHAnsi" w:hAnsiTheme="minorHAnsi" w:cstheme="minorHAnsi"/>
+          <w:sz w:val="28"/>
+          <w:szCs w:val="28"/>
+          <w:lang w:val="en-US"/>
+        </w:rPr>
+        <w:t xml:space="preserve">(new </w:t>
+      </w:r>
+      <w:proofErr w:type="gramStart"/>
+      <w:r>
+        <w:rPr>
+          <w:rFonts w:asciiTheme="minorHAnsi" w:hAnsiTheme="minorHAnsi" w:cstheme="minorHAnsi"/>
+          <w:sz w:val="28"/>
+          <w:szCs w:val="28"/>
+          <w:lang w:val="en-US"/>
+        </w:rPr>
+        <w:t>Post(</w:t>
+      </w:r>
+      <w:proofErr w:type="spellStart"/>
+      <w:proofErr w:type="gramEnd"/>
+      <w:r>
+        <w:rPr>
+          <w:rFonts w:asciiTheme="minorHAnsi" w:hAnsiTheme="minorHAnsi" w:cstheme="minorHAnsi"/>
+          <w:sz w:val="28"/>
+          <w:szCs w:val="28"/>
+          <w:lang w:val="en-US"/>
+        </w:rPr>
+        <w:t>payload.testo</w:t>
+      </w:r>
+      <w:proofErr w:type="spellEnd"/>
+      <w:r>
+        <w:rPr>
+          <w:rFonts w:asciiTheme="minorHAnsi" w:hAnsiTheme="minorHAnsi" w:cstheme="minorHAnsi"/>
+          <w:sz w:val="28"/>
+          <w:szCs w:val="28"/>
+          <w:lang w:val="en-US"/>
+        </w:rPr>
+        <w:t xml:space="preserve">, </w:t>
+      </w:r>
+      <w:proofErr w:type="spellStart"/>
+      <w:r>
+        <w:rPr>
+          <w:rFonts w:asciiTheme="minorHAnsi" w:hAnsiTheme="minorHAnsi" w:cstheme="minorHAnsi"/>
+          <w:sz w:val="28"/>
+          <w:szCs w:val="28"/>
+          <w:lang w:val="en-US"/>
+        </w:rPr>
+        <w:t>autore</w:t>
+      </w:r>
+      <w:proofErr w:type="spellEnd"/>
+      <w:r>
+        <w:rPr>
+          <w:rFonts w:asciiTheme="minorHAnsi" w:hAnsiTheme="minorHAnsi" w:cstheme="minorHAnsi"/>
+          <w:sz w:val="28"/>
+          <w:szCs w:val="28"/>
+          <w:lang w:val="en-US"/>
+        </w:rPr>
+        <w:t xml:space="preserve">, </w:t>
+      </w:r>
+      <w:proofErr w:type="spellStart"/>
+      <w:r>
+        <w:rPr>
+          <w:rFonts w:asciiTheme="minorHAnsi" w:hAnsiTheme="minorHAnsi" w:cstheme="minorHAnsi"/>
+          <w:sz w:val="28"/>
+          <w:szCs w:val="28"/>
+          <w:lang w:val="en-US"/>
+        </w:rPr>
+        <w:t>posizione</w:t>
+      </w:r>
+      <w:proofErr w:type="spellEnd"/>
+      <w:r>
+        <w:rPr>
+          <w:rFonts w:asciiTheme="minorHAnsi" w:hAnsiTheme="minorHAnsi" w:cstheme="minorHAnsi"/>
+          <w:sz w:val="28"/>
+          <w:szCs w:val="28"/>
+          <w:lang w:val="en-US"/>
+        </w:rPr>
+        <w:t>))</w:t>
+      </w:r>
+    </w:p>
+    <w:p>
+      <w:pPr>
+        <w:pStyle w:val="Testonormale"/>
+        <w:rPr>
+          <w:rFonts w:asciiTheme="minorHAnsi" w:hAnsiTheme="minorHAnsi" w:cstheme="minorHAnsi"/>
+          <w:sz w:val="28"/>
+          <w:szCs w:val="28"/>
+          <w:lang w:val="en-US"/>
+        </w:rPr>
+      </w:pPr>
+    </w:p>
+    <w:p>
+      <w:pPr>
+        <w:pStyle w:val="Testonormale"/>
+        <w:rPr>
+          <w:rFonts w:asciiTheme="minorHAnsi" w:hAnsiTheme="minorHAnsi" w:cstheme="minorHAnsi"/>
+          <w:sz w:val="28"/>
+          <w:szCs w:val="28"/>
+          <w:lang w:val="en-US"/>
+        </w:rPr>
+      </w:pPr>
+      <w:proofErr w:type="gramStart"/>
+      <w:r>
+        <w:rPr>
+          <w:rFonts w:asciiTheme="minorHAnsi" w:hAnsiTheme="minorHAnsi" w:cstheme="minorHAnsi"/>
+          <w:sz w:val="28"/>
+          <w:szCs w:val="28"/>
+          <w:lang w:val="en-US"/>
+        </w:rPr>
+        <w:t>feed(</w:t>
+      </w:r>
+      <w:proofErr w:type="gramEnd"/>
+      <w:r>
+        <w:rPr>
+          <w:rFonts w:asciiTheme="minorHAnsi" w:hAnsiTheme="minorHAnsi" w:cstheme="minorHAnsi"/>
+          <w:sz w:val="28"/>
+          <w:szCs w:val="28"/>
+          <w:lang w:val="en-US"/>
+        </w:rPr>
+        <w:t>int page, int size)                    @Transactional(readOnly = true)</w:t>
+      </w:r>
+    </w:p>
+    <w:p>
+      <w:pPr>
+        <w:pStyle w:val="Testonormale"/>
+        <w:rPr>
+          <w:rFonts w:asciiTheme="minorHAnsi" w:hAnsiTheme="minorHAnsi" w:cstheme="minorHAnsi"/>
+          <w:sz w:val="28"/>
+          <w:szCs w:val="28"/>
+          <w:lang w:val="en-US"/>
+        </w:rPr>
+      </w:pPr>
+      <w:r>
+        <w:rPr>
+          <w:rFonts w:asciiTheme="minorHAnsi" w:hAnsiTheme="minorHAnsi" w:cstheme="minorHAnsi"/>
+          <w:sz w:val="28"/>
+          <w:szCs w:val="28"/>
+          <w:lang w:val="en-US"/>
+        </w:rPr>
+        <w:lastRenderedPageBreak/>
+        <w:t xml:space="preserve">    Page&lt;Post&gt; </w:t>
+      </w:r>
+      <w:proofErr w:type="spellStart"/>
+      <w:r>
+        <w:rPr>
+          <w:rFonts w:asciiTheme="minorHAnsi" w:hAnsiTheme="minorHAnsi" w:cstheme="minorHAnsi"/>
+          <w:sz w:val="28"/>
+          <w:szCs w:val="28"/>
+          <w:lang w:val="en-US"/>
+        </w:rPr>
+        <w:t>pagina</w:t>
+      </w:r>
+      <w:proofErr w:type="spellEnd"/>
+      <w:r>
+        <w:rPr>
+          <w:rFonts w:asciiTheme="minorHAnsi" w:hAnsiTheme="minorHAnsi" w:cstheme="minorHAnsi"/>
+          <w:sz w:val="28"/>
+          <w:szCs w:val="28"/>
+          <w:lang w:val="en-US"/>
+        </w:rPr>
+        <w:t xml:space="preserve"> = </w:t>
+      </w:r>
+      <w:proofErr w:type="spellStart"/>
+      <w:r>
+        <w:rPr>
+          <w:rFonts w:asciiTheme="minorHAnsi" w:hAnsiTheme="minorHAnsi" w:cstheme="minorHAnsi"/>
+          <w:sz w:val="28"/>
+          <w:szCs w:val="28"/>
+          <w:lang w:val="en-US"/>
+        </w:rPr>
+        <w:t>postRepository.feed</w:t>
+      </w:r>
+      <w:proofErr w:type="spellEnd"/>
+      <w:r>
+        <w:rPr>
+          <w:rFonts w:asciiTheme="minorHAnsi" w:hAnsiTheme="minorHAnsi" w:cstheme="minorHAnsi"/>
+          <w:sz w:val="28"/>
+          <w:szCs w:val="28"/>
+          <w:lang w:val="en-US"/>
+        </w:rPr>
+        <w:t>(</w:t>
+      </w:r>
+      <w:proofErr w:type="spellStart"/>
+      <w:r>
+        <w:rPr>
+          <w:rFonts w:asciiTheme="minorHAnsi" w:hAnsiTheme="minorHAnsi" w:cstheme="minorHAnsi"/>
+          <w:sz w:val="28"/>
+          <w:szCs w:val="28"/>
+          <w:lang w:val="en-US"/>
+        </w:rPr>
+        <w:t>PageRequest.of</w:t>
+      </w:r>
+      <w:proofErr w:type="spellEnd"/>
+      <w:r>
+        <w:rPr>
+          <w:rFonts w:asciiTheme="minorHAnsi" w:hAnsiTheme="minorHAnsi" w:cstheme="minorHAnsi"/>
+          <w:sz w:val="28"/>
+          <w:szCs w:val="28"/>
+          <w:lang w:val="en-US"/>
+        </w:rPr>
+        <w:t>(page, size))</w:t>
+      </w:r>
+    </w:p>
+    <w:p>
+      <w:pPr>
+        <w:pStyle w:val="Testonormale"/>
+        <w:rPr>
+          <w:rFonts w:asciiTheme="minorHAnsi" w:hAnsiTheme="minorHAnsi" w:cstheme="minorHAnsi"/>
+          <w:sz w:val="28"/>
+          <w:szCs w:val="28"/>
+        </w:rPr>
+      </w:pPr>
+      <w:r>
+        <w:rPr>
+          <w:rFonts w:asciiTheme="minorHAnsi" w:hAnsiTheme="minorHAnsi" w:cstheme="minorHAnsi"/>
+          <w:sz w:val="28"/>
+          <w:szCs w:val="28"/>
+          <w:lang w:val="en-US"/>
+        </w:rPr>
+        <w:t xml:space="preserve">    </w:t>
+      </w:r>
+      <w:r>
+        <w:rPr>
+          <w:rFonts w:asciiTheme="minorHAnsi" w:hAnsiTheme="minorHAnsi" w:cstheme="minorHAnsi"/>
+          <w:sz w:val="28"/>
+          <w:szCs w:val="28"/>
+        </w:rPr>
+        <w:t xml:space="preserve">carico tutte le foto della pagina con </w:t>
+      </w:r>
+      <w:proofErr w:type="spellStart"/>
+      <w:r>
+        <w:rPr>
+          <w:rFonts w:asciiTheme="minorHAnsi" w:hAnsiTheme="minorHAnsi" w:cstheme="minorHAnsi"/>
+          <w:sz w:val="28"/>
+          <w:szCs w:val="28"/>
+        </w:rPr>
+        <w:t>findByPost_IdIn</w:t>
+      </w:r>
+      <w:proofErr w:type="spellEnd"/>
+      <w:r>
+        <w:rPr>
+          <w:rFonts w:asciiTheme="minorHAnsi" w:hAnsiTheme="minorHAnsi" w:cstheme="minorHAnsi"/>
+          <w:sz w:val="28"/>
+          <w:szCs w:val="28"/>
+        </w:rPr>
+        <w:t>(</w:t>
+      </w:r>
+      <w:proofErr w:type="spellStart"/>
+      <w:r>
+        <w:rPr>
+          <w:rFonts w:asciiTheme="minorHAnsi" w:hAnsiTheme="minorHAnsi" w:cstheme="minorHAnsi"/>
+          <w:sz w:val="28"/>
+          <w:szCs w:val="28"/>
+        </w:rPr>
+        <w:t>ids</w:t>
+      </w:r>
+      <w:proofErr w:type="spellEnd"/>
+      <w:r>
+        <w:rPr>
+          <w:rFonts w:asciiTheme="minorHAnsi" w:hAnsiTheme="minorHAnsi" w:cstheme="minorHAnsi"/>
+          <w:sz w:val="28"/>
+          <w:szCs w:val="28"/>
+        </w:rPr>
+        <w:t xml:space="preserve">) e le raggruppo per </w:t>
+      </w:r>
+      <w:proofErr w:type="spellStart"/>
+      <w:r>
+        <w:rPr>
+          <w:rFonts w:asciiTheme="minorHAnsi" w:hAnsiTheme="minorHAnsi" w:cstheme="minorHAnsi"/>
+          <w:sz w:val="28"/>
+          <w:szCs w:val="28"/>
+        </w:rPr>
+        <w:t>postId</w:t>
+      </w:r>
+      <w:proofErr w:type="spellEnd"/>
+      <w:r>
+        <w:rPr>
+          <w:rFonts w:asciiTheme="minorHAnsi" w:hAnsiTheme="minorHAnsi" w:cstheme="minorHAnsi"/>
+          <w:sz w:val="28"/>
+          <w:szCs w:val="28"/>
+        </w:rPr>
+        <w:t xml:space="preserve"> (</w:t>
+      </w:r>
+      <w:proofErr w:type="spellStart"/>
+      <w:r>
+        <w:rPr>
+          <w:rFonts w:asciiTheme="minorHAnsi" w:hAnsiTheme="minorHAnsi" w:cstheme="minorHAnsi"/>
+          <w:sz w:val="28"/>
+          <w:szCs w:val="28"/>
+        </w:rPr>
+        <w:t>Map</w:t>
+      </w:r>
+      <w:proofErr w:type="spellEnd"/>
+      <w:r>
+        <w:rPr>
+          <w:rFonts w:asciiTheme="minorHAnsi" w:hAnsiTheme="minorHAnsi" w:cstheme="minorHAnsi"/>
+          <w:sz w:val="28"/>
+          <w:szCs w:val="28"/>
+        </w:rPr>
+        <w:t>&lt;UUID, List&lt;Foto&gt;&gt;)</w:t>
+      </w:r>
+    </w:p>
+    <w:p>
+      <w:pPr>
+        <w:pStyle w:val="Testonormale"/>
+        <w:rPr>
+          <w:rFonts w:asciiTheme="minorHAnsi" w:hAnsiTheme="minorHAnsi" w:cstheme="minorHAnsi"/>
+          <w:sz w:val="28"/>
+          <w:szCs w:val="28"/>
+          <w:lang w:val="en-US"/>
+        </w:rPr>
+      </w:pPr>
+      <w:r>
+        <w:rPr>
+          <w:rFonts w:asciiTheme="minorHAnsi" w:hAnsiTheme="minorHAnsi" w:cstheme="minorHAnsi"/>
+          <w:sz w:val="28"/>
+          <w:szCs w:val="28"/>
+        </w:rPr>
+        <w:t xml:space="preserve">    </w:t>
+      </w:r>
+      <w:r>
+        <w:rPr>
+          <w:rFonts w:asciiTheme="minorHAnsi" w:hAnsiTheme="minorHAnsi" w:cstheme="minorHAnsi"/>
+          <w:sz w:val="28"/>
+          <w:szCs w:val="28"/>
+          <w:lang w:val="en-US"/>
+        </w:rPr>
+        <w:t xml:space="preserve">return </w:t>
+      </w:r>
+      <w:proofErr w:type="spellStart"/>
+      <w:proofErr w:type="gramStart"/>
+      <w:r>
+        <w:rPr>
+          <w:rFonts w:asciiTheme="minorHAnsi" w:hAnsiTheme="minorHAnsi" w:cstheme="minorHAnsi"/>
+          <w:sz w:val="28"/>
+          <w:szCs w:val="28"/>
+          <w:lang w:val="en-US"/>
+        </w:rPr>
+        <w:t>pagina.map</w:t>
+      </w:r>
+      <w:proofErr w:type="spellEnd"/>
+      <w:r>
+        <w:rPr>
+          <w:rFonts w:asciiTheme="minorHAnsi" w:hAnsiTheme="minorHAnsi" w:cstheme="minorHAnsi"/>
+          <w:sz w:val="28"/>
+          <w:szCs w:val="28"/>
+          <w:lang w:val="en-US"/>
+        </w:rPr>
+        <w:t>(</w:t>
+      </w:r>
+      <w:proofErr w:type="gramEnd"/>
+      <w:r>
+        <w:rPr>
+          <w:rFonts w:asciiTheme="minorHAnsi" w:hAnsiTheme="minorHAnsi" w:cstheme="minorHAnsi"/>
+          <w:sz w:val="28"/>
+          <w:szCs w:val="28"/>
+          <w:lang w:val="en-US"/>
+        </w:rPr>
+        <w:t xml:space="preserve">post -&gt; </w:t>
+      </w:r>
+      <w:proofErr w:type="spellStart"/>
+      <w:r>
+        <w:rPr>
+          <w:rFonts w:asciiTheme="minorHAnsi" w:hAnsiTheme="minorHAnsi" w:cstheme="minorHAnsi"/>
+          <w:sz w:val="28"/>
+          <w:szCs w:val="28"/>
+          <w:lang w:val="en-US"/>
+        </w:rPr>
+        <w:t>PostResponse.from</w:t>
+      </w:r>
+      <w:proofErr w:type="spellEnd"/>
+      <w:r>
+        <w:rPr>
+          <w:rFonts w:asciiTheme="minorHAnsi" w:hAnsiTheme="minorHAnsi" w:cstheme="minorHAnsi"/>
+          <w:sz w:val="28"/>
+          <w:szCs w:val="28"/>
+          <w:lang w:val="en-US"/>
+        </w:rPr>
+        <w:t xml:space="preserve">(post, </w:t>
+      </w:r>
+      <w:proofErr w:type="spellStart"/>
+      <w:r>
+        <w:rPr>
+          <w:rFonts w:asciiTheme="minorHAnsi" w:hAnsiTheme="minorHAnsi" w:cstheme="minorHAnsi"/>
+          <w:sz w:val="28"/>
+          <w:szCs w:val="28"/>
+          <w:lang w:val="en-US"/>
+        </w:rPr>
+        <w:t>fotoDelPost</w:t>
+      </w:r>
+      <w:proofErr w:type="spellEnd"/>
+      <w:r>
+        <w:rPr>
+          <w:rFonts w:asciiTheme="minorHAnsi" w:hAnsiTheme="minorHAnsi" w:cstheme="minorHAnsi"/>
+          <w:sz w:val="28"/>
+          <w:szCs w:val="28"/>
+          <w:lang w:val="en-US"/>
+        </w:rPr>
+        <w:t>))</w:t>
+      </w:r>
+    </w:p>
+    <w:p>
+      <w:pPr>
+        <w:pStyle w:val="Testonormale"/>
+        <w:rPr>
+          <w:rFonts w:asciiTheme="minorHAnsi" w:hAnsiTheme="minorHAnsi" w:cstheme="minorHAnsi"/>
+          <w:sz w:val="28"/>
+          <w:szCs w:val="28"/>
+          <w:lang w:val="en-US"/>
+        </w:rPr>
+      </w:pPr>
+    </w:p>
+    <w:p>
+      <w:pPr>
+        <w:pStyle w:val="Testonormale"/>
+        <w:rPr>
+          <w:rFonts w:asciiTheme="minorHAnsi" w:hAnsiTheme="minorHAnsi" w:cstheme="minorHAnsi"/>
+          <w:sz w:val="28"/>
+          <w:szCs w:val="28"/>
+          <w:lang w:val="en-US"/>
+        </w:rPr>
+      </w:pPr>
+      <w:proofErr w:type="spellStart"/>
+      <w:proofErr w:type="gramStart"/>
+      <w:r>
+        <w:rPr>
+          <w:rFonts w:asciiTheme="minorHAnsi" w:hAnsiTheme="minorHAnsi" w:cstheme="minorHAnsi"/>
+          <w:sz w:val="28"/>
+          <w:szCs w:val="28"/>
+          <w:lang w:val="en-US"/>
+        </w:rPr>
+        <w:t>findById</w:t>
+      </w:r>
+      <w:proofErr w:type="spellEnd"/>
+      <w:r>
+        <w:rPr>
+          <w:rFonts w:asciiTheme="minorHAnsi" w:hAnsiTheme="minorHAnsi" w:cstheme="minorHAnsi"/>
+          <w:sz w:val="28"/>
+          <w:szCs w:val="28"/>
+          <w:lang w:val="en-US"/>
+        </w:rPr>
+        <w:t>(</w:t>
+      </w:r>
+      <w:proofErr w:type="gramEnd"/>
+      <w:r>
+        <w:rPr>
+          <w:rFonts w:asciiTheme="minorHAnsi" w:hAnsiTheme="minorHAnsi" w:cstheme="minorHAnsi"/>
+          <w:sz w:val="28"/>
+          <w:szCs w:val="28"/>
+          <w:lang w:val="en-US"/>
+        </w:rPr>
+        <w:t xml:space="preserve">UUID id)          -&gt; </w:t>
+      </w:r>
+      <w:proofErr w:type="spellStart"/>
+      <w:r>
+        <w:rPr>
+          <w:rFonts w:asciiTheme="minorHAnsi" w:hAnsiTheme="minorHAnsi" w:cstheme="minorHAnsi"/>
+          <w:sz w:val="28"/>
+          <w:szCs w:val="28"/>
+          <w:lang w:val="en-US"/>
+        </w:rPr>
+        <w:t>orElseThrow</w:t>
+      </w:r>
+      <w:proofErr w:type="spellEnd"/>
+      <w:r>
+        <w:rPr>
+          <w:rFonts w:asciiTheme="minorHAnsi" w:hAnsiTheme="minorHAnsi" w:cstheme="minorHAnsi"/>
+          <w:sz w:val="28"/>
+          <w:szCs w:val="28"/>
+          <w:lang w:val="en-US"/>
+        </w:rPr>
+        <w:t xml:space="preserve"> </w:t>
+      </w:r>
+      <w:proofErr w:type="spellStart"/>
+      <w:r>
+        <w:rPr>
+          <w:rFonts w:asciiTheme="minorHAnsi" w:hAnsiTheme="minorHAnsi" w:cstheme="minorHAnsi"/>
+          <w:sz w:val="28"/>
+          <w:szCs w:val="28"/>
+          <w:lang w:val="en-US"/>
+        </w:rPr>
+        <w:t>NotFoundException</w:t>
+      </w:r>
+      <w:proofErr w:type="spellEnd"/>
+      <w:r>
+        <w:rPr>
+          <w:rFonts w:asciiTheme="minorHAnsi" w:hAnsiTheme="minorHAnsi" w:cstheme="minorHAnsi"/>
+          <w:sz w:val="28"/>
+          <w:szCs w:val="28"/>
+          <w:lang w:val="en-US"/>
+        </w:rPr>
+        <w:t xml:space="preserve">("Post con id ... non </w:t>
+      </w:r>
+      <w:proofErr w:type="spellStart"/>
+      <w:r>
+        <w:rPr>
+          <w:rFonts w:asciiTheme="minorHAnsi" w:hAnsiTheme="minorHAnsi" w:cstheme="minorHAnsi"/>
+          <w:sz w:val="28"/>
+          <w:szCs w:val="28"/>
+          <w:lang w:val="en-US"/>
+        </w:rPr>
+        <w:t>trovato</w:t>
+      </w:r>
+      <w:proofErr w:type="spellEnd"/>
+      <w:r>
+        <w:rPr>
+          <w:rFonts w:asciiTheme="minorHAnsi" w:hAnsiTheme="minorHAnsi" w:cstheme="minorHAnsi"/>
+          <w:sz w:val="28"/>
+          <w:szCs w:val="28"/>
+          <w:lang w:val="en-US"/>
+        </w:rPr>
+        <w:t>")</w:t>
+      </w:r>
+    </w:p>
+    <w:p>
+      <w:pPr>
+        <w:pStyle w:val="Testonormale"/>
+        <w:rPr>
+          <w:rFonts w:asciiTheme="minorHAnsi" w:hAnsiTheme="minorHAnsi" w:cstheme="minorHAnsi"/>
+          <w:sz w:val="28"/>
+          <w:szCs w:val="28"/>
+          <w:lang w:val="en-US"/>
+        </w:rPr>
+      </w:pPr>
+      <w:proofErr w:type="spellStart"/>
+      <w:proofErr w:type="gramStart"/>
+      <w:r>
+        <w:rPr>
+          <w:rFonts w:asciiTheme="minorHAnsi" w:hAnsiTheme="minorHAnsi" w:cstheme="minorHAnsi"/>
+          <w:sz w:val="28"/>
+          <w:szCs w:val="28"/>
+          <w:lang w:val="en-US"/>
+        </w:rPr>
+        <w:t>findByAutore</w:t>
+      </w:r>
+      <w:proofErr w:type="spellEnd"/>
+      <w:r>
+        <w:rPr>
+          <w:rFonts w:asciiTheme="minorHAnsi" w:hAnsiTheme="minorHAnsi" w:cstheme="minorHAnsi"/>
+          <w:sz w:val="28"/>
+          <w:szCs w:val="28"/>
+          <w:lang w:val="en-US"/>
+        </w:rPr>
+        <w:t>(</w:t>
+      </w:r>
+      <w:proofErr w:type="gramEnd"/>
+      <w:r>
+        <w:rPr>
+          <w:rFonts w:asciiTheme="minorHAnsi" w:hAnsiTheme="minorHAnsi" w:cstheme="minorHAnsi"/>
+          <w:sz w:val="28"/>
+          <w:szCs w:val="28"/>
+          <w:lang w:val="en-US"/>
+        </w:rPr>
+        <w:t xml:space="preserve">UUID </w:t>
+      </w:r>
+      <w:proofErr w:type="spellStart"/>
+      <w:r>
+        <w:rPr>
+          <w:rFonts w:asciiTheme="minorHAnsi" w:hAnsiTheme="minorHAnsi" w:cstheme="minorHAnsi"/>
+          <w:sz w:val="28"/>
+          <w:szCs w:val="28"/>
+          <w:lang w:val="en-US"/>
+        </w:rPr>
+        <w:t>utenteId</w:t>
+      </w:r>
+      <w:proofErr w:type="spellEnd"/>
+      <w:r>
+        <w:rPr>
+          <w:rFonts w:asciiTheme="minorHAnsi" w:hAnsiTheme="minorHAnsi" w:cstheme="minorHAnsi"/>
+          <w:sz w:val="28"/>
+          <w:szCs w:val="28"/>
+          <w:lang w:val="en-US"/>
+        </w:rPr>
+        <w:t>, page, size)</w:t>
+      </w:r>
+    </w:p>
+    <w:p>
+      <w:pPr>
+        <w:pStyle w:val="Testonormale"/>
+        <w:rPr>
+          <w:rFonts w:asciiTheme="minorHAnsi" w:hAnsiTheme="minorHAnsi" w:cstheme="minorHAnsi"/>
+          <w:sz w:val="28"/>
+          <w:szCs w:val="28"/>
+        </w:rPr>
+      </w:pPr>
+      <w:proofErr w:type="gramStart"/>
+      <w:r>
+        <w:rPr>
+          <w:rFonts w:asciiTheme="minorHAnsi" w:hAnsiTheme="minorHAnsi" w:cstheme="minorHAnsi"/>
+          <w:sz w:val="28"/>
+          <w:szCs w:val="28"/>
+        </w:rPr>
+        <w:t>update(</w:t>
+      </w:r>
+      <w:proofErr w:type="gramEnd"/>
+      <w:r>
+        <w:rPr>
+          <w:rFonts w:asciiTheme="minorHAnsi" w:hAnsiTheme="minorHAnsi" w:cstheme="minorHAnsi"/>
+          <w:sz w:val="28"/>
+          <w:szCs w:val="28"/>
+        </w:rPr>
+        <w:t xml:space="preserve">UUID id, </w:t>
+      </w:r>
+      <w:proofErr w:type="spellStart"/>
+      <w:r>
+        <w:rPr>
+          <w:rFonts w:asciiTheme="minorHAnsi" w:hAnsiTheme="minorHAnsi" w:cstheme="minorHAnsi"/>
+          <w:sz w:val="28"/>
+          <w:szCs w:val="28"/>
+        </w:rPr>
+        <w:t>PostPayload</w:t>
+      </w:r>
+      <w:proofErr w:type="spellEnd"/>
+      <w:r>
+        <w:rPr>
+          <w:rFonts w:asciiTheme="minorHAnsi" w:hAnsiTheme="minorHAnsi" w:cstheme="minorHAnsi"/>
+          <w:sz w:val="28"/>
+          <w:szCs w:val="28"/>
+        </w:rPr>
+        <w:t xml:space="preserve"> </w:t>
+      </w:r>
+      <w:proofErr w:type="spellStart"/>
+      <w:r>
+        <w:rPr>
+          <w:rFonts w:asciiTheme="minorHAnsi" w:hAnsiTheme="minorHAnsi" w:cstheme="minorHAnsi"/>
+          <w:sz w:val="28"/>
+          <w:szCs w:val="28"/>
+        </w:rPr>
+        <w:t>payload</w:t>
+      </w:r>
+      <w:proofErr w:type="spellEnd"/>
+      <w:r>
+        <w:rPr>
+          <w:rFonts w:asciiTheme="minorHAnsi" w:hAnsiTheme="minorHAnsi" w:cstheme="minorHAnsi"/>
+          <w:sz w:val="28"/>
+          <w:szCs w:val="28"/>
+        </w:rPr>
+        <w:t xml:space="preserve">)        -&gt; </w:t>
+      </w:r>
+      <w:proofErr w:type="spellStart"/>
+      <w:r>
+        <w:rPr>
+          <w:rFonts w:asciiTheme="minorHAnsi" w:hAnsiTheme="minorHAnsi" w:cstheme="minorHAnsi"/>
+          <w:sz w:val="28"/>
+          <w:szCs w:val="28"/>
+        </w:rPr>
+        <w:t>setTesto</w:t>
+      </w:r>
+      <w:proofErr w:type="spellEnd"/>
+      <w:r>
+        <w:rPr>
+          <w:rFonts w:asciiTheme="minorHAnsi" w:hAnsiTheme="minorHAnsi" w:cstheme="minorHAnsi"/>
+          <w:sz w:val="28"/>
+          <w:szCs w:val="28"/>
+        </w:rPr>
+        <w:t xml:space="preserve">; se cambia </w:t>
+      </w:r>
+      <w:proofErr w:type="spellStart"/>
+      <w:r>
+        <w:rPr>
+          <w:rFonts w:asciiTheme="minorHAnsi" w:hAnsiTheme="minorHAnsi" w:cstheme="minorHAnsi"/>
+          <w:sz w:val="28"/>
+          <w:szCs w:val="28"/>
+        </w:rPr>
+        <w:t>nomeLuogo</w:t>
+      </w:r>
+      <w:proofErr w:type="spellEnd"/>
+      <w:r>
+        <w:rPr>
+          <w:rFonts w:asciiTheme="minorHAnsi" w:hAnsiTheme="minorHAnsi" w:cstheme="minorHAnsi"/>
+          <w:sz w:val="28"/>
+          <w:szCs w:val="28"/>
+        </w:rPr>
+        <w:t xml:space="preserve"> -&gt; nuova </w:t>
+      </w:r>
+      <w:proofErr w:type="spellStart"/>
+      <w:r>
+        <w:rPr>
+          <w:rFonts w:asciiTheme="minorHAnsi" w:hAnsiTheme="minorHAnsi" w:cstheme="minorHAnsi"/>
+          <w:sz w:val="28"/>
+          <w:szCs w:val="28"/>
+        </w:rPr>
+        <w:t>geocodifica</w:t>
+      </w:r>
+      <w:proofErr w:type="spellEnd"/>
+    </w:p>
+    <w:p>
+      <w:pPr>
+        <w:pStyle w:val="Testonormale"/>
+        <w:rPr>
+          <w:rFonts w:asciiTheme="minorHAnsi" w:hAnsiTheme="minorHAnsi" w:cstheme="minorHAnsi"/>
+          <w:sz w:val="28"/>
+          <w:szCs w:val="28"/>
+        </w:rPr>
+      </w:pPr>
+      <w:proofErr w:type="gramStart"/>
+      <w:r>
+        <w:rPr>
+          <w:rFonts w:asciiTheme="minorHAnsi" w:hAnsiTheme="minorHAnsi" w:cstheme="minorHAnsi"/>
+          <w:sz w:val="28"/>
+          <w:szCs w:val="28"/>
+        </w:rPr>
+        <w:t>delete(</w:t>
+      </w:r>
+      <w:proofErr w:type="gramEnd"/>
+      <w:r>
+        <w:rPr>
+          <w:rFonts w:asciiTheme="minorHAnsi" w:hAnsiTheme="minorHAnsi" w:cstheme="minorHAnsi"/>
+          <w:sz w:val="28"/>
+          <w:szCs w:val="28"/>
+        </w:rPr>
+        <w:t>UUID id)                             @Transactional</w:t>
+      </w:r>
+    </w:p>
+    <w:p>
+      <w:pPr>
+        <w:pStyle w:val="Testonormale"/>
+        <w:rPr>
+          <w:rFonts w:asciiTheme="minorHAnsi" w:hAnsiTheme="minorHAnsi" w:cstheme="minorHAnsi"/>
+          <w:sz w:val="28"/>
+          <w:szCs w:val="28"/>
+        </w:rPr>
+      </w:pPr>
+      <w:r>
+        <w:rPr>
+          <w:rFonts w:asciiTheme="minorHAnsi" w:hAnsiTheme="minorHAnsi" w:cstheme="minorHAnsi"/>
+          <w:sz w:val="28"/>
+          <w:szCs w:val="28"/>
+        </w:rPr>
+        <w:t xml:space="preserve">    cancello prima le Foto (record + file su disco tramite </w:t>
+      </w:r>
+      <w:proofErr w:type="spellStart"/>
+      <w:r>
+        <w:rPr>
+          <w:rFonts w:asciiTheme="minorHAnsi" w:hAnsiTheme="minorHAnsi" w:cstheme="minorHAnsi"/>
+          <w:sz w:val="28"/>
+          <w:szCs w:val="28"/>
+        </w:rPr>
+        <w:t>FotoService</w:t>
+      </w:r>
+      <w:proofErr w:type="spellEnd"/>
+      <w:r>
+        <w:rPr>
+          <w:rFonts w:asciiTheme="minorHAnsi" w:hAnsiTheme="minorHAnsi" w:cstheme="minorHAnsi"/>
+          <w:sz w:val="28"/>
+          <w:szCs w:val="28"/>
+        </w:rPr>
+        <w:t>), poi il post</w:t>
+      </w:r>
+    </w:p>
+    <w:p>
+      <w:pPr>
+        <w:pStyle w:val="Testonormale"/>
+        <w:rPr>
+          <w:rFonts w:asciiTheme="minorHAnsi" w:hAnsiTheme="minorHAnsi" w:cstheme="minorHAnsi"/>
+          <w:sz w:val="28"/>
+          <w:szCs w:val="28"/>
+        </w:rPr>
+      </w:pPr>
+      <w:r>
+        <w:rPr>
+          <w:rFonts w:asciiTheme="minorHAnsi" w:hAnsiTheme="minorHAnsi" w:cstheme="minorHAnsi"/>
+          <w:sz w:val="28"/>
+          <w:szCs w:val="28"/>
+        </w:rPr>
+        <w:t xml:space="preserve">    (niente </w:t>
+      </w:r>
+      <w:proofErr w:type="spellStart"/>
+      <w:r>
+        <w:rPr>
+          <w:rFonts w:asciiTheme="minorHAnsi" w:hAnsiTheme="minorHAnsi" w:cstheme="minorHAnsi"/>
+          <w:sz w:val="28"/>
+          <w:szCs w:val="28"/>
+        </w:rPr>
+        <w:t>cascade</w:t>
+      </w:r>
+      <w:proofErr w:type="spellEnd"/>
+      <w:r>
+        <w:rPr>
+          <w:rFonts w:asciiTheme="minorHAnsi" w:hAnsiTheme="minorHAnsi" w:cstheme="minorHAnsi"/>
+          <w:sz w:val="28"/>
+          <w:szCs w:val="28"/>
+        </w:rPr>
+        <w:t xml:space="preserve"> JPA: i file su disco non li cancellerebbe nessuno)</w:t>
+      </w:r>
+    </w:p>
+    <w:p>
+      <w:pPr>
+        <w:pStyle w:val="Testonormale"/>
+        <w:rPr>
+          <w:rFonts w:asciiTheme="minorHAnsi" w:hAnsiTheme="minorHAnsi" w:cstheme="minorHAnsi"/>
+          <w:sz w:val="28"/>
+          <w:szCs w:val="28"/>
+        </w:rPr>
+      </w:pPr>
+    </w:p>
+    <w:p>
+      <w:pPr>
+        <w:pStyle w:val="Testonormale"/>
+        <w:rPr>
+          <w:rFonts w:asciiTheme="minorHAnsi" w:hAnsiTheme="minorHAnsi" w:cstheme="minorHAnsi"/>
+          <w:sz w:val="28"/>
+          <w:szCs w:val="28"/>
+        </w:rPr>
+      </w:pPr>
+      <w:proofErr w:type="spellStart"/>
+      <w:proofErr w:type="gramStart"/>
+      <w:r>
+        <w:rPr>
+          <w:rFonts w:asciiTheme="minorHAnsi" w:hAnsiTheme="minorHAnsi" w:cstheme="minorHAnsi"/>
+          <w:sz w:val="28"/>
+          <w:szCs w:val="28"/>
+        </w:rPr>
+        <w:t>isAutore</w:t>
+      </w:r>
+      <w:proofErr w:type="spellEnd"/>
+      <w:r>
+        <w:rPr>
+          <w:rFonts w:asciiTheme="minorHAnsi" w:hAnsiTheme="minorHAnsi" w:cstheme="minorHAnsi"/>
+          <w:sz w:val="28"/>
+          <w:szCs w:val="28"/>
+        </w:rPr>
+        <w:t>(</w:t>
+      </w:r>
+      <w:proofErr w:type="gramEnd"/>
+      <w:r>
+        <w:rPr>
+          <w:rFonts w:asciiTheme="minorHAnsi" w:hAnsiTheme="minorHAnsi" w:cstheme="minorHAnsi"/>
+          <w:sz w:val="28"/>
+          <w:szCs w:val="28"/>
+        </w:rPr>
+        <w:t xml:space="preserve">UUID </w:t>
+      </w:r>
+      <w:proofErr w:type="spellStart"/>
+      <w:r>
+        <w:rPr>
+          <w:rFonts w:asciiTheme="minorHAnsi" w:hAnsiTheme="minorHAnsi" w:cstheme="minorHAnsi"/>
+          <w:sz w:val="28"/>
+          <w:szCs w:val="28"/>
+        </w:rPr>
+        <w:t>postId</w:t>
+      </w:r>
+      <w:proofErr w:type="spellEnd"/>
+      <w:r>
+        <w:rPr>
+          <w:rFonts w:asciiTheme="minorHAnsi" w:hAnsiTheme="minorHAnsi" w:cstheme="minorHAnsi"/>
+          <w:sz w:val="28"/>
+          <w:szCs w:val="28"/>
+        </w:rPr>
+        <w:t xml:space="preserve">, Utente </w:t>
+      </w:r>
+      <w:proofErr w:type="spellStart"/>
+      <w:r>
+        <w:rPr>
+          <w:rFonts w:asciiTheme="minorHAnsi" w:hAnsiTheme="minorHAnsi" w:cstheme="minorHAnsi"/>
+          <w:sz w:val="28"/>
+          <w:szCs w:val="28"/>
+        </w:rPr>
+        <w:t>utente</w:t>
+      </w:r>
+      <w:proofErr w:type="spellEnd"/>
+      <w:r>
+        <w:rPr>
+          <w:rFonts w:asciiTheme="minorHAnsi" w:hAnsiTheme="minorHAnsi" w:cstheme="minorHAnsi"/>
+          <w:sz w:val="28"/>
+          <w:szCs w:val="28"/>
+        </w:rPr>
+        <w:t xml:space="preserve">)        -&gt; </w:t>
+      </w:r>
+      <w:proofErr w:type="spellStart"/>
+      <w:r>
+        <w:rPr>
+          <w:rFonts w:asciiTheme="minorHAnsi" w:hAnsiTheme="minorHAnsi" w:cstheme="minorHAnsi"/>
+          <w:sz w:val="28"/>
+          <w:szCs w:val="28"/>
+        </w:rPr>
+        <w:t>findById</w:t>
+      </w:r>
+      <w:proofErr w:type="spellEnd"/>
+      <w:r>
+        <w:rPr>
+          <w:rFonts w:asciiTheme="minorHAnsi" w:hAnsiTheme="minorHAnsi" w:cstheme="minorHAnsi"/>
+          <w:sz w:val="28"/>
+          <w:szCs w:val="28"/>
+        </w:rPr>
+        <w:t>(</w:t>
+      </w:r>
+      <w:proofErr w:type="spellStart"/>
+      <w:r>
+        <w:rPr>
+          <w:rFonts w:asciiTheme="minorHAnsi" w:hAnsiTheme="minorHAnsi" w:cstheme="minorHAnsi"/>
+          <w:sz w:val="28"/>
+          <w:szCs w:val="28"/>
+        </w:rPr>
+        <w:t>postId</w:t>
+      </w:r>
+      <w:proofErr w:type="spellEnd"/>
+      <w:r>
+        <w:rPr>
+          <w:rFonts w:asciiTheme="minorHAnsi" w:hAnsiTheme="minorHAnsi" w:cstheme="minorHAnsi"/>
+          <w:sz w:val="28"/>
+          <w:szCs w:val="28"/>
+        </w:rPr>
+        <w:t>).</w:t>
+      </w:r>
+      <w:proofErr w:type="spellStart"/>
+      <w:r>
+        <w:rPr>
+          <w:rFonts w:asciiTheme="minorHAnsi" w:hAnsiTheme="minorHAnsi" w:cstheme="minorHAnsi"/>
+          <w:sz w:val="28"/>
+          <w:szCs w:val="28"/>
+        </w:rPr>
+        <w:t>getUtente</w:t>
+      </w:r>
+      <w:proofErr w:type="spellEnd"/>
+      <w:r>
+        <w:rPr>
+          <w:rFonts w:asciiTheme="minorHAnsi" w:hAnsiTheme="minorHAnsi" w:cstheme="minorHAnsi"/>
+          <w:sz w:val="28"/>
+          <w:szCs w:val="28"/>
+        </w:rPr>
+        <w:t>().</w:t>
+      </w:r>
+      <w:proofErr w:type="spellStart"/>
+      <w:r>
+        <w:rPr>
+          <w:rFonts w:asciiTheme="minorHAnsi" w:hAnsiTheme="minorHAnsi" w:cstheme="minorHAnsi"/>
+          <w:sz w:val="28"/>
+          <w:szCs w:val="28"/>
+        </w:rPr>
+        <w:t>getId</w:t>
+      </w:r>
+      <w:proofErr w:type="spellEnd"/>
+      <w:r>
+        <w:rPr>
+          <w:rFonts w:asciiTheme="minorHAnsi" w:hAnsiTheme="minorHAnsi" w:cstheme="minorHAnsi"/>
+          <w:sz w:val="28"/>
+          <w:szCs w:val="28"/>
+        </w:rPr>
+        <w:t>().</w:t>
+      </w:r>
+      <w:proofErr w:type="spellStart"/>
+      <w:r>
+        <w:rPr>
+          <w:rFonts w:asciiTheme="minorHAnsi" w:hAnsiTheme="minorHAnsi" w:cstheme="minorHAnsi"/>
+          <w:sz w:val="28"/>
+          <w:szCs w:val="28"/>
+        </w:rPr>
+        <w:t>equals</w:t>
+      </w:r>
+      <w:proofErr w:type="spellEnd"/>
+      <w:r>
+        <w:rPr>
+          <w:rFonts w:asciiTheme="minorHAnsi" w:hAnsiTheme="minorHAnsi" w:cstheme="minorHAnsi"/>
+          <w:sz w:val="28"/>
+          <w:szCs w:val="28"/>
+        </w:rPr>
+        <w:t>(</w:t>
+      </w:r>
+      <w:proofErr w:type="spellStart"/>
+      <w:r>
+        <w:rPr>
+          <w:rFonts w:asciiTheme="minorHAnsi" w:hAnsiTheme="minorHAnsi" w:cstheme="minorHAnsi"/>
+          <w:sz w:val="28"/>
+          <w:szCs w:val="28"/>
+        </w:rPr>
+        <w:t>utente.getId</w:t>
+      </w:r>
+      <w:proofErr w:type="spellEnd"/>
+      <w:r>
+        <w:rPr>
+          <w:rFonts w:asciiTheme="minorHAnsi" w:hAnsiTheme="minorHAnsi" w:cstheme="minorHAnsi"/>
+          <w:sz w:val="28"/>
+          <w:szCs w:val="28"/>
+        </w:rPr>
+        <w:t>())</w:t>
+      </w:r>
+    </w:p>
+    <w:p>
+      <w:pPr>
+        <w:pStyle w:val="Testonormale"/>
+        <w:rPr>
+          <w:rFonts w:asciiTheme="minorHAnsi" w:hAnsiTheme="minorHAnsi" w:cstheme="minorHAnsi"/>
+          <w:sz w:val="28"/>
+          <w:szCs w:val="28"/>
+        </w:rPr>
+      </w:pPr>
+      <w:r>
+        <w:rPr>
+          <w:rFonts w:asciiTheme="minorHAnsi" w:hAnsiTheme="minorHAnsi" w:cstheme="minorHAnsi"/>
+          <w:sz w:val="28"/>
+          <w:szCs w:val="28"/>
+        </w:rPr>
+        <w:t xml:space="preserve">    usato da @PreAuthorize: "</w:t>
+      </w:r>
+      <w:proofErr w:type="spellStart"/>
+      <w:r>
+        <w:rPr>
+          <w:rFonts w:asciiTheme="minorHAnsi" w:hAnsiTheme="minorHAnsi" w:cstheme="minorHAnsi"/>
+          <w:sz w:val="28"/>
+          <w:szCs w:val="28"/>
+        </w:rPr>
+        <w:t>hasRole</w:t>
+      </w:r>
+      <w:proofErr w:type="spellEnd"/>
+      <w:r>
+        <w:rPr>
+          <w:rFonts w:asciiTheme="minorHAnsi" w:hAnsiTheme="minorHAnsi" w:cstheme="minorHAnsi"/>
+          <w:sz w:val="28"/>
+          <w:szCs w:val="28"/>
+        </w:rPr>
+        <w:t xml:space="preserve">('MODERATOR') or @postService.isAutore(#id, </w:t>
+      </w:r>
+      <w:proofErr w:type="spellStart"/>
+      <w:proofErr w:type="gramStart"/>
+      <w:r>
+        <w:rPr>
+          <w:rFonts w:asciiTheme="minorHAnsi" w:hAnsiTheme="minorHAnsi" w:cstheme="minorHAnsi"/>
+          <w:sz w:val="28"/>
+          <w:szCs w:val="28"/>
+        </w:rPr>
+        <w:t>authentication.principal</w:t>
+      </w:r>
+      <w:proofErr w:type="spellEnd"/>
+      <w:proofErr w:type="gramEnd"/>
+      <w:r>
+        <w:rPr>
+          <w:rFonts w:asciiTheme="minorHAnsi" w:hAnsiTheme="minorHAnsi" w:cstheme="minorHAnsi"/>
+          <w:sz w:val="28"/>
+          <w:szCs w:val="28"/>
+        </w:rPr>
+        <w:t>)"</w:t>
+      </w:r>
+    </w:p>
+    <w:p>
+      <w:pPr>
+        <w:pStyle w:val="Testonormale"/>
+        <w:rPr>
+          <w:rFonts w:asciiTheme="minorHAnsi" w:hAnsiTheme="minorHAnsi" w:cstheme="minorHAnsi"/>
+          <w:sz w:val="28"/>
+          <w:szCs w:val="28"/>
+        </w:rPr>
+      </w:pPr>
+    </w:p>
+    <w:p>
+      <w:pPr>
+        <w:pStyle w:val="Testonormale"/>
+        <w:rPr>
+          <w:rFonts w:asciiTheme="minorHAnsi" w:hAnsiTheme="minorHAnsi" w:cstheme="minorHAnsi"/>
+          <w:sz w:val="28"/>
+          <w:szCs w:val="28"/>
+        </w:rPr>
+      </w:pPr>
+    </w:p>
+    <w:p>
+      <w:pPr>
+        <w:pStyle w:val="Testonormale"/>
+        <w:rPr>
+          <w:rFonts w:asciiTheme="minorHAnsi" w:hAnsiTheme="minorHAnsi" w:cstheme="minorHAnsi"/>
+          <w:sz w:val="28"/>
+          <w:szCs w:val="28"/>
+        </w:rPr>
+      </w:pPr>
+      <w:r>
+        <w:rPr>
+          <w:rFonts w:asciiTheme="minorHAnsi" w:hAnsiTheme="minorHAnsi" w:cstheme="minorHAnsi"/>
+          <w:sz w:val="28"/>
+          <w:szCs w:val="28"/>
+        </w:rPr>
+        <w:t>Controller `</w:t>
+      </w:r>
+      <w:proofErr w:type="spellStart"/>
+      <w:r>
+        <w:rPr>
+          <w:rFonts w:asciiTheme="minorHAnsi" w:hAnsiTheme="minorHAnsi" w:cstheme="minorHAnsi"/>
+          <w:sz w:val="28"/>
+          <w:szCs w:val="28"/>
+        </w:rPr>
+        <w:t>PostController</w:t>
+      </w:r>
+      <w:proofErr w:type="spellEnd"/>
+      <w:r>
+        <w:rPr>
+          <w:rFonts w:asciiTheme="minorHAnsi" w:hAnsiTheme="minorHAnsi" w:cstheme="minorHAnsi"/>
+          <w:sz w:val="28"/>
+          <w:szCs w:val="28"/>
+        </w:rPr>
+        <w:t>` `/api/</w:t>
+      </w:r>
+      <w:proofErr w:type="spellStart"/>
+      <w:r>
+        <w:rPr>
+          <w:rFonts w:asciiTheme="minorHAnsi" w:hAnsiTheme="minorHAnsi" w:cstheme="minorHAnsi"/>
+          <w:sz w:val="28"/>
+          <w:szCs w:val="28"/>
+        </w:rPr>
+        <w:t>posts</w:t>
+      </w:r>
+      <w:proofErr w:type="spellEnd"/>
+      <w:r>
+        <w:rPr>
+          <w:rFonts w:asciiTheme="minorHAnsi" w:hAnsiTheme="minorHAnsi" w:cstheme="minorHAnsi"/>
+          <w:sz w:val="28"/>
+          <w:szCs w:val="28"/>
+        </w:rPr>
+        <w:t>`</w:t>
+      </w:r>
+    </w:p>
+    <w:p>
+      <w:pPr>
+        <w:pStyle w:val="Testonormale"/>
+        <w:rPr>
+          <w:rFonts w:asciiTheme="minorHAnsi" w:hAnsiTheme="minorHAnsi" w:cstheme="minorHAnsi"/>
+          <w:sz w:val="28"/>
+          <w:szCs w:val="28"/>
+        </w:rPr>
+      </w:pPr>
+    </w:p>
+    <w:p>
+      <w:pPr>
+        <w:pStyle w:val="Testonormale"/>
+        <w:rPr>
+          <w:rFonts w:asciiTheme="minorHAnsi" w:hAnsiTheme="minorHAnsi" w:cstheme="minorHAnsi"/>
+          <w:sz w:val="28"/>
+          <w:szCs w:val="28"/>
+        </w:rPr>
+      </w:pPr>
+    </w:p>
+    <w:p>
+      <w:pPr>
+        <w:pStyle w:val="Testonormale"/>
+        <w:rPr>
+          <w:rFonts w:asciiTheme="minorHAnsi" w:hAnsiTheme="minorHAnsi" w:cstheme="minorHAnsi"/>
+          <w:sz w:val="28"/>
+          <w:szCs w:val="28"/>
+        </w:rPr>
+      </w:pPr>
+      <w:r>
+        <w:rPr>
+          <w:rFonts w:asciiTheme="minorHAnsi" w:hAnsiTheme="minorHAnsi" w:cstheme="minorHAnsi"/>
+          <w:sz w:val="28"/>
+          <w:szCs w:val="28"/>
+        </w:rPr>
+        <w:t>POST   /api/</w:t>
+      </w:r>
+      <w:proofErr w:type="spellStart"/>
+      <w:r>
+        <w:rPr>
+          <w:rFonts w:asciiTheme="minorHAnsi" w:hAnsiTheme="minorHAnsi" w:cstheme="minorHAnsi"/>
+          <w:sz w:val="28"/>
+          <w:szCs w:val="28"/>
+        </w:rPr>
+        <w:t>posts</w:t>
+      </w:r>
+      <w:proofErr w:type="spellEnd"/>
+      <w:r>
+        <w:rPr>
+          <w:rFonts w:asciiTheme="minorHAnsi" w:hAnsiTheme="minorHAnsi" w:cstheme="minorHAnsi"/>
+          <w:sz w:val="28"/>
+          <w:szCs w:val="28"/>
+        </w:rPr>
+        <w:t xml:space="preserve">                     autenticato                  -&gt; 201 </w:t>
+      </w:r>
+      <w:proofErr w:type="spellStart"/>
+      <w:r>
+        <w:rPr>
+          <w:rFonts w:asciiTheme="minorHAnsi" w:hAnsiTheme="minorHAnsi" w:cstheme="minorHAnsi"/>
+          <w:sz w:val="28"/>
+          <w:szCs w:val="28"/>
+        </w:rPr>
+        <w:t>PostResponse</w:t>
+      </w:r>
+      <w:proofErr w:type="spellEnd"/>
+    </w:p>
+    <w:p>
+      <w:pPr>
+        <w:pStyle w:val="Testonormale"/>
+        <w:rPr>
+          <w:rFonts w:asciiTheme="minorHAnsi" w:hAnsiTheme="minorHAnsi" w:cstheme="minorHAnsi"/>
+          <w:sz w:val="28"/>
+          <w:szCs w:val="28"/>
+        </w:rPr>
+      </w:pPr>
+      <w:r>
+        <w:rPr>
+          <w:rFonts w:asciiTheme="minorHAnsi" w:hAnsiTheme="minorHAnsi" w:cstheme="minorHAnsi"/>
+          <w:sz w:val="28"/>
+          <w:szCs w:val="28"/>
+        </w:rPr>
+        <w:t>GET    /api/</w:t>
+      </w:r>
+      <w:proofErr w:type="spellStart"/>
+      <w:r>
+        <w:rPr>
+          <w:rFonts w:asciiTheme="minorHAnsi" w:hAnsiTheme="minorHAnsi" w:cstheme="minorHAnsi"/>
+          <w:sz w:val="28"/>
+          <w:szCs w:val="28"/>
+        </w:rPr>
+        <w:t>posts?page</w:t>
+      </w:r>
+      <w:proofErr w:type="spellEnd"/>
+      <w:r>
+        <w:rPr>
+          <w:rFonts w:asciiTheme="minorHAnsi" w:hAnsiTheme="minorHAnsi" w:cstheme="minorHAnsi"/>
+          <w:sz w:val="28"/>
+          <w:szCs w:val="28"/>
+        </w:rPr>
+        <w:t>=0&amp;size=10      autenticato                  -&gt; Page&lt;</w:t>
+      </w:r>
+      <w:proofErr w:type="spellStart"/>
+      <w:r>
+        <w:rPr>
+          <w:rFonts w:asciiTheme="minorHAnsi" w:hAnsiTheme="minorHAnsi" w:cstheme="minorHAnsi"/>
+          <w:sz w:val="28"/>
+          <w:szCs w:val="28"/>
+        </w:rPr>
+        <w:t>PostResponse</w:t>
+      </w:r>
+      <w:proofErr w:type="spellEnd"/>
+      <w:proofErr w:type="gramStart"/>
+      <w:r>
+        <w:rPr>
+          <w:rFonts w:asciiTheme="minorHAnsi" w:hAnsiTheme="minorHAnsi" w:cstheme="minorHAnsi"/>
+          <w:sz w:val="28"/>
+          <w:szCs w:val="28"/>
+        </w:rPr>
+        <w:t>&gt;  (</w:t>
+      </w:r>
+      <w:proofErr w:type="spellStart"/>
+      <w:proofErr w:type="gramEnd"/>
+      <w:r>
+        <w:rPr>
+          <w:rFonts w:asciiTheme="minorHAnsi" w:hAnsiTheme="minorHAnsi" w:cstheme="minorHAnsi"/>
+          <w:sz w:val="28"/>
+          <w:szCs w:val="28"/>
+        </w:rPr>
+        <w:t>feed</w:t>
+      </w:r>
+      <w:proofErr w:type="spellEnd"/>
+      <w:r>
+        <w:rPr>
+          <w:rFonts w:asciiTheme="minorHAnsi" w:hAnsiTheme="minorHAnsi" w:cstheme="minorHAnsi"/>
+          <w:sz w:val="28"/>
+          <w:szCs w:val="28"/>
+        </w:rPr>
+        <w:t xml:space="preserve">, dal </w:t>
+      </w:r>
+      <w:proofErr w:type="spellStart"/>
+      <w:r>
+        <w:rPr>
+          <w:rFonts w:asciiTheme="minorHAnsi" w:hAnsiTheme="minorHAnsi" w:cstheme="minorHAnsi"/>
+          <w:sz w:val="28"/>
+          <w:szCs w:val="28"/>
+        </w:rPr>
+        <w:t>pi</w:t>
+      </w:r>
+      <w:proofErr w:type="spellEnd"/>
+      <w:r>
+        <w:rPr>
+          <w:rFonts w:asciiTheme="minorHAnsi" w:hAnsiTheme="minorHAnsi" w:cstheme="minorHAnsi"/>
+          <w:sz w:val="28"/>
+          <w:szCs w:val="28"/>
+        </w:rPr>
+        <w:t>√π recente)</w:t>
+      </w:r>
+    </w:p>
+    <w:p>
+      <w:pPr>
+        <w:pStyle w:val="Testonormale"/>
+        <w:rPr>
+          <w:rFonts w:asciiTheme="minorHAnsi" w:hAnsiTheme="minorHAnsi" w:cstheme="minorHAnsi"/>
+          <w:sz w:val="28"/>
+          <w:szCs w:val="28"/>
+        </w:rPr>
+      </w:pPr>
+      <w:r>
+        <w:rPr>
+          <w:rFonts w:asciiTheme="minorHAnsi" w:hAnsiTheme="minorHAnsi" w:cstheme="minorHAnsi"/>
+          <w:sz w:val="28"/>
+          <w:szCs w:val="28"/>
+        </w:rPr>
+        <w:t>GET    /api/</w:t>
+      </w:r>
+      <w:proofErr w:type="spellStart"/>
+      <w:r>
+        <w:rPr>
+          <w:rFonts w:asciiTheme="minorHAnsi" w:hAnsiTheme="minorHAnsi" w:cstheme="minorHAnsi"/>
+          <w:sz w:val="28"/>
+          <w:szCs w:val="28"/>
+        </w:rPr>
+        <w:t>posts</w:t>
+      </w:r>
+      <w:proofErr w:type="spellEnd"/>
+      <w:r>
+        <w:rPr>
+          <w:rFonts w:asciiTheme="minorHAnsi" w:hAnsiTheme="minorHAnsi" w:cstheme="minorHAnsi"/>
+          <w:sz w:val="28"/>
+          <w:szCs w:val="28"/>
+        </w:rPr>
+        <w:t>/{</w:t>
+      </w:r>
+      <w:proofErr w:type="gramStart"/>
+      <w:r>
+        <w:rPr>
+          <w:rFonts w:asciiTheme="minorHAnsi" w:hAnsiTheme="minorHAnsi" w:cstheme="minorHAnsi"/>
+          <w:sz w:val="28"/>
+          <w:szCs w:val="28"/>
+        </w:rPr>
+        <w:t xml:space="preserve">id}   </w:t>
+      </w:r>
+      <w:proofErr w:type="gramEnd"/>
+      <w:r>
+        <w:rPr>
+          <w:rFonts w:asciiTheme="minorHAnsi" w:hAnsiTheme="minorHAnsi" w:cstheme="minorHAnsi"/>
+          <w:sz w:val="28"/>
+          <w:szCs w:val="28"/>
+        </w:rPr>
+        <w:t xml:space="preserve">             autenticato                  -&gt; </w:t>
+      </w:r>
+      <w:proofErr w:type="spellStart"/>
+      <w:r>
+        <w:rPr>
+          <w:rFonts w:asciiTheme="minorHAnsi" w:hAnsiTheme="minorHAnsi" w:cstheme="minorHAnsi"/>
+          <w:sz w:val="28"/>
+          <w:szCs w:val="28"/>
+        </w:rPr>
+        <w:t>PostResponse</w:t>
+      </w:r>
+      <w:proofErr w:type="spellEnd"/>
+    </w:p>
+    <w:p>
+      <w:pPr>
+        <w:pStyle w:val="Testonormale"/>
+        <w:rPr>
+          <w:rFonts w:asciiTheme="minorHAnsi" w:hAnsiTheme="minorHAnsi" w:cstheme="minorHAnsi"/>
+          <w:sz w:val="28"/>
+          <w:szCs w:val="28"/>
+        </w:rPr>
+      </w:pPr>
+      <w:r>
+        <w:rPr>
+          <w:rFonts w:asciiTheme="minorHAnsi" w:hAnsiTheme="minorHAnsi" w:cstheme="minorHAnsi"/>
+          <w:sz w:val="28"/>
+          <w:szCs w:val="28"/>
+        </w:rPr>
+        <w:t>GET    /api/</w:t>
+      </w:r>
+      <w:proofErr w:type="spellStart"/>
+      <w:r>
+        <w:rPr>
+          <w:rFonts w:asciiTheme="minorHAnsi" w:hAnsiTheme="minorHAnsi" w:cstheme="minorHAnsi"/>
+          <w:sz w:val="28"/>
+          <w:szCs w:val="28"/>
+        </w:rPr>
+        <w:t>posts</w:t>
+      </w:r>
+      <w:proofErr w:type="spellEnd"/>
+      <w:r>
+        <w:rPr>
+          <w:rFonts w:asciiTheme="minorHAnsi" w:hAnsiTheme="minorHAnsi" w:cstheme="minorHAnsi"/>
+          <w:sz w:val="28"/>
+          <w:szCs w:val="28"/>
+        </w:rPr>
+        <w:t>/utente/{</w:t>
+      </w:r>
+      <w:proofErr w:type="spellStart"/>
+      <w:proofErr w:type="gramStart"/>
+      <w:r>
+        <w:rPr>
+          <w:rFonts w:asciiTheme="minorHAnsi" w:hAnsiTheme="minorHAnsi" w:cstheme="minorHAnsi"/>
+          <w:sz w:val="28"/>
+          <w:szCs w:val="28"/>
+        </w:rPr>
+        <w:t>utenteId</w:t>
+      </w:r>
+      <w:proofErr w:type="spellEnd"/>
+      <w:r>
+        <w:rPr>
+          <w:rFonts w:asciiTheme="minorHAnsi" w:hAnsiTheme="minorHAnsi" w:cstheme="minorHAnsi"/>
+          <w:sz w:val="28"/>
+          <w:szCs w:val="28"/>
+        </w:rPr>
+        <w:t xml:space="preserve">}   </w:t>
+      </w:r>
+      <w:proofErr w:type="gramEnd"/>
+      <w:r>
+        <w:rPr>
+          <w:rFonts w:asciiTheme="minorHAnsi" w:hAnsiTheme="minorHAnsi" w:cstheme="minorHAnsi"/>
+          <w:sz w:val="28"/>
+          <w:szCs w:val="28"/>
+        </w:rPr>
+        <w:t>autenticato                  -&gt; Page&lt;</w:t>
+      </w:r>
+      <w:proofErr w:type="spellStart"/>
+      <w:r>
+        <w:rPr>
+          <w:rFonts w:asciiTheme="minorHAnsi" w:hAnsiTheme="minorHAnsi" w:cstheme="minorHAnsi"/>
+          <w:sz w:val="28"/>
+          <w:szCs w:val="28"/>
+        </w:rPr>
+        <w:t>PostResponse</w:t>
+      </w:r>
+      <w:proofErr w:type="spellEnd"/>
+      <w:r>
+        <w:rPr>
+          <w:rFonts w:asciiTheme="minorHAnsi" w:hAnsiTheme="minorHAnsi" w:cstheme="minorHAnsi"/>
+          <w:sz w:val="28"/>
+          <w:szCs w:val="28"/>
+        </w:rPr>
+        <w:t>&gt;</w:t>
+      </w:r>
+    </w:p>
+    <w:p>
+      <w:pPr>
+        <w:pStyle w:val="Testonormale"/>
+        <w:rPr>
+          <w:rFonts w:asciiTheme="minorHAnsi" w:hAnsiTheme="minorHAnsi" w:cstheme="minorHAnsi"/>
+          <w:sz w:val="28"/>
+          <w:szCs w:val="28"/>
+        </w:rPr>
+      </w:pPr>
+      <w:r>
+        <w:rPr>
+          <w:rFonts w:asciiTheme="minorHAnsi" w:hAnsiTheme="minorHAnsi" w:cstheme="minorHAnsi"/>
+          <w:sz w:val="28"/>
+          <w:szCs w:val="28"/>
+        </w:rPr>
+        <w:t>PUT    /api/</w:t>
+      </w:r>
+      <w:proofErr w:type="spellStart"/>
+      <w:r>
+        <w:rPr>
+          <w:rFonts w:asciiTheme="minorHAnsi" w:hAnsiTheme="minorHAnsi" w:cstheme="minorHAnsi"/>
+          <w:sz w:val="28"/>
+          <w:szCs w:val="28"/>
+        </w:rPr>
+        <w:t>posts</w:t>
+      </w:r>
+      <w:proofErr w:type="spellEnd"/>
+      <w:r>
+        <w:rPr>
+          <w:rFonts w:asciiTheme="minorHAnsi" w:hAnsiTheme="minorHAnsi" w:cstheme="minorHAnsi"/>
+          <w:sz w:val="28"/>
+          <w:szCs w:val="28"/>
+        </w:rPr>
+        <w:t>/{</w:t>
+      </w:r>
+      <w:proofErr w:type="gramStart"/>
+      <w:r>
+        <w:rPr>
+          <w:rFonts w:asciiTheme="minorHAnsi" w:hAnsiTheme="minorHAnsi" w:cstheme="minorHAnsi"/>
+          <w:sz w:val="28"/>
+          <w:szCs w:val="28"/>
+        </w:rPr>
+        <w:t xml:space="preserve">id}   </w:t>
+      </w:r>
+      <w:proofErr w:type="gramEnd"/>
+      <w:r>
+        <w:rPr>
+          <w:rFonts w:asciiTheme="minorHAnsi" w:hAnsiTheme="minorHAnsi" w:cstheme="minorHAnsi"/>
+          <w:sz w:val="28"/>
+          <w:szCs w:val="28"/>
+        </w:rPr>
+        <w:t xml:space="preserve">             autore o MODERATOR           -&gt; </w:t>
+      </w:r>
+      <w:proofErr w:type="spellStart"/>
+      <w:r>
+        <w:rPr>
+          <w:rFonts w:asciiTheme="minorHAnsi" w:hAnsiTheme="minorHAnsi" w:cstheme="minorHAnsi"/>
+          <w:sz w:val="28"/>
+          <w:szCs w:val="28"/>
+        </w:rPr>
+        <w:t>PostResponse</w:t>
+      </w:r>
+      <w:proofErr w:type="spellEnd"/>
+    </w:p>
+    <w:p>
+      <w:pPr>
+        <w:pStyle w:val="Testonormale"/>
+        <w:rPr>
+          <w:rFonts w:asciiTheme="minorHAnsi" w:hAnsiTheme="minorHAnsi" w:cstheme="minorHAnsi"/>
+          <w:sz w:val="28"/>
+          <w:szCs w:val="28"/>
+        </w:rPr>
+      </w:pPr>
+      <w:r>
+        <w:rPr>
+          <w:rFonts w:asciiTheme="minorHAnsi" w:hAnsiTheme="minorHAnsi" w:cstheme="minorHAnsi"/>
+          <w:sz w:val="28"/>
+          <w:szCs w:val="28"/>
+        </w:rPr>
+        <w:t>DELETE /api/</w:t>
+      </w:r>
+      <w:proofErr w:type="spellStart"/>
+      <w:r>
+        <w:rPr>
+          <w:rFonts w:asciiTheme="minorHAnsi" w:hAnsiTheme="minorHAnsi" w:cstheme="minorHAnsi"/>
+          <w:sz w:val="28"/>
+          <w:szCs w:val="28"/>
+        </w:rPr>
+        <w:t>posts</w:t>
+      </w:r>
+      <w:proofErr w:type="spellEnd"/>
+      <w:r>
+        <w:rPr>
+          <w:rFonts w:asciiTheme="minorHAnsi" w:hAnsiTheme="minorHAnsi" w:cstheme="minorHAnsi"/>
+          <w:sz w:val="28"/>
+          <w:szCs w:val="28"/>
+        </w:rPr>
+        <w:t>/{</w:t>
+      </w:r>
+      <w:proofErr w:type="gramStart"/>
+      <w:r>
+        <w:rPr>
+          <w:rFonts w:asciiTheme="minorHAnsi" w:hAnsiTheme="minorHAnsi" w:cstheme="minorHAnsi"/>
+          <w:sz w:val="28"/>
+          <w:szCs w:val="28"/>
+        </w:rPr>
+        <w:t xml:space="preserve">id}   </w:t>
+      </w:r>
+      <w:proofErr w:type="gramEnd"/>
+      <w:r>
+        <w:rPr>
+          <w:rFonts w:asciiTheme="minorHAnsi" w:hAnsiTheme="minorHAnsi" w:cstheme="minorHAnsi"/>
+          <w:sz w:val="28"/>
+          <w:szCs w:val="28"/>
+        </w:rPr>
+        <w:t xml:space="preserve">             autore o MODERATOR           -&gt; 204</w:t>
+      </w:r>
+    </w:p>
+    <w:p>
+      <w:pPr>
+        <w:pStyle w:val="Testonormale"/>
+        <w:rPr>
+          <w:rFonts w:asciiTheme="minorHAnsi" w:hAnsiTheme="minorHAnsi" w:cstheme="minorHAnsi"/>
+          <w:sz w:val="28"/>
+          <w:szCs w:val="28"/>
+          <w:lang w:val="en-US"/>
+        </w:rPr>
+      </w:pPr>
+    </w:p>
+    <w:p>
+      <w:pPr>
+        <w:pStyle w:val="Testonormale"/>
+        <w:rPr>
+          <w:rFonts w:asciiTheme="minorHAnsi" w:hAnsiTheme="minorHAnsi" w:cstheme="minorHAnsi"/>
+          <w:sz w:val="28"/>
+          <w:szCs w:val="28"/>
+          <w:lang w:val="en-US"/>
+        </w:rPr>
+      </w:pPr>
+    </w:p>
+    <w:p>
+      <w:pPr>
+        <w:pStyle w:val="Testonormale"/>
+        <w:rPr>
+          <w:rFonts w:asciiTheme="minorHAnsi" w:hAnsiTheme="minorHAnsi" w:cstheme="minorHAnsi"/>
+          <w:sz w:val="28"/>
+          <w:szCs w:val="28"/>
+          <w:lang w:val="en-US"/>
+        </w:rPr>
+      </w:pPr>
+      <w:r>
+        <w:rPr>
+          <w:rFonts w:asciiTheme="minorHAnsi" w:hAnsiTheme="minorHAnsi" w:cstheme="minorHAnsi"/>
+          <w:sz w:val="28"/>
+          <w:szCs w:val="28"/>
+          <w:lang w:val="en-US"/>
+        </w:rPr>
+        <w:t>`@</w:t>
+      </w:r>
+      <w:proofErr w:type="gramStart"/>
+      <w:r>
+        <w:rPr>
+          <w:rFonts w:asciiTheme="minorHAnsi" w:hAnsiTheme="minorHAnsi" w:cstheme="minorHAnsi"/>
+          <w:sz w:val="28"/>
+          <w:szCs w:val="28"/>
+          <w:lang w:val="en-US"/>
+        </w:rPr>
+        <w:t>RequestParam(</w:t>
+      </w:r>
+      <w:proofErr w:type="gramEnd"/>
+      <w:r>
+        <w:rPr>
+          <w:rFonts w:asciiTheme="minorHAnsi" w:hAnsiTheme="minorHAnsi" w:cstheme="minorHAnsi"/>
+          <w:sz w:val="28"/>
+          <w:szCs w:val="28"/>
+          <w:lang w:val="en-US"/>
+        </w:rPr>
+        <w:t>defaultValue = "0") int page, @RequestParam(defaultValue = "10") int size`</w:t>
+      </w:r>
+    </w:p>
+    <w:p>
+      <w:pPr>
+        <w:pStyle w:val="Testonormale"/>
+        <w:rPr>
+          <w:rFonts w:asciiTheme="minorHAnsi" w:hAnsiTheme="minorHAnsi" w:cstheme="minorHAnsi"/>
+          <w:sz w:val="28"/>
+          <w:szCs w:val="28"/>
+        </w:rPr>
+      </w:pPr>
+      <w:r>
+        <w:rPr>
+          <w:rFonts w:asciiTheme="minorHAnsi" w:hAnsiTheme="minorHAnsi" w:cstheme="minorHAnsi"/>
+          <w:sz w:val="28"/>
+          <w:szCs w:val="28"/>
+        </w:rPr>
+        <w:t xml:space="preserve">L'autore non </w:t>
+      </w:r>
+      <w:proofErr w:type="spellStart"/>
+      <w:r>
+        <w:rPr>
+          <w:rFonts w:asciiTheme="minorHAnsi" w:hAnsiTheme="minorHAnsi" w:cstheme="minorHAnsi"/>
+          <w:sz w:val="28"/>
+          <w:szCs w:val="28"/>
+        </w:rPr>
+        <w:t>v</w:t>
+      </w:r>
+      <w:r>
+        <w:rPr>
+          <w:rFonts w:asciiTheme="minorHAnsi" w:hAnsiTheme="minorHAnsi" w:cstheme="minorHAnsi"/>
+          <w:sz w:val="28"/>
+          <w:szCs w:val="28"/>
+        </w:rPr>
+        <w:t>à</w:t>
+      </w:r>
+      <w:proofErr w:type="spellEnd"/>
+      <w:r>
+        <w:rPr>
+          <w:rFonts w:asciiTheme="minorHAnsi" w:hAnsiTheme="minorHAnsi" w:cstheme="minorHAnsi"/>
+          <w:sz w:val="28"/>
+          <w:szCs w:val="28"/>
+        </w:rPr>
+        <w:t xml:space="preserve"> mai nel </w:t>
+      </w:r>
+      <w:proofErr w:type="spellStart"/>
+      <w:proofErr w:type="gramStart"/>
+      <w:r>
+        <w:rPr>
+          <w:rFonts w:asciiTheme="minorHAnsi" w:hAnsiTheme="minorHAnsi" w:cstheme="minorHAnsi"/>
+          <w:sz w:val="28"/>
+          <w:szCs w:val="28"/>
+        </w:rPr>
+        <w:t>payload</w:t>
+      </w:r>
+      <w:proofErr w:type="spellEnd"/>
+      <w:r>
+        <w:rPr>
+          <w:rFonts w:asciiTheme="minorHAnsi" w:hAnsiTheme="minorHAnsi" w:cstheme="minorHAnsi"/>
+          <w:sz w:val="28"/>
+          <w:szCs w:val="28"/>
+        </w:rPr>
+        <w:t>:  `</w:t>
+      </w:r>
+      <w:proofErr w:type="gramEnd"/>
+      <w:r>
+        <w:rPr>
+          <w:rFonts w:asciiTheme="minorHAnsi" w:hAnsiTheme="minorHAnsi" w:cstheme="minorHAnsi"/>
+          <w:sz w:val="28"/>
+          <w:szCs w:val="28"/>
+        </w:rPr>
+        <w:t xml:space="preserve">@AuthenticationPrincipal Utente </w:t>
+      </w:r>
+      <w:proofErr w:type="spellStart"/>
+      <w:r>
+        <w:rPr>
+          <w:rFonts w:asciiTheme="minorHAnsi" w:hAnsiTheme="minorHAnsi" w:cstheme="minorHAnsi"/>
+          <w:sz w:val="28"/>
+          <w:szCs w:val="28"/>
+        </w:rPr>
+        <w:t>utenteCorrente</w:t>
+      </w:r>
+      <w:proofErr w:type="spellEnd"/>
+      <w:r>
+        <w:rPr>
+          <w:rFonts w:asciiTheme="minorHAnsi" w:hAnsiTheme="minorHAnsi" w:cstheme="minorHAnsi"/>
+          <w:sz w:val="28"/>
+          <w:szCs w:val="28"/>
+        </w:rPr>
+        <w:t>`.</w:t>
+      </w:r>
+    </w:p>
+    <w:p>
+      <w:pPr>
+        <w:pStyle w:val="Testonormale"/>
+        <w:rPr>
+          <w:rFonts w:asciiTheme="minorHAnsi" w:hAnsiTheme="minorHAnsi" w:cstheme="minorHAnsi"/>
+          <w:sz w:val="28"/>
+          <w:szCs w:val="28"/>
+        </w:rPr>
+      </w:pPr>
+    </w:p>
+    <w:p>
+      <w:pPr>
+        <w:pStyle w:val="Testonormale"/>
+        <w:rPr>
+          <w:rFonts w:asciiTheme="minorHAnsi" w:hAnsiTheme="minorHAnsi" w:cstheme="minorHAnsi"/>
+          <w:sz w:val="28"/>
+          <w:szCs w:val="28"/>
+        </w:rPr>
+      </w:pPr>
+      <w:r>
+        <w:rPr>
+          <w:rFonts w:asciiTheme="minorHAnsi" w:hAnsiTheme="minorHAnsi" w:cstheme="minorHAnsi"/>
+          <w:sz w:val="28"/>
+          <w:szCs w:val="28"/>
+        </w:rPr>
+        <w:t xml:space="preserve">2.2 Posizione con </w:t>
+      </w:r>
+      <w:proofErr w:type="spellStart"/>
+      <w:r>
+        <w:rPr>
+          <w:rFonts w:asciiTheme="minorHAnsi" w:hAnsiTheme="minorHAnsi" w:cstheme="minorHAnsi"/>
+          <w:sz w:val="28"/>
+          <w:szCs w:val="28"/>
+        </w:rPr>
+        <w:t>geocoding</w:t>
+      </w:r>
+      <w:proofErr w:type="spellEnd"/>
+      <w:r>
+        <w:rPr>
+          <w:rFonts w:asciiTheme="minorHAnsi" w:hAnsiTheme="minorHAnsi" w:cstheme="minorHAnsi"/>
+          <w:sz w:val="28"/>
+          <w:szCs w:val="28"/>
+        </w:rPr>
+        <w:t xml:space="preserve"> </w:t>
+      </w:r>
+    </w:p>
+    <w:p>
+      <w:pPr>
+        <w:pStyle w:val="Testonormale"/>
+        <w:rPr>
+          <w:rFonts w:asciiTheme="minorHAnsi" w:hAnsiTheme="minorHAnsi" w:cstheme="minorHAnsi"/>
+          <w:sz w:val="28"/>
+          <w:szCs w:val="28"/>
+        </w:rPr>
+      </w:pPr>
+    </w:p>
+    <w:p>
+      <w:pPr>
+        <w:pStyle w:val="Testonormale"/>
+        <w:rPr>
+          <w:rFonts w:asciiTheme="minorHAnsi" w:hAnsiTheme="minorHAnsi" w:cstheme="minorHAnsi"/>
+          <w:sz w:val="28"/>
+          <w:szCs w:val="28"/>
+          <w:lang w:val="en-US"/>
+        </w:rPr>
+      </w:pPr>
+    </w:p>
+    <w:p>
+      <w:pPr>
+        <w:pStyle w:val="Testonormale"/>
+        <w:rPr>
+          <w:rFonts w:asciiTheme="minorHAnsi" w:hAnsiTheme="minorHAnsi" w:cstheme="minorHAnsi"/>
+          <w:sz w:val="28"/>
+          <w:szCs w:val="28"/>
+          <w:lang w:val="en-US"/>
+        </w:rPr>
+      </w:pPr>
+      <w:proofErr w:type="spellStart"/>
+      <w:proofErr w:type="gramStart"/>
+      <w:r>
+        <w:rPr>
+          <w:rFonts w:asciiTheme="minorHAnsi" w:hAnsiTheme="minorHAnsi" w:cstheme="minorHAnsi"/>
+          <w:sz w:val="28"/>
+          <w:szCs w:val="28"/>
+          <w:lang w:val="en-US"/>
+        </w:rPr>
+        <w:t>GeocodingService</w:t>
+      </w:r>
+      <w:proofErr w:type="spellEnd"/>
+      <w:r>
+        <w:rPr>
+          <w:rFonts w:asciiTheme="minorHAnsi" w:hAnsiTheme="minorHAnsi" w:cstheme="minorHAnsi"/>
+          <w:sz w:val="28"/>
+          <w:szCs w:val="28"/>
+          <w:lang w:val="en-US"/>
+        </w:rPr>
+        <w:t xml:space="preserve">  (</w:t>
+      </w:r>
+      <w:proofErr w:type="gramEnd"/>
+      <w:r>
+        <w:rPr>
+          <w:rFonts w:asciiTheme="minorHAnsi" w:hAnsiTheme="minorHAnsi" w:cstheme="minorHAnsi"/>
+          <w:sz w:val="28"/>
+          <w:szCs w:val="28"/>
+          <w:lang w:val="en-US"/>
+        </w:rPr>
+        <w:t>package services)</w:t>
+      </w:r>
+    </w:p>
+    <w:p>
+      <w:pPr>
+        <w:pStyle w:val="Testonormale"/>
+        <w:rPr>
+          <w:rFonts w:asciiTheme="minorHAnsi" w:hAnsiTheme="minorHAnsi" w:cstheme="minorHAnsi"/>
+          <w:sz w:val="28"/>
+          <w:szCs w:val="28"/>
+          <w:lang w:val="en-US"/>
+        </w:rPr>
+      </w:pPr>
+      <w:r>
+        <w:rPr>
+          <w:rFonts w:asciiTheme="minorHAnsi" w:hAnsiTheme="minorHAnsi" w:cstheme="minorHAnsi"/>
+          <w:sz w:val="28"/>
+          <w:szCs w:val="28"/>
+          <w:lang w:val="en-US"/>
+        </w:rPr>
+        <w:lastRenderedPageBreak/>
+        <w:t xml:space="preserve">    </w:t>
+      </w:r>
+      <w:proofErr w:type="spellStart"/>
+      <w:proofErr w:type="gramStart"/>
+      <w:r>
+        <w:rPr>
+          <w:rFonts w:asciiTheme="minorHAnsi" w:hAnsiTheme="minorHAnsi" w:cstheme="minorHAnsi"/>
+          <w:sz w:val="28"/>
+          <w:szCs w:val="28"/>
+          <w:lang w:val="en-US"/>
+        </w:rPr>
+        <w:t>costruttore</w:t>
+      </w:r>
+      <w:proofErr w:type="spellEnd"/>
+      <w:r>
+        <w:rPr>
+          <w:rFonts w:asciiTheme="minorHAnsi" w:hAnsiTheme="minorHAnsi" w:cstheme="minorHAnsi"/>
+          <w:sz w:val="28"/>
+          <w:szCs w:val="28"/>
+          <w:lang w:val="en-US"/>
+        </w:rPr>
+        <w:t>(</w:t>
+      </w:r>
+      <w:proofErr w:type="spellStart"/>
+      <w:proofErr w:type="gramEnd"/>
+      <w:r>
+        <w:rPr>
+          <w:rFonts w:asciiTheme="minorHAnsi" w:hAnsiTheme="minorHAnsi" w:cstheme="minorHAnsi"/>
+          <w:sz w:val="28"/>
+          <w:szCs w:val="28"/>
+          <w:lang w:val="en-US"/>
+        </w:rPr>
+        <w:t>RestClient.Builder</w:t>
+      </w:r>
+      <w:proofErr w:type="spellEnd"/>
+      <w:r>
+        <w:rPr>
+          <w:rFonts w:asciiTheme="minorHAnsi" w:hAnsiTheme="minorHAnsi" w:cstheme="minorHAnsi"/>
+          <w:sz w:val="28"/>
+          <w:szCs w:val="28"/>
+          <w:lang w:val="en-US"/>
+        </w:rPr>
+        <w:t xml:space="preserve"> builder, @Value("${google.geocoding.api-key:}") String </w:t>
+      </w:r>
+      <w:proofErr w:type="spellStart"/>
+      <w:r>
+        <w:rPr>
+          <w:rFonts w:asciiTheme="minorHAnsi" w:hAnsiTheme="minorHAnsi" w:cstheme="minorHAnsi"/>
+          <w:sz w:val="28"/>
+          <w:szCs w:val="28"/>
+          <w:lang w:val="en-US"/>
+        </w:rPr>
+        <w:t>apiKey</w:t>
+      </w:r>
+      <w:proofErr w:type="spellEnd"/>
+      <w:r>
+        <w:rPr>
+          <w:rFonts w:asciiTheme="minorHAnsi" w:hAnsiTheme="minorHAnsi" w:cstheme="minorHAnsi"/>
+          <w:sz w:val="28"/>
+          <w:szCs w:val="28"/>
+          <w:lang w:val="en-US"/>
+        </w:rPr>
+        <w:t>)</w:t>
+      </w:r>
+    </w:p>
+    <w:p>
+      <w:pPr>
+        <w:pStyle w:val="Testonormale"/>
+        <w:rPr>
+          <w:rFonts w:asciiTheme="minorHAnsi" w:hAnsiTheme="minorHAnsi" w:cstheme="minorHAnsi"/>
+          <w:sz w:val="28"/>
+          <w:szCs w:val="28"/>
+        </w:rPr>
+      </w:pPr>
+      <w:r>
+        <w:rPr>
+          <w:rFonts w:asciiTheme="minorHAnsi" w:hAnsiTheme="minorHAnsi" w:cstheme="minorHAnsi"/>
+          <w:sz w:val="28"/>
+          <w:szCs w:val="28"/>
+          <w:lang w:val="en-US"/>
+        </w:rPr>
+        <w:t xml:space="preserve">        </w:t>
+      </w:r>
+      <w:proofErr w:type="spellStart"/>
+      <w:r>
+        <w:rPr>
+          <w:rFonts w:asciiTheme="minorHAnsi" w:hAnsiTheme="minorHAnsi" w:cstheme="minorHAnsi"/>
+          <w:sz w:val="28"/>
+          <w:szCs w:val="28"/>
+        </w:rPr>
+        <w:t>restClient</w:t>
+      </w:r>
+      <w:proofErr w:type="spellEnd"/>
+      <w:r>
+        <w:rPr>
+          <w:rFonts w:asciiTheme="minorHAnsi" w:hAnsiTheme="minorHAnsi" w:cstheme="minorHAnsi"/>
+          <w:sz w:val="28"/>
+          <w:szCs w:val="28"/>
+        </w:rPr>
+        <w:t xml:space="preserve"> = </w:t>
+      </w:r>
+      <w:proofErr w:type="spellStart"/>
+      <w:proofErr w:type="gramStart"/>
+      <w:r>
+        <w:rPr>
+          <w:rFonts w:asciiTheme="minorHAnsi" w:hAnsiTheme="minorHAnsi" w:cstheme="minorHAnsi"/>
+          <w:sz w:val="28"/>
+          <w:szCs w:val="28"/>
+        </w:rPr>
+        <w:t>builder.baseUrl</w:t>
+      </w:r>
+      <w:proofErr w:type="spellEnd"/>
+      <w:proofErr w:type="gramEnd"/>
+      <w:r>
+        <w:rPr>
+          <w:rFonts w:asciiTheme="minorHAnsi" w:hAnsiTheme="minorHAnsi" w:cstheme="minorHAnsi"/>
+          <w:sz w:val="28"/>
+          <w:szCs w:val="28"/>
+        </w:rPr>
+        <w:t>("</w:t>
+      </w:r>
+      <w:proofErr w:type="spellStart"/>
+      <w:r>
+        <w:rPr>
+          <w:rFonts w:asciiTheme="minorHAnsi" w:hAnsiTheme="minorHAnsi" w:cstheme="minorHAnsi"/>
+          <w:sz w:val="28"/>
+          <w:szCs w:val="28"/>
+        </w:rPr>
+        <w:t>https</w:t>
+      </w:r>
+      <w:proofErr w:type="spellEnd"/>
+      <w:r>
+        <w:rPr>
+          <w:rFonts w:asciiTheme="minorHAnsi" w:hAnsiTheme="minorHAnsi" w:cstheme="minorHAnsi"/>
+          <w:sz w:val="28"/>
+          <w:szCs w:val="28"/>
+        </w:rPr>
+        <w:t>://geocode.googleapis.com").</w:t>
+      </w:r>
+      <w:proofErr w:type="spellStart"/>
+      <w:r>
+        <w:rPr>
+          <w:rFonts w:asciiTheme="minorHAnsi" w:hAnsiTheme="minorHAnsi" w:cstheme="minorHAnsi"/>
+          <w:sz w:val="28"/>
+          <w:szCs w:val="28"/>
+        </w:rPr>
+        <w:t>build</w:t>
+      </w:r>
+      <w:proofErr w:type="spellEnd"/>
+      <w:r>
+        <w:rPr>
+          <w:rFonts w:asciiTheme="minorHAnsi" w:hAnsiTheme="minorHAnsi" w:cstheme="minorHAnsi"/>
+          <w:sz w:val="28"/>
+          <w:szCs w:val="28"/>
+        </w:rPr>
+        <w:t>()</w:t>
+      </w:r>
+    </w:p>
+    <w:p>
+      <w:pPr>
+        <w:pStyle w:val="Testonormale"/>
+        <w:rPr>
+          <w:rFonts w:asciiTheme="minorHAnsi" w:hAnsiTheme="minorHAnsi" w:cstheme="minorHAnsi"/>
+          <w:sz w:val="28"/>
+          <w:szCs w:val="28"/>
+        </w:rPr>
+      </w:pPr>
+    </w:p>
+    <w:p>
+      <w:pPr>
+        <w:pStyle w:val="Testonormale"/>
+        <w:rPr>
+          <w:rFonts w:asciiTheme="minorHAnsi" w:hAnsiTheme="minorHAnsi" w:cstheme="minorHAnsi"/>
+          <w:sz w:val="28"/>
+          <w:szCs w:val="28"/>
+        </w:rPr>
+      </w:pPr>
+      <w:r>
+        <w:rPr>
+          <w:rFonts w:asciiTheme="minorHAnsi" w:hAnsiTheme="minorHAnsi" w:cstheme="minorHAnsi"/>
+          <w:sz w:val="28"/>
+          <w:szCs w:val="28"/>
+        </w:rPr>
+        <w:t xml:space="preserve">    Posizione </w:t>
+      </w:r>
+      <w:proofErr w:type="spellStart"/>
+      <w:proofErr w:type="gramStart"/>
+      <w:r>
+        <w:rPr>
+          <w:rFonts w:asciiTheme="minorHAnsi" w:hAnsiTheme="minorHAnsi" w:cstheme="minorHAnsi"/>
+          <w:sz w:val="28"/>
+          <w:szCs w:val="28"/>
+        </w:rPr>
+        <w:t>geocodifica</w:t>
+      </w:r>
+      <w:proofErr w:type="spellEnd"/>
+      <w:r>
+        <w:rPr>
+          <w:rFonts w:asciiTheme="minorHAnsi" w:hAnsiTheme="minorHAnsi" w:cstheme="minorHAnsi"/>
+          <w:sz w:val="28"/>
+          <w:szCs w:val="28"/>
+        </w:rPr>
+        <w:t>(</w:t>
+      </w:r>
+      <w:proofErr w:type="spellStart"/>
+      <w:proofErr w:type="gramEnd"/>
+      <w:r>
+        <w:rPr>
+          <w:rFonts w:asciiTheme="minorHAnsi" w:hAnsiTheme="minorHAnsi" w:cstheme="minorHAnsi"/>
+          <w:sz w:val="28"/>
+          <w:szCs w:val="28"/>
+        </w:rPr>
+        <w:t>String</w:t>
+      </w:r>
+      <w:proofErr w:type="spellEnd"/>
+      <w:r>
+        <w:rPr>
+          <w:rFonts w:asciiTheme="minorHAnsi" w:hAnsiTheme="minorHAnsi" w:cstheme="minorHAnsi"/>
+          <w:sz w:val="28"/>
+          <w:szCs w:val="28"/>
+        </w:rPr>
+        <w:t xml:space="preserve"> </w:t>
+      </w:r>
+      <w:proofErr w:type="spellStart"/>
+      <w:r>
+        <w:rPr>
+          <w:rFonts w:asciiTheme="minorHAnsi" w:hAnsiTheme="minorHAnsi" w:cstheme="minorHAnsi"/>
+          <w:sz w:val="28"/>
+          <w:szCs w:val="28"/>
+        </w:rPr>
+        <w:t>nomeLuogo</w:t>
+      </w:r>
+      <w:proofErr w:type="spellEnd"/>
+      <w:r>
+        <w:rPr>
+          <w:rFonts w:asciiTheme="minorHAnsi" w:hAnsiTheme="minorHAnsi" w:cstheme="minorHAnsi"/>
+          <w:sz w:val="28"/>
+          <w:szCs w:val="28"/>
+        </w:rPr>
+        <w:t>)</w:t>
+      </w:r>
+    </w:p>
+    <w:p>
+      <w:pPr>
+        <w:pStyle w:val="Testonormale"/>
+        <w:rPr>
+          <w:rFonts w:asciiTheme="minorHAnsi" w:hAnsiTheme="minorHAnsi" w:cstheme="minorHAnsi"/>
+          <w:sz w:val="28"/>
+          <w:szCs w:val="28"/>
+        </w:rPr>
+      </w:pPr>
+      <w:r>
+        <w:rPr>
+          <w:rFonts w:asciiTheme="minorHAnsi" w:hAnsiTheme="minorHAnsi" w:cstheme="minorHAnsi"/>
+          <w:sz w:val="28"/>
+          <w:szCs w:val="28"/>
+        </w:rPr>
+        <w:t xml:space="preserve">        se </w:t>
+      </w:r>
+      <w:proofErr w:type="spellStart"/>
+      <w:r>
+        <w:rPr>
+          <w:rFonts w:asciiTheme="minorHAnsi" w:hAnsiTheme="minorHAnsi" w:cstheme="minorHAnsi"/>
+          <w:sz w:val="28"/>
+          <w:szCs w:val="28"/>
+        </w:rPr>
+        <w:t>apiKey</w:t>
+      </w:r>
+      <w:proofErr w:type="spellEnd"/>
+      <w:r>
+        <w:rPr>
+          <w:rFonts w:asciiTheme="minorHAnsi" w:hAnsiTheme="minorHAnsi" w:cstheme="minorHAnsi"/>
+          <w:sz w:val="28"/>
+          <w:szCs w:val="28"/>
+        </w:rPr>
+        <w:t xml:space="preserve"> vuota -&gt; </w:t>
+      </w:r>
+      <w:proofErr w:type="spellStart"/>
+      <w:proofErr w:type="gramStart"/>
+      <w:r>
+        <w:rPr>
+          <w:rFonts w:asciiTheme="minorHAnsi" w:hAnsiTheme="minorHAnsi" w:cstheme="minorHAnsi"/>
+          <w:sz w:val="28"/>
+          <w:szCs w:val="28"/>
+        </w:rPr>
+        <w:t>GeocodingException</w:t>
+      </w:r>
+      <w:proofErr w:type="spellEnd"/>
+      <w:r>
+        <w:rPr>
+          <w:rFonts w:asciiTheme="minorHAnsi" w:hAnsiTheme="minorHAnsi" w:cstheme="minorHAnsi"/>
+          <w:sz w:val="28"/>
+          <w:szCs w:val="28"/>
+        </w:rPr>
+        <w:t>(</w:t>
+      </w:r>
+      <w:proofErr w:type="gramEnd"/>
+      <w:r>
+        <w:rPr>
+          <w:rFonts w:asciiTheme="minorHAnsi" w:hAnsiTheme="minorHAnsi" w:cstheme="minorHAnsi"/>
+          <w:sz w:val="28"/>
+          <w:szCs w:val="28"/>
+        </w:rPr>
+        <w:t>"Chiave Google non configurata")</w:t>
+      </w:r>
+    </w:p>
+    <w:p>
+      <w:pPr>
+        <w:pStyle w:val="Testonormale"/>
+        <w:rPr>
+          <w:rFonts w:asciiTheme="minorHAnsi" w:hAnsiTheme="minorHAnsi" w:cstheme="minorHAnsi"/>
+          <w:sz w:val="28"/>
+          <w:szCs w:val="28"/>
+          <w:lang w:val="en-US"/>
+        </w:rPr>
+      </w:pPr>
+      <w:r>
+        <w:rPr>
+          <w:rFonts w:asciiTheme="minorHAnsi" w:hAnsiTheme="minorHAnsi" w:cstheme="minorHAnsi"/>
+          <w:sz w:val="28"/>
+          <w:szCs w:val="28"/>
+        </w:rPr>
+        <w:t xml:space="preserve">        </w:t>
+      </w:r>
+      <w:r>
+        <w:rPr>
+          <w:rFonts w:asciiTheme="minorHAnsi" w:hAnsiTheme="minorHAnsi" w:cstheme="minorHAnsi"/>
+          <w:sz w:val="28"/>
+          <w:szCs w:val="28"/>
+          <w:lang w:val="en-US"/>
+        </w:rPr>
+        <w:t>GET /v4/geocode/address/{</w:t>
+      </w:r>
+      <w:proofErr w:type="spellStart"/>
+      <w:r>
+        <w:rPr>
+          <w:rFonts w:asciiTheme="minorHAnsi" w:hAnsiTheme="minorHAnsi" w:cstheme="minorHAnsi"/>
+          <w:sz w:val="28"/>
+          <w:szCs w:val="28"/>
+          <w:lang w:val="en-US"/>
+        </w:rPr>
+        <w:t>nomeLuogo</w:t>
+      </w:r>
+      <w:proofErr w:type="spellEnd"/>
+      <w:r>
+        <w:rPr>
+          <w:rFonts w:asciiTheme="minorHAnsi" w:hAnsiTheme="minorHAnsi" w:cstheme="minorHAnsi"/>
+          <w:sz w:val="28"/>
+          <w:szCs w:val="28"/>
+          <w:lang w:val="en-US"/>
+        </w:rPr>
+        <w:t>}?</w:t>
+      </w:r>
+      <w:proofErr w:type="spellStart"/>
+      <w:r>
+        <w:rPr>
+          <w:rFonts w:asciiTheme="minorHAnsi" w:hAnsiTheme="minorHAnsi" w:cstheme="minorHAnsi"/>
+          <w:sz w:val="28"/>
+          <w:szCs w:val="28"/>
+          <w:lang w:val="en-US"/>
+        </w:rPr>
+        <w:t>regionCode</w:t>
+      </w:r>
+      <w:proofErr w:type="spellEnd"/>
+      <w:r>
+        <w:rPr>
+          <w:rFonts w:asciiTheme="minorHAnsi" w:hAnsiTheme="minorHAnsi" w:cstheme="minorHAnsi"/>
+          <w:sz w:val="28"/>
+          <w:szCs w:val="28"/>
+          <w:lang w:val="en-US"/>
+        </w:rPr>
+        <w:t>=</w:t>
+      </w:r>
+      <w:proofErr w:type="spellStart"/>
+      <w:r>
+        <w:rPr>
+          <w:rFonts w:asciiTheme="minorHAnsi" w:hAnsiTheme="minorHAnsi" w:cstheme="minorHAnsi"/>
+          <w:sz w:val="28"/>
+          <w:szCs w:val="28"/>
+          <w:lang w:val="en-US"/>
+        </w:rPr>
+        <w:t>IT&amp;languageCode</w:t>
+      </w:r>
+      <w:proofErr w:type="spellEnd"/>
+      <w:r>
+        <w:rPr>
+          <w:rFonts w:asciiTheme="minorHAnsi" w:hAnsiTheme="minorHAnsi" w:cstheme="minorHAnsi"/>
+          <w:sz w:val="28"/>
+          <w:szCs w:val="28"/>
+          <w:lang w:val="en-US"/>
+        </w:rPr>
+        <w:t>=it</w:t>
+      </w:r>
+    </w:p>
+    <w:p>
+      <w:pPr>
+        <w:pStyle w:val="Testonormale"/>
+        <w:rPr>
+          <w:rFonts w:asciiTheme="minorHAnsi" w:hAnsiTheme="minorHAnsi" w:cstheme="minorHAnsi"/>
+          <w:sz w:val="28"/>
+          <w:szCs w:val="28"/>
+          <w:lang w:val="en-US"/>
+        </w:rPr>
+      </w:pPr>
+      <w:r>
+        <w:rPr>
+          <w:rFonts w:asciiTheme="minorHAnsi" w:hAnsiTheme="minorHAnsi" w:cstheme="minorHAnsi"/>
+          <w:sz w:val="28"/>
+          <w:szCs w:val="28"/>
+          <w:lang w:val="en-US"/>
+        </w:rPr>
+        <w:t xml:space="preserve">            header X-</w:t>
+      </w:r>
+      <w:proofErr w:type="spellStart"/>
+      <w:r>
+        <w:rPr>
+          <w:rFonts w:asciiTheme="minorHAnsi" w:hAnsiTheme="minorHAnsi" w:cstheme="minorHAnsi"/>
+          <w:sz w:val="28"/>
+          <w:szCs w:val="28"/>
+          <w:lang w:val="en-US"/>
+        </w:rPr>
+        <w:t>Goog</w:t>
+      </w:r>
+      <w:proofErr w:type="spellEnd"/>
+      <w:r>
+        <w:rPr>
+          <w:rFonts w:asciiTheme="minorHAnsi" w:hAnsiTheme="minorHAnsi" w:cstheme="minorHAnsi"/>
+          <w:sz w:val="28"/>
+          <w:szCs w:val="28"/>
+          <w:lang w:val="en-US"/>
+        </w:rPr>
+        <w:t>-</w:t>
+      </w:r>
+      <w:proofErr w:type="spellStart"/>
+      <w:r>
+        <w:rPr>
+          <w:rFonts w:asciiTheme="minorHAnsi" w:hAnsiTheme="minorHAnsi" w:cstheme="minorHAnsi"/>
+          <w:sz w:val="28"/>
+          <w:szCs w:val="28"/>
+          <w:lang w:val="en-US"/>
+        </w:rPr>
+        <w:t>Api</w:t>
+      </w:r>
+      <w:proofErr w:type="spellEnd"/>
+      <w:r>
+        <w:rPr>
+          <w:rFonts w:asciiTheme="minorHAnsi" w:hAnsiTheme="minorHAnsi" w:cstheme="minorHAnsi"/>
+          <w:sz w:val="28"/>
+          <w:szCs w:val="28"/>
+          <w:lang w:val="en-US"/>
+        </w:rPr>
+        <w:t xml:space="preserve">-Key: </w:t>
+      </w:r>
+      <w:proofErr w:type="spellStart"/>
+      <w:r>
+        <w:rPr>
+          <w:rFonts w:asciiTheme="minorHAnsi" w:hAnsiTheme="minorHAnsi" w:cstheme="minorHAnsi"/>
+          <w:sz w:val="28"/>
+          <w:szCs w:val="28"/>
+          <w:lang w:val="en-US"/>
+        </w:rPr>
+        <w:t>apiKey</w:t>
+      </w:r>
+      <w:proofErr w:type="spellEnd"/>
+    </w:p>
+    <w:p>
+      <w:pPr>
+        <w:pStyle w:val="Testonormale"/>
+        <w:rPr>
+          <w:rFonts w:asciiTheme="minorHAnsi" w:hAnsiTheme="minorHAnsi" w:cstheme="minorHAnsi"/>
+          <w:sz w:val="28"/>
+          <w:szCs w:val="28"/>
+          <w:lang w:val="en-US"/>
+        </w:rPr>
+      </w:pPr>
+      <w:r>
+        <w:rPr>
+          <w:rFonts w:asciiTheme="minorHAnsi" w:hAnsiTheme="minorHAnsi" w:cstheme="minorHAnsi"/>
+          <w:sz w:val="28"/>
+          <w:szCs w:val="28"/>
+          <w:lang w:val="en-US"/>
+        </w:rPr>
+        <w:t xml:space="preserve">            body -&gt; </w:t>
+      </w:r>
+      <w:proofErr w:type="spellStart"/>
+      <w:r>
+        <w:rPr>
+          <w:rFonts w:asciiTheme="minorHAnsi" w:hAnsiTheme="minorHAnsi" w:cstheme="minorHAnsi"/>
+          <w:sz w:val="28"/>
+          <w:szCs w:val="28"/>
+          <w:lang w:val="en-US"/>
+        </w:rPr>
+        <w:t>GoogleGeocodingResponse</w:t>
+      </w:r>
+      <w:proofErr w:type="spellEnd"/>
+      <w:r>
+        <w:rPr>
+          <w:rFonts w:asciiTheme="minorHAnsi" w:hAnsiTheme="minorHAnsi" w:cstheme="minorHAnsi"/>
+          <w:sz w:val="28"/>
+          <w:szCs w:val="28"/>
+          <w:lang w:val="en-US"/>
+        </w:rPr>
+        <w:t xml:space="preserve"> (record: </w:t>
+      </w:r>
+      <w:proofErr w:type="gramStart"/>
+      <w:r>
+        <w:rPr>
+          <w:rFonts w:asciiTheme="minorHAnsi" w:hAnsiTheme="minorHAnsi" w:cstheme="minorHAnsi"/>
+          <w:sz w:val="28"/>
+          <w:szCs w:val="28"/>
+          <w:lang w:val="en-US"/>
+        </w:rPr>
+        <w:t>results[</w:t>
+      </w:r>
+      <w:proofErr w:type="gramEnd"/>
+      <w:r>
+        <w:rPr>
+          <w:rFonts w:asciiTheme="minorHAnsi" w:hAnsiTheme="minorHAnsi" w:cstheme="minorHAnsi"/>
+          <w:sz w:val="28"/>
+          <w:szCs w:val="28"/>
+          <w:lang w:val="en-US"/>
+        </w:rPr>
+        <w:t>0].</w:t>
+      </w:r>
+      <w:proofErr w:type="spellStart"/>
+      <w:r>
+        <w:rPr>
+          <w:rFonts w:asciiTheme="minorHAnsi" w:hAnsiTheme="minorHAnsi" w:cstheme="minorHAnsi"/>
+          <w:sz w:val="28"/>
+          <w:szCs w:val="28"/>
+          <w:lang w:val="en-US"/>
+        </w:rPr>
+        <w:t>location.latitude</w:t>
+      </w:r>
+      <w:proofErr w:type="spellEnd"/>
+      <w:r>
+        <w:rPr>
+          <w:rFonts w:asciiTheme="minorHAnsi" w:hAnsiTheme="minorHAnsi" w:cstheme="minorHAnsi"/>
+          <w:sz w:val="28"/>
+          <w:szCs w:val="28"/>
+          <w:lang w:val="en-US"/>
+        </w:rPr>
+        <w:t xml:space="preserve">/longitude, </w:t>
+      </w:r>
+      <w:proofErr w:type="spellStart"/>
+      <w:r>
+        <w:rPr>
+          <w:rFonts w:asciiTheme="minorHAnsi" w:hAnsiTheme="minorHAnsi" w:cstheme="minorHAnsi"/>
+          <w:sz w:val="28"/>
+          <w:szCs w:val="28"/>
+          <w:lang w:val="en-US"/>
+        </w:rPr>
+        <w:t>formattedAddress</w:t>
+      </w:r>
+      <w:proofErr w:type="spellEnd"/>
+      <w:r>
+        <w:rPr>
+          <w:rFonts w:asciiTheme="minorHAnsi" w:hAnsiTheme="minorHAnsi" w:cstheme="minorHAnsi"/>
+          <w:sz w:val="28"/>
+          <w:szCs w:val="28"/>
+          <w:lang w:val="en-US"/>
+        </w:rPr>
+        <w:t>)</w:t>
+      </w:r>
+    </w:p>
+    <w:p>
+      <w:pPr>
+        <w:pStyle w:val="Testonormale"/>
+        <w:rPr>
+          <w:rFonts w:asciiTheme="minorHAnsi" w:hAnsiTheme="minorHAnsi" w:cstheme="minorHAnsi"/>
+          <w:sz w:val="28"/>
+          <w:szCs w:val="28"/>
+        </w:rPr>
+      </w:pPr>
+      <w:r>
+        <w:rPr>
+          <w:rFonts w:asciiTheme="minorHAnsi" w:hAnsiTheme="minorHAnsi" w:cstheme="minorHAnsi"/>
+          <w:sz w:val="28"/>
+          <w:szCs w:val="28"/>
+          <w:lang w:val="en-US"/>
+        </w:rPr>
+        <w:t xml:space="preserve">        </w:t>
+      </w:r>
+      <w:proofErr w:type="spellStart"/>
+      <w:r>
+        <w:rPr>
+          <w:rFonts w:asciiTheme="minorHAnsi" w:hAnsiTheme="minorHAnsi" w:cstheme="minorHAnsi"/>
+          <w:sz w:val="28"/>
+          <w:szCs w:val="28"/>
+        </w:rPr>
+        <w:t>RestClientException</w:t>
+      </w:r>
+      <w:proofErr w:type="spellEnd"/>
+      <w:r>
+        <w:rPr>
+          <w:rFonts w:asciiTheme="minorHAnsi" w:hAnsiTheme="minorHAnsi" w:cstheme="minorHAnsi"/>
+          <w:sz w:val="28"/>
+          <w:szCs w:val="28"/>
+        </w:rPr>
+        <w:t xml:space="preserve"> -&gt; </w:t>
+      </w:r>
+      <w:proofErr w:type="spellStart"/>
+      <w:proofErr w:type="gramStart"/>
+      <w:r>
+        <w:rPr>
+          <w:rFonts w:asciiTheme="minorHAnsi" w:hAnsiTheme="minorHAnsi" w:cstheme="minorHAnsi"/>
+          <w:sz w:val="28"/>
+          <w:szCs w:val="28"/>
+        </w:rPr>
+        <w:t>GeocodingException</w:t>
+      </w:r>
+      <w:proofErr w:type="spellEnd"/>
+      <w:r>
+        <w:rPr>
+          <w:rFonts w:asciiTheme="minorHAnsi" w:hAnsiTheme="minorHAnsi" w:cstheme="minorHAnsi"/>
+          <w:sz w:val="28"/>
+          <w:szCs w:val="28"/>
+        </w:rPr>
+        <w:t>(</w:t>
+      </w:r>
+      <w:proofErr w:type="gramEnd"/>
+      <w:r>
+        <w:rPr>
+          <w:rFonts w:asciiTheme="minorHAnsi" w:hAnsiTheme="minorHAnsi" w:cstheme="minorHAnsi"/>
+          <w:sz w:val="28"/>
+          <w:szCs w:val="28"/>
+        </w:rPr>
+        <w:t xml:space="preserve">"Errore dal servizio di </w:t>
+      </w:r>
+      <w:proofErr w:type="spellStart"/>
+      <w:r>
+        <w:rPr>
+          <w:rFonts w:asciiTheme="minorHAnsi" w:hAnsiTheme="minorHAnsi" w:cstheme="minorHAnsi"/>
+          <w:sz w:val="28"/>
+          <w:szCs w:val="28"/>
+        </w:rPr>
+        <w:t>geocoding</w:t>
+      </w:r>
+      <w:proofErr w:type="spellEnd"/>
+      <w:r>
+        <w:rPr>
+          <w:rFonts w:asciiTheme="minorHAnsi" w:hAnsiTheme="minorHAnsi" w:cstheme="minorHAnsi"/>
+          <w:sz w:val="28"/>
+          <w:szCs w:val="28"/>
+        </w:rPr>
+        <w:t>")</w:t>
+      </w:r>
+    </w:p>
+    <w:p>
+      <w:pPr>
+        <w:pStyle w:val="Testonormale"/>
+        <w:rPr>
+          <w:rFonts w:asciiTheme="minorHAnsi" w:hAnsiTheme="minorHAnsi" w:cstheme="minorHAnsi"/>
+          <w:sz w:val="28"/>
+          <w:szCs w:val="28"/>
+        </w:rPr>
+      </w:pPr>
+      <w:r>
+        <w:rPr>
+          <w:rFonts w:asciiTheme="minorHAnsi" w:hAnsiTheme="minorHAnsi" w:cstheme="minorHAnsi"/>
+          <w:sz w:val="28"/>
+          <w:szCs w:val="28"/>
+        </w:rPr>
+        <w:t xml:space="preserve">        nessun risultato    -&gt; </w:t>
+      </w:r>
+      <w:proofErr w:type="spellStart"/>
+      <w:proofErr w:type="gramStart"/>
+      <w:r>
+        <w:rPr>
+          <w:rFonts w:asciiTheme="minorHAnsi" w:hAnsiTheme="minorHAnsi" w:cstheme="minorHAnsi"/>
+          <w:sz w:val="28"/>
+          <w:szCs w:val="28"/>
+        </w:rPr>
+        <w:t>NotFoundException</w:t>
+      </w:r>
+      <w:proofErr w:type="spellEnd"/>
+      <w:r>
+        <w:rPr>
+          <w:rFonts w:asciiTheme="minorHAnsi" w:hAnsiTheme="minorHAnsi" w:cstheme="minorHAnsi"/>
+          <w:sz w:val="28"/>
+          <w:szCs w:val="28"/>
+        </w:rPr>
+        <w:t>(</w:t>
+      </w:r>
+      <w:proofErr w:type="gramEnd"/>
+      <w:r>
+        <w:rPr>
+          <w:rFonts w:asciiTheme="minorHAnsi" w:hAnsiTheme="minorHAnsi" w:cstheme="minorHAnsi"/>
+          <w:sz w:val="28"/>
+          <w:szCs w:val="28"/>
+        </w:rPr>
+        <w:t xml:space="preserve">"Nessun risultato per il luogo: " + </w:t>
+      </w:r>
+      <w:proofErr w:type="spellStart"/>
+      <w:r>
+        <w:rPr>
+          <w:rFonts w:asciiTheme="minorHAnsi" w:hAnsiTheme="minorHAnsi" w:cstheme="minorHAnsi"/>
+          <w:sz w:val="28"/>
+          <w:szCs w:val="28"/>
+        </w:rPr>
+        <w:t>nomeLuogo</w:t>
+      </w:r>
+      <w:proofErr w:type="spellEnd"/>
+      <w:r>
+        <w:rPr>
+          <w:rFonts w:asciiTheme="minorHAnsi" w:hAnsiTheme="minorHAnsi" w:cstheme="minorHAnsi"/>
+          <w:sz w:val="28"/>
+          <w:szCs w:val="28"/>
+        </w:rPr>
+        <w:t>)</w:t>
+      </w:r>
+    </w:p>
+    <w:p>
+      <w:pPr>
+        <w:pStyle w:val="Testonormale"/>
+        <w:rPr>
+          <w:rFonts w:asciiTheme="minorHAnsi" w:hAnsiTheme="minorHAnsi" w:cstheme="minorHAnsi"/>
+          <w:sz w:val="28"/>
+          <w:szCs w:val="28"/>
+          <w:lang w:val="en-US"/>
+        </w:rPr>
+      </w:pPr>
+      <w:r>
+        <w:rPr>
+          <w:rFonts w:asciiTheme="minorHAnsi" w:hAnsiTheme="minorHAnsi" w:cstheme="minorHAnsi"/>
+          <w:sz w:val="28"/>
+          <w:szCs w:val="28"/>
+        </w:rPr>
+        <w:t xml:space="preserve">        </w:t>
+      </w:r>
+      <w:r>
+        <w:rPr>
+          <w:rFonts w:asciiTheme="minorHAnsi" w:hAnsiTheme="minorHAnsi" w:cstheme="minorHAnsi"/>
+          <w:sz w:val="28"/>
+          <w:szCs w:val="28"/>
+          <w:lang w:val="en-US"/>
+        </w:rPr>
+        <w:t xml:space="preserve">return new </w:t>
+      </w:r>
+      <w:proofErr w:type="spellStart"/>
+      <w:proofErr w:type="gramStart"/>
+      <w:r>
+        <w:rPr>
+          <w:rFonts w:asciiTheme="minorHAnsi" w:hAnsiTheme="minorHAnsi" w:cstheme="minorHAnsi"/>
+          <w:sz w:val="28"/>
+          <w:szCs w:val="28"/>
+          <w:lang w:val="en-US"/>
+        </w:rPr>
+        <w:t>Posizione</w:t>
+      </w:r>
+      <w:proofErr w:type="spellEnd"/>
+      <w:r>
+        <w:rPr>
+          <w:rFonts w:asciiTheme="minorHAnsi" w:hAnsiTheme="minorHAnsi" w:cstheme="minorHAnsi"/>
+          <w:sz w:val="28"/>
+          <w:szCs w:val="28"/>
+          <w:lang w:val="en-US"/>
+        </w:rPr>
+        <w:t>(</w:t>
+      </w:r>
+      <w:proofErr w:type="gramEnd"/>
+      <w:r>
+        <w:rPr>
+          <w:rFonts w:asciiTheme="minorHAnsi" w:hAnsiTheme="minorHAnsi" w:cstheme="minorHAnsi"/>
+          <w:sz w:val="28"/>
+          <w:szCs w:val="28"/>
+          <w:lang w:val="en-US"/>
+        </w:rPr>
+        <w:t xml:space="preserve">latitude, longitude, </w:t>
+      </w:r>
+      <w:proofErr w:type="spellStart"/>
+      <w:r>
+        <w:rPr>
+          <w:rFonts w:asciiTheme="minorHAnsi" w:hAnsiTheme="minorHAnsi" w:cstheme="minorHAnsi"/>
+          <w:sz w:val="28"/>
+          <w:szCs w:val="28"/>
+          <w:lang w:val="en-US"/>
+        </w:rPr>
+        <w:t>formattedAddress</w:t>
+      </w:r>
+      <w:proofErr w:type="spellEnd"/>
+      <w:r>
+        <w:rPr>
+          <w:rFonts w:asciiTheme="minorHAnsi" w:hAnsiTheme="minorHAnsi" w:cstheme="minorHAnsi"/>
+          <w:sz w:val="28"/>
+          <w:szCs w:val="28"/>
+          <w:lang w:val="en-US"/>
+        </w:rPr>
+        <w:t>)</w:t>
+      </w:r>
+    </w:p>
+    <w:p>
+      <w:pPr>
+        <w:pStyle w:val="Testonormale"/>
+        <w:rPr>
+          <w:rFonts w:asciiTheme="minorHAnsi" w:hAnsiTheme="minorHAnsi" w:cstheme="minorHAnsi"/>
+          <w:sz w:val="28"/>
+          <w:szCs w:val="28"/>
+        </w:rPr>
+      </w:pPr>
+      <w:r>
+        <w:rPr>
+          <w:rFonts w:asciiTheme="minorHAnsi" w:hAnsiTheme="minorHAnsi" w:cstheme="minorHAnsi"/>
+          <w:sz w:val="28"/>
+          <w:szCs w:val="28"/>
+          <w:lang w:val="en-US"/>
+        </w:rPr>
+        <w:t xml:space="preserve">            </w:t>
+      </w:r>
+      <w:r>
+        <w:rPr>
+          <w:rFonts w:asciiTheme="minorHAnsi" w:hAnsiTheme="minorHAnsi" w:cstheme="minorHAnsi"/>
+          <w:sz w:val="28"/>
+          <w:szCs w:val="28"/>
+        </w:rPr>
+        <w:t>-&gt; salvo l'indirizzo formattato da Google, non quello scritto dall'utente:</w:t>
+      </w:r>
+    </w:p>
+    <w:p>
+      <w:pPr>
+        <w:pStyle w:val="Testonormale"/>
+        <w:rPr>
+          <w:rFonts w:asciiTheme="minorHAnsi" w:hAnsiTheme="minorHAnsi" w:cstheme="minorHAnsi"/>
+          <w:sz w:val="28"/>
+          <w:szCs w:val="28"/>
+        </w:rPr>
+      </w:pPr>
+      <w:r>
+        <w:rPr>
+          <w:rFonts w:asciiTheme="minorHAnsi" w:hAnsiTheme="minorHAnsi" w:cstheme="minorHAnsi"/>
+          <w:sz w:val="28"/>
+          <w:szCs w:val="28"/>
+        </w:rPr>
+        <w:t xml:space="preserve">               "</w:t>
+      </w:r>
+      <w:proofErr w:type="spellStart"/>
+      <w:r>
+        <w:rPr>
+          <w:rFonts w:asciiTheme="minorHAnsi" w:hAnsiTheme="minorHAnsi" w:cstheme="minorHAnsi"/>
+          <w:sz w:val="28"/>
+          <w:szCs w:val="28"/>
+        </w:rPr>
+        <w:t>roma</w:t>
+      </w:r>
+      <w:proofErr w:type="spellEnd"/>
+      <w:r>
+        <w:rPr>
+          <w:rFonts w:asciiTheme="minorHAnsi" w:hAnsiTheme="minorHAnsi" w:cstheme="minorHAnsi"/>
+          <w:sz w:val="28"/>
+          <w:szCs w:val="28"/>
+        </w:rPr>
+        <w:t xml:space="preserve">" diventa "Roma RM, Italia" e il </w:t>
+      </w:r>
+      <w:proofErr w:type="spellStart"/>
+      <w:r>
+        <w:rPr>
+          <w:rFonts w:asciiTheme="minorHAnsi" w:hAnsiTheme="minorHAnsi" w:cstheme="minorHAnsi"/>
+          <w:sz w:val="28"/>
+          <w:szCs w:val="28"/>
+        </w:rPr>
+        <w:t>feed</w:t>
+      </w:r>
+      <w:proofErr w:type="spellEnd"/>
+      <w:r>
+        <w:rPr>
+          <w:rFonts w:asciiTheme="minorHAnsi" w:hAnsiTheme="minorHAnsi" w:cstheme="minorHAnsi"/>
+          <w:sz w:val="28"/>
+          <w:szCs w:val="28"/>
+        </w:rPr>
+        <w:t xml:space="preserve"> √® </w:t>
+      </w:r>
+      <w:proofErr w:type="spellStart"/>
+      <w:r>
+        <w:rPr>
+          <w:rFonts w:asciiTheme="minorHAnsi" w:hAnsiTheme="minorHAnsi" w:cstheme="minorHAnsi"/>
+          <w:sz w:val="28"/>
+          <w:szCs w:val="28"/>
+        </w:rPr>
+        <w:t>pi</w:t>
+      </w:r>
+      <w:proofErr w:type="spellEnd"/>
+      <w:r>
+        <w:rPr>
+          <w:rFonts w:asciiTheme="minorHAnsi" w:hAnsiTheme="minorHAnsi" w:cstheme="minorHAnsi"/>
+          <w:sz w:val="28"/>
+          <w:szCs w:val="28"/>
+        </w:rPr>
+        <w:t>√π pulito</w:t>
+      </w:r>
+    </w:p>
+    <w:p>
+      <w:pPr>
+        <w:pStyle w:val="Testonormale"/>
+        <w:rPr>
+          <w:rFonts w:asciiTheme="minorHAnsi" w:hAnsiTheme="minorHAnsi" w:cstheme="minorHAnsi"/>
+          <w:sz w:val="28"/>
+          <w:szCs w:val="28"/>
+        </w:rPr>
+      </w:pPr>
+    </w:p>
+    <w:p>
+      <w:pPr>
+        <w:pStyle w:val="Testonormale"/>
+        <w:rPr>
+          <w:rFonts w:asciiTheme="minorHAnsi" w:hAnsiTheme="minorHAnsi" w:cstheme="minorHAnsi"/>
+          <w:sz w:val="28"/>
+          <w:szCs w:val="28"/>
+        </w:rPr>
+      </w:pPr>
+      <w:proofErr w:type="spellStart"/>
+      <w:r>
+        <w:rPr>
+          <w:rFonts w:asciiTheme="minorHAnsi" w:hAnsiTheme="minorHAnsi" w:cstheme="minorHAnsi"/>
+          <w:sz w:val="28"/>
+          <w:szCs w:val="28"/>
+        </w:rPr>
+        <w:t>GeocodingException</w:t>
+      </w:r>
+      <w:proofErr w:type="spellEnd"/>
+      <w:r>
+        <w:rPr>
+          <w:rFonts w:asciiTheme="minorHAnsi" w:hAnsiTheme="minorHAnsi" w:cstheme="minorHAnsi"/>
+          <w:sz w:val="28"/>
+          <w:szCs w:val="28"/>
+        </w:rPr>
+        <w:t xml:space="preserve"> -&gt; 502 BAD_GATEWAY nell'</w:t>
+      </w:r>
+      <w:proofErr w:type="spellStart"/>
+      <w:r>
+        <w:rPr>
+          <w:rFonts w:asciiTheme="minorHAnsi" w:hAnsiTheme="minorHAnsi" w:cstheme="minorHAnsi"/>
+          <w:sz w:val="28"/>
+          <w:szCs w:val="28"/>
+        </w:rPr>
+        <w:t>ExceptionsHandler</w:t>
+      </w:r>
+      <w:proofErr w:type="spellEnd"/>
+      <w:r>
+        <w:rPr>
+          <w:rFonts w:asciiTheme="minorHAnsi" w:hAnsiTheme="minorHAnsi" w:cstheme="minorHAnsi"/>
+          <w:sz w:val="28"/>
+          <w:szCs w:val="28"/>
+        </w:rPr>
+        <w:t xml:space="preserve"> (l'errore √® del servizio esterno, non del client)</w:t>
+      </w:r>
+    </w:p>
+    <w:p>
+      <w:pPr>
+        <w:pStyle w:val="Testonormale"/>
+        <w:rPr>
+          <w:rFonts w:asciiTheme="minorHAnsi" w:hAnsiTheme="minorHAnsi" w:cstheme="minorHAnsi"/>
+          <w:sz w:val="28"/>
+          <w:szCs w:val="28"/>
+        </w:rPr>
+      </w:pPr>
+      <w:r>
+        <w:rPr>
+          <w:rFonts w:asciiTheme="minorHAnsi" w:hAnsiTheme="minorHAnsi" w:cstheme="minorHAnsi"/>
+          <w:sz w:val="28"/>
+          <w:szCs w:val="28"/>
+        </w:rPr>
+        <w:t>```</w:t>
+      </w:r>
+    </w:p>
+    <w:p>
+      <w:pPr>
+        <w:pStyle w:val="Testonormale"/>
+        <w:rPr>
+          <w:rFonts w:asciiTheme="minorHAnsi" w:hAnsiTheme="minorHAnsi" w:cstheme="minorHAnsi"/>
+          <w:sz w:val="28"/>
+          <w:szCs w:val="28"/>
+        </w:rPr>
+      </w:pPr>
+    </w:p>
+    <w:p>
+      <w:pPr>
+        <w:pStyle w:val="Testonormale"/>
+        <w:rPr>
+          <w:rFonts w:asciiTheme="minorHAnsi" w:hAnsiTheme="minorHAnsi" w:cstheme="minorHAnsi"/>
+          <w:sz w:val="28"/>
+          <w:szCs w:val="28"/>
+        </w:rPr>
+      </w:pPr>
+      <w:r>
+        <w:rPr>
+          <w:rFonts w:asciiTheme="minorHAnsi" w:hAnsiTheme="minorHAnsi" w:cstheme="minorHAnsi"/>
+          <w:sz w:val="28"/>
+          <w:szCs w:val="28"/>
+        </w:rPr>
+        <w:t xml:space="preserve">Scelta: la chiave Google resta SOLO nel </w:t>
+      </w:r>
+      <w:proofErr w:type="spellStart"/>
+      <w:r>
+        <w:rPr>
+          <w:rFonts w:asciiTheme="minorHAnsi" w:hAnsiTheme="minorHAnsi" w:cstheme="minorHAnsi"/>
+          <w:sz w:val="28"/>
+          <w:szCs w:val="28"/>
+        </w:rPr>
+        <w:t>backend</w:t>
+      </w:r>
+      <w:proofErr w:type="spellEnd"/>
+      <w:r>
+        <w:rPr>
+          <w:rFonts w:asciiTheme="minorHAnsi" w:hAnsiTheme="minorHAnsi" w:cstheme="minorHAnsi"/>
+          <w:sz w:val="28"/>
+          <w:szCs w:val="28"/>
+        </w:rPr>
+        <w:t xml:space="preserve"> (`</w:t>
+      </w:r>
+      <w:proofErr w:type="spellStart"/>
+      <w:proofErr w:type="gramStart"/>
+      <w:r>
+        <w:rPr>
+          <w:rFonts w:asciiTheme="minorHAnsi" w:hAnsiTheme="minorHAnsi" w:cstheme="minorHAnsi"/>
+          <w:sz w:val="28"/>
+          <w:szCs w:val="28"/>
+        </w:rPr>
+        <w:t>env.properties</w:t>
+      </w:r>
+      <w:proofErr w:type="spellEnd"/>
+      <w:proofErr w:type="gramEnd"/>
+      <w:r>
+        <w:rPr>
+          <w:rFonts w:asciiTheme="minorHAnsi" w:hAnsiTheme="minorHAnsi" w:cstheme="minorHAnsi"/>
+          <w:sz w:val="28"/>
+          <w:szCs w:val="28"/>
+        </w:rPr>
+        <w:t>`), il client manda il nome del luogo.</w:t>
+      </w:r>
+    </w:p>
+    <w:p>
+      <w:pPr>
+        <w:pStyle w:val="Testonormale"/>
+        <w:rPr>
+          <w:rFonts w:asciiTheme="minorHAnsi" w:hAnsiTheme="minorHAnsi" w:cstheme="minorHAnsi"/>
+          <w:sz w:val="28"/>
+          <w:szCs w:val="28"/>
+        </w:rPr>
+      </w:pPr>
+      <w:r>
+        <w:rPr>
+          <w:rFonts w:asciiTheme="minorHAnsi" w:hAnsiTheme="minorHAnsi" w:cstheme="minorHAnsi"/>
+          <w:sz w:val="28"/>
+          <w:szCs w:val="28"/>
+        </w:rPr>
+        <w:t>Se l'utente non scrive `</w:t>
+      </w:r>
+      <w:proofErr w:type="spellStart"/>
+      <w:r>
+        <w:rPr>
+          <w:rFonts w:asciiTheme="minorHAnsi" w:hAnsiTheme="minorHAnsi" w:cstheme="minorHAnsi"/>
+          <w:sz w:val="28"/>
+          <w:szCs w:val="28"/>
+        </w:rPr>
+        <w:t>nomeLuogo</w:t>
+      </w:r>
+      <w:proofErr w:type="spellEnd"/>
+      <w:r>
+        <w:rPr>
+          <w:rFonts w:asciiTheme="minorHAnsi" w:hAnsiTheme="minorHAnsi" w:cstheme="minorHAnsi"/>
+          <w:sz w:val="28"/>
+          <w:szCs w:val="28"/>
+        </w:rPr>
+        <w:t>` il post nasce senza posizione: nessuna chiamata a Google.</w:t>
+      </w:r>
+    </w:p>
+    <w:p>
+      <w:pPr>
+        <w:pStyle w:val="Testonormale"/>
+        <w:rPr>
+          <w:rFonts w:asciiTheme="minorHAnsi" w:hAnsiTheme="minorHAnsi" w:cstheme="minorHAnsi"/>
+          <w:sz w:val="28"/>
+          <w:szCs w:val="28"/>
+        </w:rPr>
+      </w:pPr>
+    </w:p>
+    <w:p>
+      <w:pPr>
+        <w:pStyle w:val="Testonormale"/>
+        <w:rPr>
+          <w:rFonts w:asciiTheme="minorHAnsi" w:hAnsiTheme="minorHAnsi" w:cstheme="minorHAnsi"/>
+          <w:sz w:val="28"/>
+          <w:szCs w:val="28"/>
+        </w:rPr>
+      </w:pPr>
+      <w:r>
+        <w:rPr>
+          <w:rFonts w:asciiTheme="minorHAnsi" w:hAnsiTheme="minorHAnsi" w:cstheme="minorHAnsi"/>
+          <w:sz w:val="28"/>
+          <w:szCs w:val="28"/>
+        </w:rPr>
+        <w:t xml:space="preserve">2.3 Foto con upload + OCR  </w:t>
+      </w:r>
+    </w:p>
+    <w:p>
+      <w:pPr>
+        <w:pStyle w:val="Testonormale"/>
+        <w:rPr>
+          <w:rFonts w:asciiTheme="minorHAnsi" w:hAnsiTheme="minorHAnsi" w:cstheme="minorHAnsi"/>
+          <w:sz w:val="28"/>
+          <w:szCs w:val="28"/>
+        </w:rPr>
+      </w:pPr>
+    </w:p>
+    <w:p>
+      <w:pPr>
+        <w:pStyle w:val="Testonormale"/>
+        <w:rPr>
+          <w:rFonts w:asciiTheme="minorHAnsi" w:hAnsiTheme="minorHAnsi" w:cstheme="minorHAnsi"/>
+          <w:sz w:val="28"/>
+          <w:szCs w:val="28"/>
+          <w:lang w:val="en-US"/>
+        </w:rPr>
+      </w:pPr>
+      <w:r>
+        <w:rPr>
+          <w:rFonts w:asciiTheme="minorHAnsi" w:hAnsiTheme="minorHAnsi" w:cstheme="minorHAnsi"/>
+          <w:sz w:val="28"/>
+          <w:szCs w:val="28"/>
+          <w:lang w:val="en-US"/>
+        </w:rPr>
+        <w:t>Config</w:t>
+      </w:r>
+    </w:p>
+    <w:p>
+      <w:pPr>
+        <w:pStyle w:val="Testonormale"/>
+        <w:rPr>
+          <w:rFonts w:asciiTheme="minorHAnsi" w:hAnsiTheme="minorHAnsi" w:cstheme="minorHAnsi"/>
+          <w:sz w:val="28"/>
+          <w:szCs w:val="28"/>
+          <w:lang w:val="en-US"/>
+        </w:rPr>
+      </w:pPr>
+    </w:p>
+    <w:p>
+      <w:pPr>
+        <w:pStyle w:val="Testonormale"/>
+        <w:rPr>
+          <w:rFonts w:asciiTheme="minorHAnsi" w:hAnsiTheme="minorHAnsi" w:cstheme="minorHAnsi"/>
+          <w:sz w:val="28"/>
+          <w:szCs w:val="28"/>
+          <w:lang w:val="en-US"/>
+        </w:rPr>
+      </w:pPr>
+    </w:p>
+    <w:p>
+      <w:pPr>
+        <w:pStyle w:val="Testonormale"/>
+        <w:rPr>
+          <w:rFonts w:asciiTheme="minorHAnsi" w:hAnsiTheme="minorHAnsi" w:cstheme="minorHAnsi"/>
+          <w:sz w:val="28"/>
+          <w:szCs w:val="28"/>
+          <w:lang w:val="en-US"/>
+        </w:rPr>
+      </w:pPr>
+      <w:proofErr w:type="spellStart"/>
+      <w:r>
+        <w:rPr>
+          <w:rFonts w:asciiTheme="minorHAnsi" w:hAnsiTheme="minorHAnsi" w:cstheme="minorHAnsi"/>
+          <w:sz w:val="28"/>
+          <w:szCs w:val="28"/>
+          <w:lang w:val="en-US"/>
+        </w:rPr>
+        <w:t>OcrConfig</w:t>
+      </w:r>
+      <w:proofErr w:type="spellEnd"/>
+    </w:p>
+    <w:p>
+      <w:pPr>
+        <w:pStyle w:val="Testonormale"/>
+        <w:rPr>
+          <w:rFonts w:asciiTheme="minorHAnsi" w:hAnsiTheme="minorHAnsi" w:cstheme="minorHAnsi"/>
+          <w:sz w:val="28"/>
+          <w:szCs w:val="28"/>
+        </w:rPr>
+      </w:pPr>
+    </w:p>
+    <w:p>
+      <w:pPr>
+        <w:pStyle w:val="Testonormale"/>
+        <w:rPr>
+          <w:rFonts w:asciiTheme="minorHAnsi" w:hAnsiTheme="minorHAnsi" w:cstheme="minorHAnsi"/>
+          <w:sz w:val="28"/>
+          <w:szCs w:val="28"/>
+          <w:lang w:val="en-US"/>
+        </w:rPr>
+      </w:pPr>
+      <w:proofErr w:type="spellStart"/>
+      <w:r>
+        <w:rPr>
+          <w:rFonts w:asciiTheme="minorHAnsi" w:hAnsiTheme="minorHAnsi" w:cstheme="minorHAnsi"/>
+          <w:sz w:val="28"/>
+          <w:szCs w:val="28"/>
+          <w:lang w:val="en-US"/>
+        </w:rPr>
+        <w:t>UploadConfig</w:t>
+      </w:r>
+      <w:proofErr w:type="spellEnd"/>
+      <w:r>
+        <w:rPr>
+          <w:rFonts w:asciiTheme="minorHAnsi" w:hAnsiTheme="minorHAnsi" w:cstheme="minorHAnsi"/>
+          <w:sz w:val="28"/>
+          <w:szCs w:val="28"/>
+          <w:lang w:val="en-US"/>
+        </w:rPr>
+        <w:t xml:space="preserve"> implements </w:t>
+      </w:r>
+      <w:proofErr w:type="spellStart"/>
+      <w:r>
+        <w:rPr>
+          <w:rFonts w:asciiTheme="minorHAnsi" w:hAnsiTheme="minorHAnsi" w:cstheme="minorHAnsi"/>
+          <w:sz w:val="28"/>
+          <w:szCs w:val="28"/>
+          <w:lang w:val="en-US"/>
+        </w:rPr>
+        <w:t>WebMvcConfigurer</w:t>
+      </w:r>
+      <w:proofErr w:type="spellEnd"/>
+    </w:p>
+    <w:p>
+      <w:pPr>
+        <w:pStyle w:val="Testonormale"/>
+        <w:rPr>
+          <w:rFonts w:asciiTheme="minorHAnsi" w:hAnsiTheme="minorHAnsi" w:cstheme="minorHAnsi"/>
+          <w:sz w:val="28"/>
+          <w:szCs w:val="28"/>
+          <w:lang w:val="en-US"/>
+        </w:rPr>
+      </w:pPr>
+      <w:r>
+        <w:rPr>
+          <w:rFonts w:asciiTheme="minorHAnsi" w:hAnsiTheme="minorHAnsi" w:cstheme="minorHAnsi"/>
+          <w:sz w:val="28"/>
+          <w:szCs w:val="28"/>
+          <w:lang w:val="en-US"/>
+        </w:rPr>
+        <w:t xml:space="preserve">    </w:t>
+      </w:r>
+      <w:proofErr w:type="spellStart"/>
+      <w:r>
+        <w:rPr>
+          <w:rFonts w:asciiTheme="minorHAnsi" w:hAnsiTheme="minorHAnsi" w:cstheme="minorHAnsi"/>
+          <w:sz w:val="28"/>
+          <w:szCs w:val="28"/>
+          <w:lang w:val="en-US"/>
+        </w:rPr>
+        <w:t>addResourceHandlers</w:t>
+      </w:r>
+      <w:proofErr w:type="spellEnd"/>
+      <w:r>
+        <w:rPr>
+          <w:rFonts w:asciiTheme="minorHAnsi" w:hAnsiTheme="minorHAnsi" w:cstheme="minorHAnsi"/>
+          <w:sz w:val="28"/>
+          <w:szCs w:val="28"/>
+          <w:lang w:val="en-US"/>
+        </w:rPr>
+        <w:t xml:space="preserve">: "/uploads/**" -&gt; "file:" + </w:t>
+      </w:r>
+      <w:proofErr w:type="spellStart"/>
+      <w:r>
+        <w:rPr>
+          <w:rFonts w:asciiTheme="minorHAnsi" w:hAnsiTheme="minorHAnsi" w:cstheme="minorHAnsi"/>
+          <w:sz w:val="28"/>
+          <w:szCs w:val="28"/>
+          <w:lang w:val="en-US"/>
+        </w:rPr>
+        <w:t>cartellaUpload</w:t>
+      </w:r>
+      <w:proofErr w:type="spellEnd"/>
+      <w:r>
+        <w:rPr>
+          <w:rFonts w:asciiTheme="minorHAnsi" w:hAnsiTheme="minorHAnsi" w:cstheme="minorHAnsi"/>
+          <w:sz w:val="28"/>
+          <w:szCs w:val="28"/>
+          <w:lang w:val="en-US"/>
+        </w:rPr>
+        <w:t xml:space="preserve"> assoluta + "/"</w:t>
+      </w:r>
+    </w:p>
+    <w:p>
+      <w:pPr>
+        <w:pStyle w:val="Testonormale"/>
+        <w:rPr>
+          <w:rFonts w:asciiTheme="minorHAnsi" w:hAnsiTheme="minorHAnsi" w:cstheme="minorHAnsi"/>
+          <w:sz w:val="28"/>
+          <w:szCs w:val="28"/>
+        </w:rPr>
+      </w:pPr>
+      <w:r>
+        <w:rPr>
+          <w:rFonts w:asciiTheme="minorHAnsi" w:hAnsiTheme="minorHAnsi" w:cstheme="minorHAnsi"/>
+          <w:sz w:val="28"/>
+          <w:szCs w:val="28"/>
+          <w:lang w:val="en-US"/>
+        </w:rPr>
+        <w:t xml:space="preserve">        </w:t>
+      </w:r>
+      <w:r>
+        <w:rPr>
+          <w:rFonts w:asciiTheme="minorHAnsi" w:hAnsiTheme="minorHAnsi" w:cstheme="minorHAnsi"/>
+          <w:sz w:val="28"/>
+          <w:szCs w:val="28"/>
+        </w:rPr>
+        <w:t>-&gt; i file salvati diventano raggiungibili via http://localhost:3001/uploads/&lt;nome&gt;</w:t>
+      </w:r>
+    </w:p>
+    <w:p>
+      <w:pPr>
+        <w:pStyle w:val="Testonormale"/>
+        <w:rPr>
+          <w:rFonts w:asciiTheme="minorHAnsi" w:hAnsiTheme="minorHAnsi" w:cstheme="minorHAnsi"/>
+          <w:sz w:val="28"/>
+          <w:szCs w:val="28"/>
+          <w:lang w:val="en-US"/>
+        </w:rPr>
+      </w:pPr>
+      <w:r>
+        <w:rPr>
+          <w:rFonts w:asciiTheme="minorHAnsi" w:hAnsiTheme="minorHAnsi" w:cstheme="minorHAnsi"/>
+          <w:sz w:val="28"/>
+          <w:szCs w:val="28"/>
+        </w:rPr>
+        <w:t xml:space="preserve">    </w:t>
+      </w:r>
+      <w:proofErr w:type="spellStart"/>
+      <w:r>
+        <w:rPr>
+          <w:rFonts w:asciiTheme="minorHAnsi" w:hAnsiTheme="minorHAnsi" w:cstheme="minorHAnsi"/>
+          <w:sz w:val="28"/>
+          <w:szCs w:val="28"/>
+          <w:lang w:val="en-US"/>
+        </w:rPr>
+        <w:t>SecurityConfig</w:t>
+      </w:r>
+      <w:proofErr w:type="spellEnd"/>
+      <w:r>
+        <w:rPr>
+          <w:rFonts w:asciiTheme="minorHAnsi" w:hAnsiTheme="minorHAnsi" w:cstheme="minorHAnsi"/>
+          <w:sz w:val="28"/>
+          <w:szCs w:val="28"/>
+          <w:lang w:val="en-US"/>
+        </w:rPr>
+        <w:t xml:space="preserve">: GET /uploads/** </w:t>
+      </w:r>
+      <w:proofErr w:type="spellStart"/>
+      <w:r>
+        <w:rPr>
+          <w:rFonts w:asciiTheme="minorHAnsi" w:hAnsiTheme="minorHAnsi" w:cstheme="minorHAnsi"/>
+          <w:sz w:val="28"/>
+          <w:szCs w:val="28"/>
+          <w:lang w:val="en-US"/>
+        </w:rPr>
+        <w:t>permitAll</w:t>
+      </w:r>
+      <w:proofErr w:type="spellEnd"/>
+      <w:r>
+        <w:rPr>
+          <w:rFonts w:asciiTheme="minorHAnsi" w:hAnsiTheme="minorHAnsi" w:cstheme="minorHAnsi"/>
+          <w:sz w:val="28"/>
+          <w:szCs w:val="28"/>
+          <w:lang w:val="en-US"/>
+        </w:rPr>
+        <w:t xml:space="preserve"> + </w:t>
+      </w:r>
+      <w:proofErr w:type="spellStart"/>
+      <w:r>
+        <w:rPr>
+          <w:rFonts w:asciiTheme="minorHAnsi" w:hAnsiTheme="minorHAnsi" w:cstheme="minorHAnsi"/>
+          <w:sz w:val="28"/>
+          <w:szCs w:val="28"/>
+          <w:lang w:val="en-US"/>
+        </w:rPr>
+        <w:t>JwtFilter.shouldNotFilter</w:t>
+      </w:r>
+      <w:proofErr w:type="spellEnd"/>
+      <w:r>
+        <w:rPr>
+          <w:rFonts w:asciiTheme="minorHAnsi" w:hAnsiTheme="minorHAnsi" w:cstheme="minorHAnsi"/>
+          <w:sz w:val="28"/>
+          <w:szCs w:val="28"/>
+          <w:lang w:val="en-US"/>
+        </w:rPr>
+        <w:t xml:space="preserve"> per /uploads/</w:t>
+      </w:r>
+    </w:p>
+    <w:p>
+      <w:pPr>
+        <w:pStyle w:val="Testonormale"/>
+        <w:rPr>
+          <w:rFonts w:asciiTheme="minorHAnsi" w:hAnsiTheme="minorHAnsi" w:cstheme="minorHAnsi"/>
+          <w:sz w:val="28"/>
+          <w:szCs w:val="28"/>
+        </w:rPr>
+      </w:pPr>
+      <w:r>
+        <w:rPr>
+          <w:rFonts w:asciiTheme="minorHAnsi" w:hAnsiTheme="minorHAnsi" w:cstheme="minorHAnsi"/>
+          <w:sz w:val="28"/>
+          <w:szCs w:val="28"/>
+          <w:lang w:val="en-US"/>
+        </w:rPr>
+        <w:t xml:space="preserve">        </w:t>
+      </w:r>
+      <w:r>
+        <w:rPr>
+          <w:rFonts w:asciiTheme="minorHAnsi" w:hAnsiTheme="minorHAnsi" w:cstheme="minorHAnsi"/>
+          <w:sz w:val="28"/>
+          <w:szCs w:val="28"/>
+        </w:rPr>
+        <w:t>-&gt; un &lt;</w:t>
+      </w:r>
+      <w:proofErr w:type="spellStart"/>
+      <w:r>
+        <w:rPr>
+          <w:rFonts w:asciiTheme="minorHAnsi" w:hAnsiTheme="minorHAnsi" w:cstheme="minorHAnsi"/>
+          <w:sz w:val="28"/>
+          <w:szCs w:val="28"/>
+        </w:rPr>
+        <w:t>img</w:t>
+      </w:r>
+      <w:proofErr w:type="spellEnd"/>
+      <w:r>
+        <w:rPr>
+          <w:rFonts w:asciiTheme="minorHAnsi" w:hAnsiTheme="minorHAnsi" w:cstheme="minorHAnsi"/>
+          <w:sz w:val="28"/>
+          <w:szCs w:val="28"/>
+        </w:rPr>
+        <w:t xml:space="preserve"> </w:t>
+      </w:r>
+      <w:proofErr w:type="spellStart"/>
+      <w:r>
+        <w:rPr>
+          <w:rFonts w:asciiTheme="minorHAnsi" w:hAnsiTheme="minorHAnsi" w:cstheme="minorHAnsi"/>
+          <w:sz w:val="28"/>
+          <w:szCs w:val="28"/>
+        </w:rPr>
+        <w:t>src</w:t>
+      </w:r>
+      <w:proofErr w:type="spellEnd"/>
+      <w:r>
+        <w:rPr>
+          <w:rFonts w:asciiTheme="minorHAnsi" w:hAnsiTheme="minorHAnsi" w:cstheme="minorHAnsi"/>
+          <w:sz w:val="28"/>
+          <w:szCs w:val="28"/>
+        </w:rPr>
+        <w:t>="..."&gt; del browser NON pu</w:t>
+      </w:r>
+      <w:r>
+        <w:rPr>
+          <w:rFonts w:asciiTheme="minorHAnsi" w:hAnsiTheme="minorHAnsi" w:cstheme="minorHAnsi"/>
+          <w:sz w:val="28"/>
+          <w:szCs w:val="28"/>
+        </w:rPr>
+        <w:t>ò</w:t>
+      </w:r>
+      <w:r>
+        <w:rPr>
+          <w:rFonts w:asciiTheme="minorHAnsi" w:hAnsiTheme="minorHAnsi" w:cstheme="minorHAnsi"/>
+          <w:sz w:val="28"/>
+          <w:szCs w:val="28"/>
+        </w:rPr>
+        <w:t xml:space="preserve"> mandare l'</w:t>
+      </w:r>
+      <w:proofErr w:type="spellStart"/>
+      <w:r>
+        <w:rPr>
+          <w:rFonts w:asciiTheme="minorHAnsi" w:hAnsiTheme="minorHAnsi" w:cstheme="minorHAnsi"/>
+          <w:sz w:val="28"/>
+          <w:szCs w:val="28"/>
+        </w:rPr>
+        <w:t>header</w:t>
+      </w:r>
+      <w:proofErr w:type="spellEnd"/>
+      <w:r>
+        <w:rPr>
+          <w:rFonts w:asciiTheme="minorHAnsi" w:hAnsiTheme="minorHAnsi" w:cstheme="minorHAnsi"/>
+          <w:sz w:val="28"/>
+          <w:szCs w:val="28"/>
+        </w:rPr>
+        <w:t xml:space="preserve"> </w:t>
+      </w:r>
+      <w:proofErr w:type="spellStart"/>
+      <w:r>
+        <w:rPr>
+          <w:rFonts w:asciiTheme="minorHAnsi" w:hAnsiTheme="minorHAnsi" w:cstheme="minorHAnsi"/>
+          <w:sz w:val="28"/>
+          <w:szCs w:val="28"/>
+        </w:rPr>
+        <w:t>Authorization</w:t>
+      </w:r>
+      <w:proofErr w:type="spellEnd"/>
+      <w:r>
+        <w:rPr>
+          <w:rFonts w:asciiTheme="minorHAnsi" w:hAnsiTheme="minorHAnsi" w:cstheme="minorHAnsi"/>
+          <w:sz w:val="28"/>
+          <w:szCs w:val="28"/>
+        </w:rPr>
+        <w:t>,</w:t>
+      </w:r>
+    </w:p>
+    <w:p>
+      <w:pPr>
+        <w:pStyle w:val="Testonormale"/>
+        <w:rPr>
+          <w:rFonts w:asciiTheme="minorHAnsi" w:hAnsiTheme="minorHAnsi" w:cstheme="minorHAnsi"/>
+          <w:sz w:val="28"/>
+          <w:szCs w:val="28"/>
+        </w:rPr>
+      </w:pPr>
+      <w:r>
+        <w:rPr>
+          <w:rFonts w:asciiTheme="minorHAnsi" w:hAnsiTheme="minorHAnsi" w:cstheme="minorHAnsi"/>
+          <w:sz w:val="28"/>
+          <w:szCs w:val="28"/>
+        </w:rPr>
+        <w:t xml:space="preserve">           quindi le immagini devono essere leggibili senza </w:t>
+      </w:r>
+      <w:proofErr w:type="spellStart"/>
+      <w:r>
+        <w:rPr>
+          <w:rFonts w:asciiTheme="minorHAnsi" w:hAnsiTheme="minorHAnsi" w:cstheme="minorHAnsi"/>
+          <w:sz w:val="28"/>
+          <w:szCs w:val="28"/>
+        </w:rPr>
+        <w:t>token</w:t>
+      </w:r>
+      <w:proofErr w:type="spellEnd"/>
+    </w:p>
+    <w:p>
+      <w:pPr>
+        <w:pStyle w:val="Testonormale"/>
+        <w:rPr>
+          <w:rFonts w:asciiTheme="minorHAnsi" w:hAnsiTheme="minorHAnsi" w:cstheme="minorHAnsi"/>
+          <w:sz w:val="28"/>
+          <w:szCs w:val="28"/>
+        </w:rPr>
+      </w:pPr>
+    </w:p>
+    <w:p>
+      <w:pPr>
+        <w:pStyle w:val="Testonormale"/>
+        <w:rPr>
+          <w:rFonts w:asciiTheme="minorHAnsi" w:hAnsiTheme="minorHAnsi" w:cstheme="minorHAnsi"/>
+          <w:sz w:val="28"/>
+          <w:szCs w:val="28"/>
+        </w:rPr>
+      </w:pPr>
+    </w:p>
+    <w:p>
+      <w:pPr>
+        <w:pStyle w:val="Testonormale"/>
+        <w:rPr>
+          <w:rFonts w:asciiTheme="minorHAnsi" w:hAnsiTheme="minorHAnsi" w:cstheme="minorHAnsi"/>
+          <w:sz w:val="28"/>
+          <w:szCs w:val="28"/>
+        </w:rPr>
+      </w:pPr>
+      <w:r>
+        <w:rPr>
+          <w:rFonts w:asciiTheme="minorHAnsi" w:hAnsiTheme="minorHAnsi" w:cstheme="minorHAnsi"/>
+          <w:sz w:val="28"/>
+          <w:szCs w:val="28"/>
+        </w:rPr>
+        <w:t>Propriet</w:t>
+      </w:r>
+      <w:r>
+        <w:rPr>
+          <w:rFonts w:asciiTheme="minorHAnsi" w:hAnsiTheme="minorHAnsi" w:cstheme="minorHAnsi"/>
+          <w:sz w:val="28"/>
+          <w:szCs w:val="28"/>
+        </w:rPr>
+        <w:t>à g</w:t>
+      </w:r>
+      <w:r>
+        <w:rPr>
+          <w:rFonts w:asciiTheme="minorHAnsi" w:hAnsiTheme="minorHAnsi" w:cstheme="minorHAnsi"/>
+          <w:sz w:val="28"/>
+          <w:szCs w:val="28"/>
+        </w:rPr>
+        <w:t xml:space="preserve"> in `</w:t>
+      </w:r>
+      <w:proofErr w:type="spellStart"/>
+      <w:proofErr w:type="gramStart"/>
+      <w:r>
+        <w:rPr>
+          <w:rFonts w:asciiTheme="minorHAnsi" w:hAnsiTheme="minorHAnsi" w:cstheme="minorHAnsi"/>
+          <w:sz w:val="28"/>
+          <w:szCs w:val="28"/>
+        </w:rPr>
+        <w:t>application.properties</w:t>
+      </w:r>
+      <w:proofErr w:type="spellEnd"/>
+      <w:proofErr w:type="gramEnd"/>
+      <w:r>
+        <w:rPr>
+          <w:rFonts w:asciiTheme="minorHAnsi" w:hAnsiTheme="minorHAnsi" w:cstheme="minorHAnsi"/>
+          <w:sz w:val="28"/>
+          <w:szCs w:val="28"/>
+        </w:rPr>
+        <w:t>`: `</w:t>
+      </w:r>
+      <w:proofErr w:type="spellStart"/>
+      <w:r>
+        <w:rPr>
+          <w:rFonts w:asciiTheme="minorHAnsi" w:hAnsiTheme="minorHAnsi" w:cstheme="minorHAnsi"/>
+          <w:sz w:val="28"/>
+          <w:szCs w:val="28"/>
+        </w:rPr>
+        <w:t>app.ocr.datapath</w:t>
+      </w:r>
+      <w:proofErr w:type="spellEnd"/>
+      <w:r>
+        <w:rPr>
+          <w:rFonts w:asciiTheme="minorHAnsi" w:hAnsiTheme="minorHAnsi" w:cstheme="minorHAnsi"/>
+          <w:sz w:val="28"/>
+          <w:szCs w:val="28"/>
+        </w:rPr>
+        <w:t>`, `</w:t>
+      </w:r>
+      <w:proofErr w:type="spellStart"/>
+      <w:r>
+        <w:rPr>
+          <w:rFonts w:asciiTheme="minorHAnsi" w:hAnsiTheme="minorHAnsi" w:cstheme="minorHAnsi"/>
+          <w:sz w:val="28"/>
+          <w:szCs w:val="28"/>
+        </w:rPr>
+        <w:t>app.ocr.native-lib-path</w:t>
+      </w:r>
+      <w:proofErr w:type="spellEnd"/>
+      <w:r>
+        <w:rPr>
+          <w:rFonts w:asciiTheme="minorHAnsi" w:hAnsiTheme="minorHAnsi" w:cstheme="minorHAnsi"/>
+          <w:sz w:val="28"/>
+          <w:szCs w:val="28"/>
+        </w:rPr>
+        <w:t>`,</w:t>
+      </w:r>
+    </w:p>
+    <w:p>
+      <w:pPr>
+        <w:pStyle w:val="Testonormale"/>
+        <w:rPr>
+          <w:rFonts w:asciiTheme="minorHAnsi" w:hAnsiTheme="minorHAnsi" w:cstheme="minorHAnsi"/>
+          <w:sz w:val="28"/>
+          <w:szCs w:val="28"/>
+        </w:rPr>
+      </w:pPr>
+      <w:r>
+        <w:rPr>
+          <w:rFonts w:asciiTheme="minorHAnsi" w:hAnsiTheme="minorHAnsi" w:cstheme="minorHAnsi"/>
+          <w:sz w:val="28"/>
+          <w:szCs w:val="28"/>
+        </w:rPr>
+        <w:t>`</w:t>
+      </w:r>
+      <w:proofErr w:type="spellStart"/>
+      <w:r>
+        <w:rPr>
+          <w:rFonts w:asciiTheme="minorHAnsi" w:hAnsiTheme="minorHAnsi" w:cstheme="minorHAnsi"/>
+          <w:sz w:val="28"/>
+          <w:szCs w:val="28"/>
+        </w:rPr>
+        <w:t>app.ocr.default-language</w:t>
+      </w:r>
+      <w:proofErr w:type="spellEnd"/>
+      <w:r>
+        <w:rPr>
+          <w:rFonts w:asciiTheme="minorHAnsi" w:hAnsiTheme="minorHAnsi" w:cstheme="minorHAnsi"/>
+          <w:sz w:val="28"/>
+          <w:szCs w:val="28"/>
+        </w:rPr>
+        <w:t>=ita`, `</w:t>
+      </w:r>
+      <w:proofErr w:type="spellStart"/>
+      <w:r>
+        <w:rPr>
+          <w:rFonts w:asciiTheme="minorHAnsi" w:hAnsiTheme="minorHAnsi" w:cstheme="minorHAnsi"/>
+          <w:sz w:val="28"/>
+          <w:szCs w:val="28"/>
+        </w:rPr>
+        <w:t>app.upload.dir</w:t>
+      </w:r>
+      <w:proofErr w:type="spellEnd"/>
+      <w:r>
+        <w:rPr>
+          <w:rFonts w:asciiTheme="minorHAnsi" w:hAnsiTheme="minorHAnsi" w:cstheme="minorHAnsi"/>
+          <w:sz w:val="28"/>
+          <w:szCs w:val="28"/>
+        </w:rPr>
+        <w:t xml:space="preserve">=uploads`, </w:t>
+      </w:r>
+      <w:proofErr w:type="spellStart"/>
+      <w:r>
+        <w:rPr>
+          <w:rFonts w:asciiTheme="minorHAnsi" w:hAnsiTheme="minorHAnsi" w:cstheme="minorHAnsi"/>
+          <w:sz w:val="28"/>
+          <w:szCs w:val="28"/>
+        </w:rPr>
+        <w:t>multipart</w:t>
+      </w:r>
+      <w:proofErr w:type="spellEnd"/>
+      <w:r>
+        <w:rPr>
+          <w:rFonts w:asciiTheme="minorHAnsi" w:hAnsiTheme="minorHAnsi" w:cstheme="minorHAnsi"/>
+          <w:sz w:val="28"/>
+          <w:szCs w:val="28"/>
+        </w:rPr>
+        <w:t xml:space="preserve"> </w:t>
+      </w:r>
+      <w:proofErr w:type="spellStart"/>
+      <w:r>
+        <w:rPr>
+          <w:rFonts w:asciiTheme="minorHAnsi" w:hAnsiTheme="minorHAnsi" w:cstheme="minorHAnsi"/>
+          <w:sz w:val="28"/>
+          <w:szCs w:val="28"/>
+        </w:rPr>
+        <w:t>max</w:t>
+      </w:r>
+      <w:proofErr w:type="spellEnd"/>
+      <w:r>
+        <w:rPr>
+          <w:rFonts w:asciiTheme="minorHAnsi" w:hAnsiTheme="minorHAnsi" w:cstheme="minorHAnsi"/>
+          <w:sz w:val="28"/>
+          <w:szCs w:val="28"/>
+        </w:rPr>
+        <w:t xml:space="preserve"> 10MB.</w:t>
+      </w:r>
+    </w:p>
+    <w:p>
+      <w:pPr>
+        <w:pStyle w:val="Testonormale"/>
+        <w:rPr>
+          <w:rFonts w:asciiTheme="minorHAnsi" w:hAnsiTheme="minorHAnsi" w:cstheme="minorHAnsi"/>
+          <w:sz w:val="28"/>
+          <w:szCs w:val="28"/>
+        </w:rPr>
+      </w:pPr>
+    </w:p>
+    <w:p>
+      <w:pPr>
+        <w:pStyle w:val="Testonormale"/>
+        <w:rPr>
+          <w:rFonts w:asciiTheme="minorHAnsi" w:hAnsiTheme="minorHAnsi" w:cstheme="minorHAnsi"/>
+          <w:sz w:val="28"/>
+          <w:szCs w:val="28"/>
+          <w:lang w:val="en-US"/>
+        </w:rPr>
+      </w:pPr>
+      <w:r>
+        <w:rPr>
+          <w:rFonts w:asciiTheme="minorHAnsi" w:hAnsiTheme="minorHAnsi" w:cstheme="minorHAnsi"/>
+          <w:sz w:val="28"/>
+          <w:szCs w:val="28"/>
+          <w:lang w:val="en-US"/>
+        </w:rPr>
+        <w:t>Service</w:t>
+      </w:r>
+    </w:p>
+    <w:p>
+      <w:pPr>
+        <w:pStyle w:val="Testonormale"/>
+        <w:rPr>
+          <w:rFonts w:asciiTheme="minorHAnsi" w:hAnsiTheme="minorHAnsi" w:cstheme="minorHAnsi"/>
+          <w:sz w:val="28"/>
+          <w:szCs w:val="28"/>
+          <w:lang w:val="en-US"/>
+        </w:rPr>
+      </w:pPr>
+    </w:p>
+    <w:p>
+      <w:pPr>
+        <w:pStyle w:val="Testonormale"/>
+        <w:rPr>
+          <w:rFonts w:asciiTheme="minorHAnsi" w:hAnsiTheme="minorHAnsi" w:cstheme="minorHAnsi"/>
+          <w:sz w:val="28"/>
+          <w:szCs w:val="28"/>
+          <w:lang w:val="en-US"/>
+        </w:rPr>
+      </w:pPr>
+    </w:p>
+    <w:p>
+      <w:pPr>
+        <w:pStyle w:val="Testonormale"/>
+        <w:rPr>
+          <w:rFonts w:asciiTheme="minorHAnsi" w:hAnsiTheme="minorHAnsi" w:cstheme="minorHAnsi"/>
+          <w:sz w:val="28"/>
+          <w:szCs w:val="28"/>
+          <w:lang w:val="en-US"/>
+        </w:rPr>
+      </w:pPr>
+      <w:proofErr w:type="spellStart"/>
+      <w:r>
+        <w:rPr>
+          <w:rFonts w:asciiTheme="minorHAnsi" w:hAnsiTheme="minorHAnsi" w:cstheme="minorHAnsi"/>
+          <w:sz w:val="28"/>
+          <w:szCs w:val="28"/>
+          <w:lang w:val="en-US"/>
+        </w:rPr>
+        <w:t>OcrService</w:t>
+      </w:r>
+      <w:proofErr w:type="spellEnd"/>
+    </w:p>
+    <w:p>
+      <w:pPr>
+        <w:pStyle w:val="Testonormale"/>
+        <w:rPr>
+          <w:rFonts w:asciiTheme="minorHAnsi" w:hAnsiTheme="minorHAnsi" w:cstheme="minorHAnsi"/>
+          <w:sz w:val="28"/>
+          <w:szCs w:val="28"/>
+          <w:lang w:val="en-US"/>
+        </w:rPr>
+      </w:pPr>
+    </w:p>
+    <w:p>
+      <w:pPr>
+        <w:pStyle w:val="Testonormale"/>
+        <w:rPr>
+          <w:rFonts w:asciiTheme="minorHAnsi" w:hAnsiTheme="minorHAnsi" w:cstheme="minorHAnsi"/>
+          <w:sz w:val="28"/>
+          <w:szCs w:val="28"/>
+        </w:rPr>
+      </w:pPr>
+      <w:proofErr w:type="spellStart"/>
+      <w:r>
+        <w:rPr>
+          <w:rFonts w:asciiTheme="minorHAnsi" w:hAnsiTheme="minorHAnsi" w:cstheme="minorHAnsi"/>
+          <w:sz w:val="28"/>
+          <w:szCs w:val="28"/>
+        </w:rPr>
+        <w:t>FotoService</w:t>
+      </w:r>
+      <w:proofErr w:type="spellEnd"/>
+    </w:p>
+    <w:p>
+      <w:pPr>
+        <w:pStyle w:val="Testonormale"/>
+        <w:rPr>
+          <w:rFonts w:asciiTheme="minorHAnsi" w:hAnsiTheme="minorHAnsi" w:cstheme="minorHAnsi"/>
+          <w:sz w:val="28"/>
+          <w:szCs w:val="28"/>
+        </w:rPr>
+      </w:pPr>
+      <w:r>
+        <w:rPr>
+          <w:rFonts w:asciiTheme="minorHAnsi" w:hAnsiTheme="minorHAnsi" w:cstheme="minorHAnsi"/>
+          <w:sz w:val="28"/>
+          <w:szCs w:val="28"/>
+        </w:rPr>
+        <w:t xml:space="preserve">    Foto </w:t>
+      </w:r>
+      <w:proofErr w:type="gramStart"/>
+      <w:r>
+        <w:rPr>
+          <w:rFonts w:asciiTheme="minorHAnsi" w:hAnsiTheme="minorHAnsi" w:cstheme="minorHAnsi"/>
+          <w:sz w:val="28"/>
+          <w:szCs w:val="28"/>
+        </w:rPr>
+        <w:t>aggiungi(</w:t>
+      </w:r>
+      <w:proofErr w:type="gramEnd"/>
+      <w:r>
+        <w:rPr>
+          <w:rFonts w:asciiTheme="minorHAnsi" w:hAnsiTheme="minorHAnsi" w:cstheme="minorHAnsi"/>
+          <w:sz w:val="28"/>
+          <w:szCs w:val="28"/>
+        </w:rPr>
+        <w:t xml:space="preserve">UUID </w:t>
+      </w:r>
+      <w:proofErr w:type="spellStart"/>
+      <w:r>
+        <w:rPr>
+          <w:rFonts w:asciiTheme="minorHAnsi" w:hAnsiTheme="minorHAnsi" w:cstheme="minorHAnsi"/>
+          <w:sz w:val="28"/>
+          <w:szCs w:val="28"/>
+        </w:rPr>
+        <w:t>postId</w:t>
+      </w:r>
+      <w:proofErr w:type="spellEnd"/>
+      <w:r>
+        <w:rPr>
+          <w:rFonts w:asciiTheme="minorHAnsi" w:hAnsiTheme="minorHAnsi" w:cstheme="minorHAnsi"/>
+          <w:sz w:val="28"/>
+          <w:szCs w:val="28"/>
+        </w:rPr>
+        <w:t xml:space="preserve">, </w:t>
+      </w:r>
+      <w:proofErr w:type="spellStart"/>
+      <w:r>
+        <w:rPr>
+          <w:rFonts w:asciiTheme="minorHAnsi" w:hAnsiTheme="minorHAnsi" w:cstheme="minorHAnsi"/>
+          <w:sz w:val="28"/>
+          <w:szCs w:val="28"/>
+        </w:rPr>
+        <w:t>MultipartFile</w:t>
+      </w:r>
+      <w:proofErr w:type="spellEnd"/>
+      <w:r>
+        <w:rPr>
+          <w:rFonts w:asciiTheme="minorHAnsi" w:hAnsiTheme="minorHAnsi" w:cstheme="minorHAnsi"/>
+          <w:sz w:val="28"/>
+          <w:szCs w:val="28"/>
+        </w:rPr>
+        <w:t xml:space="preserve"> file, Utente </w:t>
+      </w:r>
+      <w:proofErr w:type="spellStart"/>
+      <w:r>
+        <w:rPr>
+          <w:rFonts w:asciiTheme="minorHAnsi" w:hAnsiTheme="minorHAnsi" w:cstheme="minorHAnsi"/>
+          <w:sz w:val="28"/>
+          <w:szCs w:val="28"/>
+        </w:rPr>
+        <w:t>utenteCorrente</w:t>
+      </w:r>
+      <w:proofErr w:type="spellEnd"/>
+      <w:r>
+        <w:rPr>
+          <w:rFonts w:asciiTheme="minorHAnsi" w:hAnsiTheme="minorHAnsi" w:cstheme="minorHAnsi"/>
+          <w:sz w:val="28"/>
+          <w:szCs w:val="28"/>
+        </w:rPr>
+        <w:t>)</w:t>
+      </w:r>
+    </w:p>
+    <w:p>
+      <w:pPr>
+        <w:pStyle w:val="Testonormale"/>
+        <w:rPr>
+          <w:rFonts w:asciiTheme="minorHAnsi" w:hAnsiTheme="minorHAnsi" w:cstheme="minorHAnsi"/>
+          <w:sz w:val="28"/>
+          <w:szCs w:val="28"/>
+          <w:lang w:val="en-US"/>
+        </w:rPr>
+      </w:pPr>
+      <w:r>
+        <w:rPr>
+          <w:rFonts w:asciiTheme="minorHAnsi" w:hAnsiTheme="minorHAnsi" w:cstheme="minorHAnsi"/>
+          <w:sz w:val="28"/>
+          <w:szCs w:val="28"/>
+        </w:rPr>
+        <w:t xml:space="preserve">        </w:t>
+      </w:r>
+      <w:r>
+        <w:rPr>
+          <w:rFonts w:asciiTheme="minorHAnsi" w:hAnsiTheme="minorHAnsi" w:cstheme="minorHAnsi"/>
+          <w:sz w:val="28"/>
+          <w:szCs w:val="28"/>
+          <w:lang w:val="en-US"/>
+        </w:rPr>
+        <w:t xml:space="preserve">Post </w:t>
+      </w:r>
+      <w:proofErr w:type="spellStart"/>
+      <w:r>
+        <w:rPr>
+          <w:rFonts w:asciiTheme="minorHAnsi" w:hAnsiTheme="minorHAnsi" w:cstheme="minorHAnsi"/>
+          <w:sz w:val="28"/>
+          <w:szCs w:val="28"/>
+          <w:lang w:val="en-US"/>
+        </w:rPr>
+        <w:t>post</w:t>
+      </w:r>
+      <w:proofErr w:type="spellEnd"/>
+      <w:r>
+        <w:rPr>
+          <w:rFonts w:asciiTheme="minorHAnsi" w:hAnsiTheme="minorHAnsi" w:cstheme="minorHAnsi"/>
+          <w:sz w:val="28"/>
+          <w:szCs w:val="28"/>
+          <w:lang w:val="en-US"/>
+        </w:rPr>
+        <w:t xml:space="preserve"> = </w:t>
+      </w:r>
+      <w:proofErr w:type="spellStart"/>
+      <w:r>
+        <w:rPr>
+          <w:rFonts w:asciiTheme="minorHAnsi" w:hAnsiTheme="minorHAnsi" w:cstheme="minorHAnsi"/>
+          <w:sz w:val="28"/>
+          <w:szCs w:val="28"/>
+          <w:lang w:val="en-US"/>
+        </w:rPr>
+        <w:t>postService.findById</w:t>
+      </w:r>
+      <w:proofErr w:type="spellEnd"/>
+      <w:r>
+        <w:rPr>
+          <w:rFonts w:asciiTheme="minorHAnsi" w:hAnsiTheme="minorHAnsi" w:cstheme="minorHAnsi"/>
+          <w:sz w:val="28"/>
+          <w:szCs w:val="28"/>
+          <w:lang w:val="en-US"/>
+        </w:rPr>
+        <w:t>(</w:t>
+      </w:r>
+      <w:proofErr w:type="spellStart"/>
+      <w:r>
+        <w:rPr>
+          <w:rFonts w:asciiTheme="minorHAnsi" w:hAnsiTheme="minorHAnsi" w:cstheme="minorHAnsi"/>
+          <w:sz w:val="28"/>
+          <w:szCs w:val="28"/>
+          <w:lang w:val="en-US"/>
+        </w:rPr>
+        <w:t>postId</w:t>
+      </w:r>
+      <w:proofErr w:type="spellEnd"/>
+      <w:r>
+        <w:rPr>
+          <w:rFonts w:asciiTheme="minorHAnsi" w:hAnsiTheme="minorHAnsi" w:cstheme="minorHAnsi"/>
+          <w:sz w:val="28"/>
+          <w:szCs w:val="28"/>
+          <w:lang w:val="en-US"/>
+        </w:rPr>
+        <w:t>)</w:t>
+      </w:r>
+    </w:p>
+    <w:p>
+      <w:pPr>
+        <w:pStyle w:val="Testonormale"/>
+        <w:rPr>
+          <w:rFonts w:asciiTheme="minorHAnsi" w:hAnsiTheme="minorHAnsi" w:cstheme="minorHAnsi"/>
+          <w:sz w:val="28"/>
+          <w:szCs w:val="28"/>
+        </w:rPr>
+      </w:pPr>
+      <w:r>
+        <w:rPr>
+          <w:rFonts w:asciiTheme="minorHAnsi" w:hAnsiTheme="minorHAnsi" w:cstheme="minorHAnsi"/>
+          <w:sz w:val="28"/>
+          <w:szCs w:val="28"/>
+          <w:lang w:val="en-US"/>
+        </w:rPr>
+        <w:t xml:space="preserve">        </w:t>
+      </w:r>
+      <w:r>
+        <w:rPr>
+          <w:rFonts w:asciiTheme="minorHAnsi" w:hAnsiTheme="minorHAnsi" w:cstheme="minorHAnsi"/>
+          <w:sz w:val="28"/>
+          <w:szCs w:val="28"/>
+        </w:rPr>
+        <w:t xml:space="preserve">se non </w:t>
+      </w:r>
+      <w:proofErr w:type="spellStart"/>
+      <w:r>
+        <w:rPr>
+          <w:rFonts w:asciiTheme="minorHAnsi" w:hAnsiTheme="minorHAnsi" w:cstheme="minorHAnsi"/>
+          <w:sz w:val="28"/>
+          <w:szCs w:val="28"/>
+        </w:rPr>
+        <w:t>isAutore</w:t>
+      </w:r>
+      <w:proofErr w:type="spellEnd"/>
+      <w:r>
+        <w:rPr>
+          <w:rFonts w:asciiTheme="minorHAnsi" w:hAnsiTheme="minorHAnsi" w:cstheme="minorHAnsi"/>
+          <w:sz w:val="28"/>
+          <w:szCs w:val="28"/>
+        </w:rPr>
+        <w:t xml:space="preserve"> e non MODERATOR -&gt; </w:t>
+      </w:r>
+      <w:proofErr w:type="spellStart"/>
+      <w:r>
+        <w:rPr>
+          <w:rFonts w:asciiTheme="minorHAnsi" w:hAnsiTheme="minorHAnsi" w:cstheme="minorHAnsi"/>
+          <w:sz w:val="28"/>
+          <w:szCs w:val="28"/>
+        </w:rPr>
+        <w:t>AccessDeniedException</w:t>
+      </w:r>
+      <w:proofErr w:type="spellEnd"/>
+      <w:r>
+        <w:rPr>
+          <w:rFonts w:asciiTheme="minorHAnsi" w:hAnsiTheme="minorHAnsi" w:cstheme="minorHAnsi"/>
+          <w:sz w:val="28"/>
+          <w:szCs w:val="28"/>
+        </w:rPr>
+        <w:t xml:space="preserve"> (403)</w:t>
+      </w:r>
+    </w:p>
+    <w:p>
+      <w:pPr>
+        <w:pStyle w:val="Testonormale"/>
+        <w:rPr>
+          <w:rFonts w:asciiTheme="minorHAnsi" w:hAnsiTheme="minorHAnsi" w:cstheme="minorHAnsi"/>
+          <w:sz w:val="28"/>
+          <w:szCs w:val="28"/>
+        </w:rPr>
+      </w:pPr>
+      <w:r>
+        <w:rPr>
+          <w:rFonts w:asciiTheme="minorHAnsi" w:hAnsiTheme="minorHAnsi" w:cstheme="minorHAnsi"/>
+          <w:sz w:val="28"/>
+          <w:szCs w:val="28"/>
+        </w:rPr>
+        <w:t xml:space="preserve">        </w:t>
+      </w:r>
+      <w:proofErr w:type="spellStart"/>
+      <w:r>
+        <w:rPr>
+          <w:rFonts w:asciiTheme="minorHAnsi" w:hAnsiTheme="minorHAnsi" w:cstheme="minorHAnsi"/>
+          <w:sz w:val="28"/>
+          <w:szCs w:val="28"/>
+        </w:rPr>
+        <w:t>controllaFile</w:t>
+      </w:r>
+      <w:proofErr w:type="spellEnd"/>
+      <w:r>
+        <w:rPr>
+          <w:rFonts w:asciiTheme="minorHAnsi" w:hAnsiTheme="minorHAnsi" w:cstheme="minorHAnsi"/>
+          <w:sz w:val="28"/>
+          <w:szCs w:val="28"/>
+        </w:rPr>
+        <w:t xml:space="preserve">(file): non vuoto, </w:t>
+      </w:r>
+      <w:proofErr w:type="spellStart"/>
+      <w:r>
+        <w:rPr>
+          <w:rFonts w:asciiTheme="minorHAnsi" w:hAnsiTheme="minorHAnsi" w:cstheme="minorHAnsi"/>
+          <w:sz w:val="28"/>
+          <w:szCs w:val="28"/>
+        </w:rPr>
+        <w:t>contentType</w:t>
+      </w:r>
+      <w:proofErr w:type="spellEnd"/>
+      <w:r>
+        <w:rPr>
+          <w:rFonts w:asciiTheme="minorHAnsi" w:hAnsiTheme="minorHAnsi" w:cstheme="minorHAnsi"/>
+          <w:sz w:val="28"/>
+          <w:szCs w:val="28"/>
+        </w:rPr>
+        <w:t xml:space="preserve"> inizia con "image/", altrimenti </w:t>
+      </w:r>
+      <w:proofErr w:type="spellStart"/>
+      <w:r>
+        <w:rPr>
+          <w:rFonts w:asciiTheme="minorHAnsi" w:hAnsiTheme="minorHAnsi" w:cstheme="minorHAnsi"/>
+          <w:sz w:val="28"/>
+          <w:szCs w:val="28"/>
+        </w:rPr>
+        <w:t>BadRequestException</w:t>
+      </w:r>
+      <w:proofErr w:type="spellEnd"/>
+    </w:p>
+    <w:p>
+      <w:pPr>
+        <w:pStyle w:val="Testonormale"/>
+        <w:rPr>
+          <w:rFonts w:asciiTheme="minorHAnsi" w:hAnsiTheme="minorHAnsi" w:cstheme="minorHAnsi"/>
+          <w:sz w:val="28"/>
+          <w:szCs w:val="28"/>
+        </w:rPr>
+      </w:pPr>
+      <w:r>
+        <w:rPr>
+          <w:rFonts w:asciiTheme="minorHAnsi" w:hAnsiTheme="minorHAnsi" w:cstheme="minorHAnsi"/>
+          <w:sz w:val="28"/>
+          <w:szCs w:val="28"/>
+        </w:rPr>
+        <w:t xml:space="preserve">        </w:t>
+      </w:r>
+      <w:proofErr w:type="gramStart"/>
+      <w:r>
+        <w:rPr>
+          <w:rFonts w:asciiTheme="minorHAnsi" w:hAnsiTheme="minorHAnsi" w:cstheme="minorHAnsi"/>
+          <w:sz w:val="28"/>
+          <w:szCs w:val="28"/>
+        </w:rPr>
+        <w:t>byte[</w:t>
+      </w:r>
+      <w:proofErr w:type="gramEnd"/>
+      <w:r>
+        <w:rPr>
+          <w:rFonts w:asciiTheme="minorHAnsi" w:hAnsiTheme="minorHAnsi" w:cstheme="minorHAnsi"/>
+          <w:sz w:val="28"/>
+          <w:szCs w:val="28"/>
+        </w:rPr>
+        <w:t xml:space="preserve">] contenuto = </w:t>
+      </w:r>
+      <w:proofErr w:type="spellStart"/>
+      <w:r>
+        <w:rPr>
+          <w:rFonts w:asciiTheme="minorHAnsi" w:hAnsiTheme="minorHAnsi" w:cstheme="minorHAnsi"/>
+          <w:sz w:val="28"/>
+          <w:szCs w:val="28"/>
+        </w:rPr>
+        <w:t>file.getBytes</w:t>
+      </w:r>
+      <w:proofErr w:type="spellEnd"/>
+      <w:r>
+        <w:rPr>
+          <w:rFonts w:asciiTheme="minorHAnsi" w:hAnsiTheme="minorHAnsi" w:cstheme="minorHAnsi"/>
+          <w:sz w:val="28"/>
+          <w:szCs w:val="28"/>
+        </w:rPr>
+        <w:t>()</w:t>
+      </w:r>
+    </w:p>
+    <w:p>
+      <w:pPr>
+        <w:pStyle w:val="Testonormale"/>
+        <w:rPr>
+          <w:rFonts w:asciiTheme="minorHAnsi" w:hAnsiTheme="minorHAnsi" w:cstheme="minorHAnsi"/>
+          <w:sz w:val="28"/>
+          <w:szCs w:val="28"/>
+        </w:rPr>
+      </w:pPr>
+      <w:r>
+        <w:rPr>
+          <w:rFonts w:asciiTheme="minorHAnsi" w:hAnsiTheme="minorHAnsi" w:cstheme="minorHAnsi"/>
+          <w:sz w:val="28"/>
+          <w:szCs w:val="28"/>
+        </w:rPr>
+        <w:t xml:space="preserve">        </w:t>
+      </w:r>
+      <w:proofErr w:type="spellStart"/>
+      <w:r>
+        <w:rPr>
+          <w:rFonts w:asciiTheme="minorHAnsi" w:hAnsiTheme="minorHAnsi" w:cstheme="minorHAnsi"/>
+          <w:sz w:val="28"/>
+          <w:szCs w:val="28"/>
+        </w:rPr>
+        <w:t>String</w:t>
+      </w:r>
+      <w:proofErr w:type="spellEnd"/>
+      <w:r>
+        <w:rPr>
+          <w:rFonts w:asciiTheme="minorHAnsi" w:hAnsiTheme="minorHAnsi" w:cstheme="minorHAnsi"/>
+          <w:sz w:val="28"/>
+          <w:szCs w:val="28"/>
+        </w:rPr>
+        <w:t xml:space="preserve"> </w:t>
+      </w:r>
+      <w:proofErr w:type="spellStart"/>
+      <w:r>
+        <w:rPr>
+          <w:rFonts w:asciiTheme="minorHAnsi" w:hAnsiTheme="minorHAnsi" w:cstheme="minorHAnsi"/>
+          <w:sz w:val="28"/>
+          <w:szCs w:val="28"/>
+        </w:rPr>
+        <w:t>testoOcr</w:t>
+      </w:r>
+      <w:proofErr w:type="spellEnd"/>
+      <w:r>
+        <w:rPr>
+          <w:rFonts w:asciiTheme="minorHAnsi" w:hAnsiTheme="minorHAnsi" w:cstheme="minorHAnsi"/>
+          <w:sz w:val="28"/>
+          <w:szCs w:val="28"/>
+        </w:rPr>
+        <w:t xml:space="preserve"> = </w:t>
+      </w:r>
+      <w:proofErr w:type="spellStart"/>
+      <w:r>
+        <w:rPr>
+          <w:rFonts w:asciiTheme="minorHAnsi" w:hAnsiTheme="minorHAnsi" w:cstheme="minorHAnsi"/>
+          <w:sz w:val="28"/>
+          <w:szCs w:val="28"/>
+        </w:rPr>
+        <w:t>ocrService.estraiTesto</w:t>
+      </w:r>
+      <w:proofErr w:type="spellEnd"/>
+      <w:r>
+        <w:rPr>
+          <w:rFonts w:asciiTheme="minorHAnsi" w:hAnsiTheme="minorHAnsi" w:cstheme="minorHAnsi"/>
+          <w:sz w:val="28"/>
+          <w:szCs w:val="28"/>
+        </w:rPr>
+        <w:t>(</w:t>
+      </w:r>
+      <w:proofErr w:type="gramStart"/>
+      <w:r>
+        <w:rPr>
+          <w:rFonts w:asciiTheme="minorHAnsi" w:hAnsiTheme="minorHAnsi" w:cstheme="minorHAnsi"/>
+          <w:sz w:val="28"/>
+          <w:szCs w:val="28"/>
+        </w:rPr>
+        <w:t xml:space="preserve">contenuto)   </w:t>
+      </w:r>
+      <w:proofErr w:type="gramEnd"/>
+      <w:r>
+        <w:rPr>
+          <w:rFonts w:asciiTheme="minorHAnsi" w:hAnsiTheme="minorHAnsi" w:cstheme="minorHAnsi"/>
+          <w:sz w:val="28"/>
+          <w:szCs w:val="28"/>
+        </w:rPr>
+        <w:t xml:space="preserve">    -&gt; OCR PRIMA di salvare: se fallisce niente file orfano</w:t>
+      </w:r>
+    </w:p>
+    <w:p>
+      <w:pPr>
+        <w:pStyle w:val="Testonormale"/>
+        <w:rPr>
+          <w:rFonts w:asciiTheme="minorHAnsi" w:hAnsiTheme="minorHAnsi" w:cstheme="minorHAnsi"/>
+          <w:sz w:val="28"/>
+          <w:szCs w:val="28"/>
+        </w:rPr>
+      </w:pPr>
+      <w:r>
+        <w:rPr>
+          <w:rFonts w:asciiTheme="minorHAnsi" w:hAnsiTheme="minorHAnsi" w:cstheme="minorHAnsi"/>
+          <w:sz w:val="28"/>
+          <w:szCs w:val="28"/>
+        </w:rPr>
+        <w:t xml:space="preserve">        </w:t>
+      </w:r>
+      <w:proofErr w:type="spellStart"/>
+      <w:r>
+        <w:rPr>
+          <w:rFonts w:asciiTheme="minorHAnsi" w:hAnsiTheme="minorHAnsi" w:cstheme="minorHAnsi"/>
+          <w:sz w:val="28"/>
+          <w:szCs w:val="28"/>
+        </w:rPr>
+        <w:t>String</w:t>
+      </w:r>
+      <w:proofErr w:type="spellEnd"/>
+      <w:r>
+        <w:rPr>
+          <w:rFonts w:asciiTheme="minorHAnsi" w:hAnsiTheme="minorHAnsi" w:cstheme="minorHAnsi"/>
+          <w:sz w:val="28"/>
+          <w:szCs w:val="28"/>
+        </w:rPr>
+        <w:t xml:space="preserve"> </w:t>
+      </w:r>
+      <w:proofErr w:type="spellStart"/>
+      <w:r>
+        <w:rPr>
+          <w:rFonts w:asciiTheme="minorHAnsi" w:hAnsiTheme="minorHAnsi" w:cstheme="minorHAnsi"/>
+          <w:sz w:val="28"/>
+          <w:szCs w:val="28"/>
+        </w:rPr>
+        <w:t>nomeFile</w:t>
+      </w:r>
+      <w:proofErr w:type="spellEnd"/>
+      <w:r>
+        <w:rPr>
+          <w:rFonts w:asciiTheme="minorHAnsi" w:hAnsiTheme="minorHAnsi" w:cstheme="minorHAnsi"/>
+          <w:sz w:val="28"/>
+          <w:szCs w:val="28"/>
+        </w:rPr>
+        <w:t xml:space="preserve"> = </w:t>
+      </w:r>
+      <w:proofErr w:type="spellStart"/>
+      <w:r>
+        <w:rPr>
+          <w:rFonts w:asciiTheme="minorHAnsi" w:hAnsiTheme="minorHAnsi" w:cstheme="minorHAnsi"/>
+          <w:sz w:val="28"/>
+          <w:szCs w:val="28"/>
+        </w:rPr>
+        <w:t>UUID.randomUUID</w:t>
+      </w:r>
+      <w:proofErr w:type="spellEnd"/>
+      <w:r>
+        <w:rPr>
+          <w:rFonts w:asciiTheme="minorHAnsi" w:hAnsiTheme="minorHAnsi" w:cstheme="minorHAnsi"/>
+          <w:sz w:val="28"/>
+          <w:szCs w:val="28"/>
+        </w:rPr>
+        <w:t>() + estensione(</w:t>
+      </w:r>
+      <w:proofErr w:type="gramStart"/>
+      <w:r>
+        <w:rPr>
+          <w:rFonts w:asciiTheme="minorHAnsi" w:hAnsiTheme="minorHAnsi" w:cstheme="minorHAnsi"/>
+          <w:sz w:val="28"/>
+          <w:szCs w:val="28"/>
+        </w:rPr>
+        <w:t xml:space="preserve">file)   </w:t>
+      </w:r>
+      <w:proofErr w:type="gramEnd"/>
+      <w:r>
+        <w:rPr>
+          <w:rFonts w:asciiTheme="minorHAnsi" w:hAnsiTheme="minorHAnsi" w:cstheme="minorHAnsi"/>
+          <w:sz w:val="28"/>
+          <w:szCs w:val="28"/>
+        </w:rPr>
+        <w:t xml:space="preserve">  -&gt; mai il nome originale (</w:t>
+      </w:r>
+      <w:proofErr w:type="spellStart"/>
+      <w:r>
+        <w:rPr>
+          <w:rFonts w:asciiTheme="minorHAnsi" w:hAnsiTheme="minorHAnsi" w:cstheme="minorHAnsi"/>
+          <w:sz w:val="28"/>
+          <w:szCs w:val="28"/>
+        </w:rPr>
+        <w:t>path</w:t>
+      </w:r>
+      <w:proofErr w:type="spellEnd"/>
+      <w:r>
+        <w:rPr>
+          <w:rFonts w:asciiTheme="minorHAnsi" w:hAnsiTheme="minorHAnsi" w:cstheme="minorHAnsi"/>
+          <w:sz w:val="28"/>
+          <w:szCs w:val="28"/>
+        </w:rPr>
+        <w:t xml:space="preserve"> </w:t>
+      </w:r>
+      <w:proofErr w:type="spellStart"/>
+      <w:r>
+        <w:rPr>
+          <w:rFonts w:asciiTheme="minorHAnsi" w:hAnsiTheme="minorHAnsi" w:cstheme="minorHAnsi"/>
+          <w:sz w:val="28"/>
+          <w:szCs w:val="28"/>
+        </w:rPr>
+        <w:t>traversal</w:t>
+      </w:r>
+      <w:proofErr w:type="spellEnd"/>
+      <w:r>
+        <w:rPr>
+          <w:rFonts w:asciiTheme="minorHAnsi" w:hAnsiTheme="minorHAnsi" w:cstheme="minorHAnsi"/>
+          <w:sz w:val="28"/>
+          <w:szCs w:val="28"/>
+        </w:rPr>
+        <w:t>, collisioni)</w:t>
+      </w:r>
+    </w:p>
+    <w:p>
+      <w:pPr>
+        <w:pStyle w:val="Testonormale"/>
+        <w:rPr>
+          <w:rFonts w:asciiTheme="minorHAnsi" w:hAnsiTheme="minorHAnsi" w:cstheme="minorHAnsi"/>
+          <w:sz w:val="28"/>
+          <w:szCs w:val="28"/>
+          <w:lang w:val="en-US"/>
+        </w:rPr>
+      </w:pPr>
+      <w:r>
+        <w:rPr>
+          <w:rFonts w:asciiTheme="minorHAnsi" w:hAnsiTheme="minorHAnsi" w:cstheme="minorHAnsi"/>
+          <w:sz w:val="28"/>
+          <w:szCs w:val="28"/>
+        </w:rPr>
+        <w:t xml:space="preserve">        </w:t>
+      </w:r>
+      <w:proofErr w:type="spellStart"/>
+      <w:r>
+        <w:rPr>
+          <w:rFonts w:asciiTheme="minorHAnsi" w:hAnsiTheme="minorHAnsi" w:cstheme="minorHAnsi"/>
+          <w:sz w:val="28"/>
+          <w:szCs w:val="28"/>
+          <w:lang w:val="en-US"/>
+        </w:rPr>
+        <w:t>Files.createDirectories</w:t>
+      </w:r>
+      <w:proofErr w:type="spellEnd"/>
+      <w:r>
+        <w:rPr>
+          <w:rFonts w:asciiTheme="minorHAnsi" w:hAnsiTheme="minorHAnsi" w:cstheme="minorHAnsi"/>
+          <w:sz w:val="28"/>
+          <w:szCs w:val="28"/>
+          <w:lang w:val="en-US"/>
+        </w:rPr>
+        <w:t>(</w:t>
+      </w:r>
+      <w:proofErr w:type="spellStart"/>
+      <w:r>
+        <w:rPr>
+          <w:rFonts w:asciiTheme="minorHAnsi" w:hAnsiTheme="minorHAnsi" w:cstheme="minorHAnsi"/>
+          <w:sz w:val="28"/>
+          <w:szCs w:val="28"/>
+          <w:lang w:val="en-US"/>
+        </w:rPr>
+        <w:t>cartellaUpload</w:t>
+      </w:r>
+      <w:proofErr w:type="spellEnd"/>
+      <w:r>
+        <w:rPr>
+          <w:rFonts w:asciiTheme="minorHAnsi" w:hAnsiTheme="minorHAnsi" w:cstheme="minorHAnsi"/>
+          <w:sz w:val="28"/>
+          <w:szCs w:val="28"/>
+          <w:lang w:val="en-US"/>
+        </w:rPr>
+        <w:t xml:space="preserve">); </w:t>
+      </w:r>
+      <w:proofErr w:type="spellStart"/>
+      <w:r>
+        <w:rPr>
+          <w:rFonts w:asciiTheme="minorHAnsi" w:hAnsiTheme="minorHAnsi" w:cstheme="minorHAnsi"/>
+          <w:sz w:val="28"/>
+          <w:szCs w:val="28"/>
+          <w:lang w:val="en-US"/>
+        </w:rPr>
+        <w:t>Files.write</w:t>
+      </w:r>
+      <w:proofErr w:type="spellEnd"/>
+      <w:r>
+        <w:rPr>
+          <w:rFonts w:asciiTheme="minorHAnsi" w:hAnsiTheme="minorHAnsi" w:cstheme="minorHAnsi"/>
+          <w:sz w:val="28"/>
+          <w:szCs w:val="28"/>
+          <w:lang w:val="en-US"/>
+        </w:rPr>
+        <w:t>(</w:t>
+      </w:r>
+      <w:proofErr w:type="spellStart"/>
+      <w:r>
+        <w:rPr>
+          <w:rFonts w:asciiTheme="minorHAnsi" w:hAnsiTheme="minorHAnsi" w:cstheme="minorHAnsi"/>
+          <w:sz w:val="28"/>
+          <w:szCs w:val="28"/>
+          <w:lang w:val="en-US"/>
+        </w:rPr>
+        <w:t>cartellaUpload.resolve</w:t>
+      </w:r>
+      <w:proofErr w:type="spellEnd"/>
+      <w:r>
+        <w:rPr>
+          <w:rFonts w:asciiTheme="minorHAnsi" w:hAnsiTheme="minorHAnsi" w:cstheme="minorHAnsi"/>
+          <w:sz w:val="28"/>
+          <w:szCs w:val="28"/>
+          <w:lang w:val="en-US"/>
+        </w:rPr>
+        <w:t>(</w:t>
+      </w:r>
+      <w:proofErr w:type="spellStart"/>
+      <w:r>
+        <w:rPr>
+          <w:rFonts w:asciiTheme="minorHAnsi" w:hAnsiTheme="minorHAnsi" w:cstheme="minorHAnsi"/>
+          <w:sz w:val="28"/>
+          <w:szCs w:val="28"/>
+          <w:lang w:val="en-US"/>
+        </w:rPr>
+        <w:t>nomeFile</w:t>
+      </w:r>
+      <w:proofErr w:type="spellEnd"/>
+      <w:r>
+        <w:rPr>
+          <w:rFonts w:asciiTheme="minorHAnsi" w:hAnsiTheme="minorHAnsi" w:cstheme="minorHAnsi"/>
+          <w:sz w:val="28"/>
+          <w:szCs w:val="28"/>
+          <w:lang w:val="en-US"/>
+        </w:rPr>
+        <w:t xml:space="preserve">), </w:t>
+      </w:r>
+      <w:proofErr w:type="spellStart"/>
+      <w:r>
+        <w:rPr>
+          <w:rFonts w:asciiTheme="minorHAnsi" w:hAnsiTheme="minorHAnsi" w:cstheme="minorHAnsi"/>
+          <w:sz w:val="28"/>
+          <w:szCs w:val="28"/>
+          <w:lang w:val="en-US"/>
+        </w:rPr>
+        <w:t>contenuto</w:t>
+      </w:r>
+      <w:proofErr w:type="spellEnd"/>
+      <w:r>
+        <w:rPr>
+          <w:rFonts w:asciiTheme="minorHAnsi" w:hAnsiTheme="minorHAnsi" w:cstheme="minorHAnsi"/>
+          <w:sz w:val="28"/>
+          <w:szCs w:val="28"/>
+          <w:lang w:val="en-US"/>
+        </w:rPr>
+        <w:t>)</w:t>
+      </w:r>
+    </w:p>
+    <w:p>
+      <w:pPr>
+        <w:pStyle w:val="Testonormale"/>
+        <w:rPr>
+          <w:rFonts w:asciiTheme="minorHAnsi" w:hAnsiTheme="minorHAnsi" w:cstheme="minorHAnsi"/>
+          <w:sz w:val="28"/>
+          <w:szCs w:val="28"/>
+          <w:lang w:val="en-US"/>
+        </w:rPr>
+      </w:pPr>
+      <w:r>
+        <w:rPr>
+          <w:rFonts w:asciiTheme="minorHAnsi" w:hAnsiTheme="minorHAnsi" w:cstheme="minorHAnsi"/>
+          <w:sz w:val="28"/>
+          <w:szCs w:val="28"/>
+          <w:lang w:val="en-US"/>
+        </w:rPr>
+        <w:t xml:space="preserve">        return </w:t>
+      </w:r>
+      <w:proofErr w:type="spellStart"/>
+      <w:r>
+        <w:rPr>
+          <w:rFonts w:asciiTheme="minorHAnsi" w:hAnsiTheme="minorHAnsi" w:cstheme="minorHAnsi"/>
+          <w:sz w:val="28"/>
+          <w:szCs w:val="28"/>
+          <w:lang w:val="en-US"/>
+        </w:rPr>
+        <w:t>fotoRepository.save</w:t>
+      </w:r>
+      <w:proofErr w:type="spellEnd"/>
+      <w:r>
+        <w:rPr>
+          <w:rFonts w:asciiTheme="minorHAnsi" w:hAnsiTheme="minorHAnsi" w:cstheme="minorHAnsi"/>
+          <w:sz w:val="28"/>
+          <w:szCs w:val="28"/>
+          <w:lang w:val="en-US"/>
+        </w:rPr>
+        <w:t xml:space="preserve">(new </w:t>
+      </w:r>
+      <w:proofErr w:type="spellStart"/>
+      <w:proofErr w:type="gramStart"/>
+      <w:r>
+        <w:rPr>
+          <w:rFonts w:asciiTheme="minorHAnsi" w:hAnsiTheme="minorHAnsi" w:cstheme="minorHAnsi"/>
+          <w:sz w:val="28"/>
+          <w:szCs w:val="28"/>
+          <w:lang w:val="en-US"/>
+        </w:rPr>
+        <w:t>Foto</w:t>
+      </w:r>
+      <w:proofErr w:type="spellEnd"/>
+      <w:r>
+        <w:rPr>
+          <w:rFonts w:asciiTheme="minorHAnsi" w:hAnsiTheme="minorHAnsi" w:cstheme="minorHAnsi"/>
+          <w:sz w:val="28"/>
+          <w:szCs w:val="28"/>
+          <w:lang w:val="en-US"/>
+        </w:rPr>
+        <w:t>(</w:t>
+      </w:r>
+      <w:proofErr w:type="gramEnd"/>
+      <w:r>
+        <w:rPr>
+          <w:rFonts w:asciiTheme="minorHAnsi" w:hAnsiTheme="minorHAnsi" w:cstheme="minorHAnsi"/>
+          <w:sz w:val="28"/>
+          <w:szCs w:val="28"/>
+          <w:lang w:val="en-US"/>
+        </w:rPr>
+        <w:t xml:space="preserve">"/uploads/" + </w:t>
+      </w:r>
+      <w:proofErr w:type="spellStart"/>
+      <w:r>
+        <w:rPr>
+          <w:rFonts w:asciiTheme="minorHAnsi" w:hAnsiTheme="minorHAnsi" w:cstheme="minorHAnsi"/>
+          <w:sz w:val="28"/>
+          <w:szCs w:val="28"/>
+          <w:lang w:val="en-US"/>
+        </w:rPr>
+        <w:t>nomeFile</w:t>
+      </w:r>
+      <w:proofErr w:type="spellEnd"/>
+      <w:r>
+        <w:rPr>
+          <w:rFonts w:asciiTheme="minorHAnsi" w:hAnsiTheme="minorHAnsi" w:cstheme="minorHAnsi"/>
+          <w:sz w:val="28"/>
+          <w:szCs w:val="28"/>
+          <w:lang w:val="en-US"/>
+        </w:rPr>
+        <w:t xml:space="preserve">, </w:t>
+      </w:r>
+      <w:proofErr w:type="spellStart"/>
+      <w:r>
+        <w:rPr>
+          <w:rFonts w:asciiTheme="minorHAnsi" w:hAnsiTheme="minorHAnsi" w:cstheme="minorHAnsi"/>
+          <w:sz w:val="28"/>
+          <w:szCs w:val="28"/>
+          <w:lang w:val="en-US"/>
+        </w:rPr>
+        <w:t>testoOcr</w:t>
+      </w:r>
+      <w:proofErr w:type="spellEnd"/>
+      <w:r>
+        <w:rPr>
+          <w:rFonts w:asciiTheme="minorHAnsi" w:hAnsiTheme="minorHAnsi" w:cstheme="minorHAnsi"/>
+          <w:sz w:val="28"/>
+          <w:szCs w:val="28"/>
+          <w:lang w:val="en-US"/>
+        </w:rPr>
+        <w:t>, post))</w:t>
+      </w:r>
+    </w:p>
+    <w:p>
+      <w:pPr>
+        <w:pStyle w:val="Testonormale"/>
+        <w:rPr>
+          <w:rFonts w:asciiTheme="minorHAnsi" w:hAnsiTheme="minorHAnsi" w:cstheme="minorHAnsi"/>
+          <w:sz w:val="28"/>
+          <w:szCs w:val="28"/>
+          <w:lang w:val="en-US"/>
+        </w:rPr>
+      </w:pPr>
+    </w:p>
+    <w:p>
+      <w:pPr>
+        <w:pStyle w:val="Testonormale"/>
+        <w:rPr>
+          <w:rFonts w:asciiTheme="minorHAnsi" w:hAnsiTheme="minorHAnsi" w:cstheme="minorHAnsi"/>
+          <w:sz w:val="28"/>
+          <w:szCs w:val="28"/>
+        </w:rPr>
+      </w:pPr>
+      <w:r>
+        <w:rPr>
+          <w:rFonts w:asciiTheme="minorHAnsi" w:hAnsiTheme="minorHAnsi" w:cstheme="minorHAnsi"/>
+          <w:sz w:val="28"/>
+          <w:szCs w:val="28"/>
+          <w:lang w:val="en-US"/>
+        </w:rPr>
+        <w:t xml:space="preserve">    </w:t>
+      </w:r>
+      <w:proofErr w:type="spellStart"/>
+      <w:r>
+        <w:rPr>
+          <w:rFonts w:asciiTheme="minorHAnsi" w:hAnsiTheme="minorHAnsi" w:cstheme="minorHAnsi"/>
+          <w:sz w:val="28"/>
+          <w:szCs w:val="28"/>
+        </w:rPr>
+        <w:t>void</w:t>
+      </w:r>
+      <w:proofErr w:type="spellEnd"/>
+      <w:r>
+        <w:rPr>
+          <w:rFonts w:asciiTheme="minorHAnsi" w:hAnsiTheme="minorHAnsi" w:cstheme="minorHAnsi"/>
+          <w:sz w:val="28"/>
+          <w:szCs w:val="28"/>
+        </w:rPr>
+        <w:t xml:space="preserve"> </w:t>
+      </w:r>
+      <w:proofErr w:type="gramStart"/>
+      <w:r>
+        <w:rPr>
+          <w:rFonts w:asciiTheme="minorHAnsi" w:hAnsiTheme="minorHAnsi" w:cstheme="minorHAnsi"/>
+          <w:sz w:val="28"/>
+          <w:szCs w:val="28"/>
+        </w:rPr>
+        <w:t>elimina(</w:t>
+      </w:r>
+      <w:proofErr w:type="gramEnd"/>
+      <w:r>
+        <w:rPr>
+          <w:rFonts w:asciiTheme="minorHAnsi" w:hAnsiTheme="minorHAnsi" w:cstheme="minorHAnsi"/>
+          <w:sz w:val="28"/>
+          <w:szCs w:val="28"/>
+        </w:rPr>
+        <w:t xml:space="preserve">UUID </w:t>
+      </w:r>
+      <w:proofErr w:type="spellStart"/>
+      <w:r>
+        <w:rPr>
+          <w:rFonts w:asciiTheme="minorHAnsi" w:hAnsiTheme="minorHAnsi" w:cstheme="minorHAnsi"/>
+          <w:sz w:val="28"/>
+          <w:szCs w:val="28"/>
+        </w:rPr>
+        <w:t>fotoId</w:t>
+      </w:r>
+      <w:proofErr w:type="spellEnd"/>
+      <w:r>
+        <w:rPr>
+          <w:rFonts w:asciiTheme="minorHAnsi" w:hAnsiTheme="minorHAnsi" w:cstheme="minorHAnsi"/>
+          <w:sz w:val="28"/>
+          <w:szCs w:val="28"/>
+        </w:rPr>
+        <w:t xml:space="preserve">, Utente </w:t>
+      </w:r>
+      <w:proofErr w:type="spellStart"/>
+      <w:r>
+        <w:rPr>
+          <w:rFonts w:asciiTheme="minorHAnsi" w:hAnsiTheme="minorHAnsi" w:cstheme="minorHAnsi"/>
+          <w:sz w:val="28"/>
+          <w:szCs w:val="28"/>
+        </w:rPr>
+        <w:t>utenteCorrente</w:t>
+      </w:r>
+      <w:proofErr w:type="spellEnd"/>
+      <w:r>
+        <w:rPr>
+          <w:rFonts w:asciiTheme="minorHAnsi" w:hAnsiTheme="minorHAnsi" w:cstheme="minorHAnsi"/>
+          <w:sz w:val="28"/>
+          <w:szCs w:val="28"/>
+        </w:rPr>
+        <w:t>)   -&gt; stesso controllo autore/moderatore, cancella record + file</w:t>
+      </w:r>
+    </w:p>
+    <w:p>
+      <w:pPr>
+        <w:pStyle w:val="Testonormale"/>
+        <w:rPr>
+          <w:rFonts w:asciiTheme="minorHAnsi" w:hAnsiTheme="minorHAnsi" w:cstheme="minorHAnsi"/>
+          <w:sz w:val="28"/>
+          <w:szCs w:val="28"/>
+          <w:lang w:val="en-US"/>
+        </w:rPr>
+      </w:pPr>
+      <w:r>
+        <w:rPr>
+          <w:rFonts w:asciiTheme="minorHAnsi" w:hAnsiTheme="minorHAnsi" w:cstheme="minorHAnsi"/>
+          <w:sz w:val="28"/>
+          <w:szCs w:val="28"/>
+        </w:rPr>
+        <w:t xml:space="preserve">    </w:t>
+      </w:r>
+      <w:r>
+        <w:rPr>
+          <w:rFonts w:asciiTheme="minorHAnsi" w:hAnsiTheme="minorHAnsi" w:cstheme="minorHAnsi"/>
+          <w:sz w:val="28"/>
+          <w:szCs w:val="28"/>
+          <w:lang w:val="en-US"/>
+        </w:rPr>
+        <w:t xml:space="preserve">void </w:t>
+      </w:r>
+      <w:proofErr w:type="spellStart"/>
+      <w:proofErr w:type="gramStart"/>
+      <w:r>
+        <w:rPr>
+          <w:rFonts w:asciiTheme="minorHAnsi" w:hAnsiTheme="minorHAnsi" w:cstheme="minorHAnsi"/>
+          <w:sz w:val="28"/>
+          <w:szCs w:val="28"/>
+          <w:lang w:val="en-US"/>
+        </w:rPr>
+        <w:t>eliminaTutteDelPost</w:t>
+      </w:r>
+      <w:proofErr w:type="spellEnd"/>
+      <w:r>
+        <w:rPr>
+          <w:rFonts w:asciiTheme="minorHAnsi" w:hAnsiTheme="minorHAnsi" w:cstheme="minorHAnsi"/>
+          <w:sz w:val="28"/>
+          <w:szCs w:val="28"/>
+          <w:lang w:val="en-US"/>
+        </w:rPr>
+        <w:t>(</w:t>
+      </w:r>
+      <w:proofErr w:type="gramEnd"/>
+      <w:r>
+        <w:rPr>
+          <w:rFonts w:asciiTheme="minorHAnsi" w:hAnsiTheme="minorHAnsi" w:cstheme="minorHAnsi"/>
+          <w:sz w:val="28"/>
+          <w:szCs w:val="28"/>
+          <w:lang w:val="en-US"/>
+        </w:rPr>
+        <w:t xml:space="preserve">Post post)                -&gt; </w:t>
+      </w:r>
+      <w:proofErr w:type="spellStart"/>
+      <w:r>
+        <w:rPr>
+          <w:rFonts w:asciiTheme="minorHAnsi" w:hAnsiTheme="minorHAnsi" w:cstheme="minorHAnsi"/>
+          <w:sz w:val="28"/>
+          <w:szCs w:val="28"/>
+          <w:lang w:val="en-US"/>
+        </w:rPr>
+        <w:t>usata</w:t>
+      </w:r>
+      <w:proofErr w:type="spellEnd"/>
+      <w:r>
+        <w:rPr>
+          <w:rFonts w:asciiTheme="minorHAnsi" w:hAnsiTheme="minorHAnsi" w:cstheme="minorHAnsi"/>
+          <w:sz w:val="28"/>
+          <w:szCs w:val="28"/>
+          <w:lang w:val="en-US"/>
+        </w:rPr>
+        <w:t xml:space="preserve"> da </w:t>
+      </w:r>
+      <w:proofErr w:type="spellStart"/>
+      <w:r>
+        <w:rPr>
+          <w:rFonts w:asciiTheme="minorHAnsi" w:hAnsiTheme="minorHAnsi" w:cstheme="minorHAnsi"/>
+          <w:sz w:val="28"/>
+          <w:szCs w:val="28"/>
+          <w:lang w:val="en-US"/>
+        </w:rPr>
+        <w:t>PostService.delete</w:t>
+      </w:r>
+      <w:proofErr w:type="spellEnd"/>
+    </w:p>
+    <w:p>
+      <w:pPr>
+        <w:pStyle w:val="Testonormale"/>
+        <w:rPr>
+          <w:rFonts w:asciiTheme="minorHAnsi" w:hAnsiTheme="minorHAnsi" w:cstheme="minorHAnsi"/>
+          <w:sz w:val="28"/>
+          <w:szCs w:val="28"/>
+          <w:lang w:val="en-US"/>
+        </w:rPr>
+      </w:pPr>
+      <w:r>
+        <w:rPr>
+          <w:rFonts w:asciiTheme="minorHAnsi" w:hAnsiTheme="minorHAnsi" w:cstheme="minorHAnsi"/>
+          <w:sz w:val="28"/>
+          <w:szCs w:val="28"/>
+          <w:lang w:val="en-US"/>
+        </w:rPr>
+        <w:t xml:space="preserve">    List&lt;</w:t>
+      </w:r>
+      <w:proofErr w:type="spellStart"/>
+      <w:r>
+        <w:rPr>
+          <w:rFonts w:asciiTheme="minorHAnsi" w:hAnsiTheme="minorHAnsi" w:cstheme="minorHAnsi"/>
+          <w:sz w:val="28"/>
+          <w:szCs w:val="28"/>
+          <w:lang w:val="en-US"/>
+        </w:rPr>
+        <w:t>Foto</w:t>
+      </w:r>
+      <w:proofErr w:type="spellEnd"/>
+      <w:r>
+        <w:rPr>
+          <w:rFonts w:asciiTheme="minorHAnsi" w:hAnsiTheme="minorHAnsi" w:cstheme="minorHAnsi"/>
+          <w:sz w:val="28"/>
+          <w:szCs w:val="28"/>
+          <w:lang w:val="en-US"/>
+        </w:rPr>
+        <w:t xml:space="preserve">&gt; </w:t>
+      </w:r>
+      <w:proofErr w:type="spellStart"/>
+      <w:proofErr w:type="gramStart"/>
+      <w:r>
+        <w:rPr>
+          <w:rFonts w:asciiTheme="minorHAnsi" w:hAnsiTheme="minorHAnsi" w:cstheme="minorHAnsi"/>
+          <w:sz w:val="28"/>
+          <w:szCs w:val="28"/>
+          <w:lang w:val="en-US"/>
+        </w:rPr>
+        <w:t>cerca</w:t>
+      </w:r>
+      <w:proofErr w:type="spellEnd"/>
+      <w:r>
+        <w:rPr>
+          <w:rFonts w:asciiTheme="minorHAnsi" w:hAnsiTheme="minorHAnsi" w:cstheme="minorHAnsi"/>
+          <w:sz w:val="28"/>
+          <w:szCs w:val="28"/>
+          <w:lang w:val="en-US"/>
+        </w:rPr>
+        <w:t>(</w:t>
+      </w:r>
+      <w:proofErr w:type="gramEnd"/>
+      <w:r>
+        <w:rPr>
+          <w:rFonts w:asciiTheme="minorHAnsi" w:hAnsiTheme="minorHAnsi" w:cstheme="minorHAnsi"/>
+          <w:sz w:val="28"/>
+          <w:szCs w:val="28"/>
+          <w:lang w:val="en-US"/>
+        </w:rPr>
+        <w:t xml:space="preserve">String testo)                     -&gt; </w:t>
+      </w:r>
+      <w:proofErr w:type="spellStart"/>
+      <w:r>
+        <w:rPr>
+          <w:rFonts w:asciiTheme="minorHAnsi" w:hAnsiTheme="minorHAnsi" w:cstheme="minorHAnsi"/>
+          <w:sz w:val="28"/>
+          <w:szCs w:val="28"/>
+          <w:lang w:val="en-US"/>
+        </w:rPr>
+        <w:t>findByTestoOcrContainingIgnoreCase</w:t>
+      </w:r>
+      <w:proofErr w:type="spellEnd"/>
+    </w:p>
+    <w:p>
+      <w:pPr>
+        <w:pStyle w:val="Testonormale"/>
+        <w:rPr>
+          <w:rFonts w:asciiTheme="minorHAnsi" w:hAnsiTheme="minorHAnsi" w:cstheme="minorHAnsi"/>
+          <w:sz w:val="28"/>
+          <w:szCs w:val="28"/>
+          <w:lang w:val="en-US"/>
+        </w:rPr>
+      </w:pPr>
+    </w:p>
+    <w:p>
+      <w:pPr>
+        <w:pStyle w:val="Testonormale"/>
+        <w:rPr>
+          <w:rFonts w:asciiTheme="minorHAnsi" w:hAnsiTheme="minorHAnsi" w:cstheme="minorHAnsi"/>
+          <w:sz w:val="28"/>
+          <w:szCs w:val="28"/>
+          <w:lang w:val="en-US"/>
+        </w:rPr>
+      </w:pPr>
+    </w:p>
+    <w:p>
+      <w:pPr>
+        <w:pStyle w:val="Testonormale"/>
+        <w:rPr>
+          <w:rFonts w:asciiTheme="minorHAnsi" w:hAnsiTheme="minorHAnsi" w:cstheme="minorHAnsi"/>
+          <w:sz w:val="28"/>
+          <w:szCs w:val="28"/>
+          <w:lang w:val="en-US"/>
+        </w:rPr>
+      </w:pPr>
+      <w:r>
+        <w:rPr>
+          <w:rFonts w:asciiTheme="minorHAnsi" w:hAnsiTheme="minorHAnsi" w:cstheme="minorHAnsi"/>
+          <w:sz w:val="28"/>
+          <w:szCs w:val="28"/>
+          <w:lang w:val="en-US"/>
+        </w:rPr>
+        <w:t>Payload e controller</w:t>
+      </w:r>
+    </w:p>
+    <w:p>
+      <w:pPr>
+        <w:pStyle w:val="Testonormale"/>
+        <w:rPr>
+          <w:rFonts w:asciiTheme="minorHAnsi" w:hAnsiTheme="minorHAnsi" w:cstheme="minorHAnsi"/>
+          <w:sz w:val="28"/>
+          <w:szCs w:val="28"/>
+          <w:lang w:val="en-US"/>
+        </w:rPr>
+      </w:pPr>
+    </w:p>
+    <w:p>
+      <w:pPr>
+        <w:pStyle w:val="Testonormale"/>
+        <w:rPr>
+          <w:rFonts w:asciiTheme="minorHAnsi" w:hAnsiTheme="minorHAnsi" w:cstheme="minorHAnsi"/>
+          <w:sz w:val="28"/>
+          <w:szCs w:val="28"/>
+          <w:lang w:val="en-US"/>
+        </w:rPr>
+      </w:pPr>
+    </w:p>
+    <w:p>
+      <w:pPr>
+        <w:pStyle w:val="Testonormale"/>
+        <w:rPr>
+          <w:rFonts w:asciiTheme="minorHAnsi" w:hAnsiTheme="minorHAnsi" w:cstheme="minorHAnsi"/>
+          <w:sz w:val="28"/>
+          <w:szCs w:val="28"/>
+          <w:lang w:val="en-US"/>
+        </w:rPr>
+      </w:pPr>
+      <w:proofErr w:type="spellStart"/>
+      <w:proofErr w:type="gramStart"/>
+      <w:r>
+        <w:rPr>
+          <w:rFonts w:asciiTheme="minorHAnsi" w:hAnsiTheme="minorHAnsi" w:cstheme="minorHAnsi"/>
+          <w:sz w:val="28"/>
+          <w:szCs w:val="28"/>
+          <w:lang w:val="en-US"/>
+        </w:rPr>
+        <w:t>FotoResponse</w:t>
+      </w:r>
+      <w:proofErr w:type="spellEnd"/>
+      <w:r>
+        <w:rPr>
+          <w:rFonts w:asciiTheme="minorHAnsi" w:hAnsiTheme="minorHAnsi" w:cstheme="minorHAnsi"/>
+          <w:sz w:val="28"/>
+          <w:szCs w:val="28"/>
+          <w:lang w:val="en-US"/>
+        </w:rPr>
+        <w:t>(</w:t>
+      </w:r>
+      <w:proofErr w:type="gramEnd"/>
+      <w:r>
+        <w:rPr>
+          <w:rFonts w:asciiTheme="minorHAnsi" w:hAnsiTheme="minorHAnsi" w:cstheme="minorHAnsi"/>
+          <w:sz w:val="28"/>
+          <w:szCs w:val="28"/>
+          <w:lang w:val="en-US"/>
+        </w:rPr>
+        <w:t xml:space="preserve">UUID id, String </w:t>
+      </w:r>
+      <w:proofErr w:type="spellStart"/>
+      <w:r>
+        <w:rPr>
+          <w:rFonts w:asciiTheme="minorHAnsi" w:hAnsiTheme="minorHAnsi" w:cstheme="minorHAnsi"/>
+          <w:sz w:val="28"/>
+          <w:szCs w:val="28"/>
+          <w:lang w:val="en-US"/>
+        </w:rPr>
+        <w:t>url</w:t>
+      </w:r>
+      <w:proofErr w:type="spellEnd"/>
+      <w:r>
+        <w:rPr>
+          <w:rFonts w:asciiTheme="minorHAnsi" w:hAnsiTheme="minorHAnsi" w:cstheme="minorHAnsi"/>
+          <w:sz w:val="28"/>
+          <w:szCs w:val="28"/>
+          <w:lang w:val="en-US"/>
+        </w:rPr>
+        <w:t xml:space="preserve">, String </w:t>
+      </w:r>
+      <w:proofErr w:type="spellStart"/>
+      <w:r>
+        <w:rPr>
+          <w:rFonts w:asciiTheme="minorHAnsi" w:hAnsiTheme="minorHAnsi" w:cstheme="minorHAnsi"/>
+          <w:sz w:val="28"/>
+          <w:szCs w:val="28"/>
+          <w:lang w:val="en-US"/>
+        </w:rPr>
+        <w:t>testoOcr</w:t>
+      </w:r>
+      <w:proofErr w:type="spellEnd"/>
+      <w:r>
+        <w:rPr>
+          <w:rFonts w:asciiTheme="minorHAnsi" w:hAnsiTheme="minorHAnsi" w:cstheme="minorHAnsi"/>
+          <w:sz w:val="28"/>
+          <w:szCs w:val="28"/>
+          <w:lang w:val="en-US"/>
+        </w:rPr>
+        <w:t xml:space="preserve">, UUID </w:t>
+      </w:r>
+      <w:proofErr w:type="spellStart"/>
+      <w:r>
+        <w:rPr>
+          <w:rFonts w:asciiTheme="minorHAnsi" w:hAnsiTheme="minorHAnsi" w:cstheme="minorHAnsi"/>
+          <w:sz w:val="28"/>
+          <w:szCs w:val="28"/>
+          <w:lang w:val="en-US"/>
+        </w:rPr>
+        <w:t>postId</w:t>
+      </w:r>
+      <w:proofErr w:type="spellEnd"/>
+      <w:r>
+        <w:rPr>
+          <w:rFonts w:asciiTheme="minorHAnsi" w:hAnsiTheme="minorHAnsi" w:cstheme="minorHAnsi"/>
+          <w:sz w:val="28"/>
+          <w:szCs w:val="28"/>
+          <w:lang w:val="en-US"/>
+        </w:rPr>
+        <w:t>)   -&gt; static from(</w:t>
+      </w:r>
+      <w:proofErr w:type="spellStart"/>
+      <w:r>
+        <w:rPr>
+          <w:rFonts w:asciiTheme="minorHAnsi" w:hAnsiTheme="minorHAnsi" w:cstheme="minorHAnsi"/>
+          <w:sz w:val="28"/>
+          <w:szCs w:val="28"/>
+          <w:lang w:val="en-US"/>
+        </w:rPr>
+        <w:t>Foto</w:t>
+      </w:r>
+      <w:proofErr w:type="spellEnd"/>
+      <w:r>
+        <w:rPr>
+          <w:rFonts w:asciiTheme="minorHAnsi" w:hAnsiTheme="minorHAnsi" w:cstheme="minorHAnsi"/>
+          <w:sz w:val="28"/>
+          <w:szCs w:val="28"/>
+          <w:lang w:val="en-US"/>
+        </w:rPr>
+        <w:t>)</w:t>
+      </w:r>
+    </w:p>
+    <w:p>
+      <w:pPr>
+        <w:pStyle w:val="Testonormale"/>
+        <w:rPr>
+          <w:rFonts w:asciiTheme="minorHAnsi" w:hAnsiTheme="minorHAnsi" w:cstheme="minorHAnsi"/>
+          <w:sz w:val="28"/>
+          <w:szCs w:val="28"/>
+          <w:lang w:val="en-US"/>
+        </w:rPr>
+      </w:pPr>
+    </w:p>
+    <w:p>
+      <w:pPr>
+        <w:pStyle w:val="Testonormale"/>
+        <w:rPr>
+          <w:rFonts w:asciiTheme="minorHAnsi" w:hAnsiTheme="minorHAnsi" w:cstheme="minorHAnsi"/>
+          <w:sz w:val="28"/>
+          <w:szCs w:val="28"/>
+        </w:rPr>
+      </w:pPr>
+      <w:proofErr w:type="spellStart"/>
+      <w:r>
+        <w:rPr>
+          <w:rFonts w:asciiTheme="minorHAnsi" w:hAnsiTheme="minorHAnsi" w:cstheme="minorHAnsi"/>
+          <w:sz w:val="28"/>
+          <w:szCs w:val="28"/>
+        </w:rPr>
+        <w:t>FotoController</w:t>
+      </w:r>
+      <w:proofErr w:type="spellEnd"/>
+    </w:p>
+    <w:p>
+      <w:pPr>
+        <w:pStyle w:val="Testonormale"/>
+        <w:rPr>
+          <w:rFonts w:asciiTheme="minorHAnsi" w:hAnsiTheme="minorHAnsi" w:cstheme="minorHAnsi"/>
+          <w:sz w:val="28"/>
+          <w:szCs w:val="28"/>
+        </w:rPr>
+      </w:pPr>
+      <w:r>
+        <w:rPr>
+          <w:rFonts w:asciiTheme="minorHAnsi" w:hAnsiTheme="minorHAnsi" w:cstheme="minorHAnsi"/>
+          <w:sz w:val="28"/>
+          <w:szCs w:val="28"/>
+        </w:rPr>
+        <w:t xml:space="preserve">    POST   /api/</w:t>
+      </w:r>
+      <w:proofErr w:type="spellStart"/>
+      <w:r>
+        <w:rPr>
+          <w:rFonts w:asciiTheme="minorHAnsi" w:hAnsiTheme="minorHAnsi" w:cstheme="minorHAnsi"/>
+          <w:sz w:val="28"/>
+          <w:szCs w:val="28"/>
+        </w:rPr>
+        <w:t>posts</w:t>
+      </w:r>
+      <w:proofErr w:type="spellEnd"/>
+      <w:r>
+        <w:rPr>
+          <w:rFonts w:asciiTheme="minorHAnsi" w:hAnsiTheme="minorHAnsi" w:cstheme="minorHAnsi"/>
+          <w:sz w:val="28"/>
+          <w:szCs w:val="28"/>
+        </w:rPr>
+        <w:t>/{</w:t>
+      </w:r>
+      <w:proofErr w:type="spellStart"/>
+      <w:r>
+        <w:rPr>
+          <w:rFonts w:asciiTheme="minorHAnsi" w:hAnsiTheme="minorHAnsi" w:cstheme="minorHAnsi"/>
+          <w:sz w:val="28"/>
+          <w:szCs w:val="28"/>
+        </w:rPr>
+        <w:t>postId</w:t>
+      </w:r>
+      <w:proofErr w:type="spellEnd"/>
+      <w:r>
+        <w:rPr>
+          <w:rFonts w:asciiTheme="minorHAnsi" w:hAnsiTheme="minorHAnsi" w:cstheme="minorHAnsi"/>
+          <w:sz w:val="28"/>
+          <w:szCs w:val="28"/>
+        </w:rPr>
+        <w:t xml:space="preserve">}/foto     </w:t>
+      </w:r>
+      <w:proofErr w:type="spellStart"/>
+      <w:r>
+        <w:rPr>
+          <w:rFonts w:asciiTheme="minorHAnsi" w:hAnsiTheme="minorHAnsi" w:cstheme="minorHAnsi"/>
+          <w:sz w:val="28"/>
+          <w:szCs w:val="28"/>
+        </w:rPr>
+        <w:t>multipart</w:t>
+      </w:r>
+      <w:proofErr w:type="spellEnd"/>
+      <w:r>
+        <w:rPr>
+          <w:rFonts w:asciiTheme="minorHAnsi" w:hAnsiTheme="minorHAnsi" w:cstheme="minorHAnsi"/>
+          <w:sz w:val="28"/>
+          <w:szCs w:val="28"/>
+        </w:rPr>
+        <w:t>/</w:t>
+      </w:r>
+      <w:proofErr w:type="spellStart"/>
+      <w:r>
+        <w:rPr>
+          <w:rFonts w:asciiTheme="minorHAnsi" w:hAnsiTheme="minorHAnsi" w:cstheme="minorHAnsi"/>
+          <w:sz w:val="28"/>
+          <w:szCs w:val="28"/>
+        </w:rPr>
+        <w:t>form</w:t>
+      </w:r>
+      <w:proofErr w:type="spellEnd"/>
+      <w:r>
+        <w:rPr>
+          <w:rFonts w:asciiTheme="minorHAnsi" w:hAnsiTheme="minorHAnsi" w:cstheme="minorHAnsi"/>
+          <w:sz w:val="28"/>
+          <w:szCs w:val="28"/>
+        </w:rPr>
+        <w:t xml:space="preserve">-data, campo "file"   autore o MODERATOR -&gt; 201 </w:t>
+      </w:r>
+      <w:proofErr w:type="spellStart"/>
+      <w:r>
+        <w:rPr>
+          <w:rFonts w:asciiTheme="minorHAnsi" w:hAnsiTheme="minorHAnsi" w:cstheme="minorHAnsi"/>
+          <w:sz w:val="28"/>
+          <w:szCs w:val="28"/>
+        </w:rPr>
+        <w:t>FotoResponse</w:t>
+      </w:r>
+      <w:proofErr w:type="spellEnd"/>
+    </w:p>
+    <w:p>
+      <w:pPr>
+        <w:pStyle w:val="Testonormale"/>
+        <w:rPr>
+          <w:rFonts w:asciiTheme="minorHAnsi" w:hAnsiTheme="minorHAnsi" w:cstheme="minorHAnsi"/>
+          <w:sz w:val="28"/>
+          <w:szCs w:val="28"/>
+        </w:rPr>
+      </w:pPr>
+      <w:r>
+        <w:rPr>
+          <w:rFonts w:asciiTheme="minorHAnsi" w:hAnsiTheme="minorHAnsi" w:cstheme="minorHAnsi"/>
+          <w:sz w:val="28"/>
+          <w:szCs w:val="28"/>
+        </w:rPr>
+        <w:t xml:space="preserve">    DELETE /api/foto/{</w:t>
+      </w:r>
+      <w:proofErr w:type="gramStart"/>
+      <w:r>
+        <w:rPr>
+          <w:rFonts w:asciiTheme="minorHAnsi" w:hAnsiTheme="minorHAnsi" w:cstheme="minorHAnsi"/>
+          <w:sz w:val="28"/>
+          <w:szCs w:val="28"/>
+        </w:rPr>
+        <w:t xml:space="preserve">id}   </w:t>
+      </w:r>
+      <w:proofErr w:type="gramEnd"/>
+      <w:r>
+        <w:rPr>
+          <w:rFonts w:asciiTheme="minorHAnsi" w:hAnsiTheme="minorHAnsi" w:cstheme="minorHAnsi"/>
+          <w:sz w:val="28"/>
+          <w:szCs w:val="28"/>
+        </w:rPr>
+        <w:t xml:space="preserve">                                                autore o MODERATOR -&gt; 204</w:t>
+      </w:r>
+    </w:p>
+    <w:p>
+      <w:pPr>
+        <w:pStyle w:val="Testonormale"/>
+        <w:rPr>
+          <w:rFonts w:asciiTheme="minorHAnsi" w:hAnsiTheme="minorHAnsi" w:cstheme="minorHAnsi"/>
+          <w:sz w:val="28"/>
+          <w:szCs w:val="28"/>
+        </w:rPr>
+      </w:pPr>
+      <w:r>
+        <w:rPr>
+          <w:rFonts w:asciiTheme="minorHAnsi" w:hAnsiTheme="minorHAnsi" w:cstheme="minorHAnsi"/>
+          <w:sz w:val="28"/>
+          <w:szCs w:val="28"/>
+        </w:rPr>
+        <w:lastRenderedPageBreak/>
+        <w:t xml:space="preserve">    GET    /api/foto/</w:t>
+      </w:r>
+      <w:proofErr w:type="spellStart"/>
+      <w:r>
+        <w:rPr>
+          <w:rFonts w:asciiTheme="minorHAnsi" w:hAnsiTheme="minorHAnsi" w:cstheme="minorHAnsi"/>
+          <w:sz w:val="28"/>
+          <w:szCs w:val="28"/>
+        </w:rPr>
+        <w:t>cerca?testo</w:t>
+      </w:r>
+      <w:proofErr w:type="spellEnd"/>
+      <w:r>
+        <w:rPr>
+          <w:rFonts w:asciiTheme="minorHAnsi" w:hAnsiTheme="minorHAnsi" w:cstheme="minorHAnsi"/>
+          <w:sz w:val="28"/>
+          <w:szCs w:val="28"/>
+        </w:rPr>
+        <w:t>=...    autenticato -&gt; List&lt;</w:t>
+      </w:r>
+      <w:proofErr w:type="spellStart"/>
+      <w:r>
+        <w:rPr>
+          <w:rFonts w:asciiTheme="minorHAnsi" w:hAnsiTheme="minorHAnsi" w:cstheme="minorHAnsi"/>
+          <w:sz w:val="28"/>
+          <w:szCs w:val="28"/>
+        </w:rPr>
+        <w:t>FotoResponse</w:t>
+      </w:r>
+      <w:proofErr w:type="spellEnd"/>
+      <w:r>
+        <w:rPr>
+          <w:rFonts w:asciiTheme="minorHAnsi" w:hAnsiTheme="minorHAnsi" w:cstheme="minorHAnsi"/>
+          <w:sz w:val="28"/>
+          <w:szCs w:val="28"/>
+        </w:rPr>
+        <w:t>&gt;</w:t>
+      </w:r>
+      <w:proofErr w:type="gramStart"/>
+      <w:r>
+        <w:rPr>
+          <w:rFonts w:asciiTheme="minorHAnsi" w:hAnsiTheme="minorHAnsi" w:cstheme="minorHAnsi"/>
+          <w:sz w:val="28"/>
+          <w:szCs w:val="28"/>
+        </w:rPr>
+        <w:t xml:space="preserve">   (</w:t>
+      </w:r>
+      <w:proofErr w:type="gramEnd"/>
+      <w:r>
+        <w:rPr>
+          <w:rFonts w:asciiTheme="minorHAnsi" w:hAnsiTheme="minorHAnsi" w:cstheme="minorHAnsi"/>
+          <w:sz w:val="28"/>
+          <w:szCs w:val="28"/>
+        </w:rPr>
+        <w:t>ricerca full-text nel testo OCR)</w:t>
+      </w:r>
+    </w:p>
+    <w:p>
+      <w:pPr>
+        <w:pStyle w:val="Testonormale"/>
+        <w:rPr>
+          <w:rFonts w:asciiTheme="minorHAnsi" w:hAnsiTheme="minorHAnsi" w:cstheme="minorHAnsi"/>
+          <w:sz w:val="28"/>
+          <w:szCs w:val="28"/>
+        </w:rPr>
+      </w:pPr>
+    </w:p>
+    <w:p>
+      <w:pPr>
+        <w:pStyle w:val="Testonormale"/>
+        <w:rPr>
+          <w:rFonts w:asciiTheme="minorHAnsi" w:hAnsiTheme="minorHAnsi" w:cstheme="minorHAnsi"/>
+          <w:sz w:val="28"/>
+          <w:szCs w:val="28"/>
+        </w:rPr>
+      </w:pPr>
+    </w:p>
+    <w:p>
+      <w:pPr>
+        <w:pStyle w:val="Testonormale"/>
+        <w:rPr>
+          <w:rFonts w:asciiTheme="minorHAnsi" w:hAnsiTheme="minorHAnsi" w:cstheme="minorHAnsi"/>
+          <w:sz w:val="28"/>
+          <w:szCs w:val="28"/>
+        </w:rPr>
+      </w:pPr>
+      <w:r>
+        <w:rPr>
+          <w:rFonts w:asciiTheme="minorHAnsi" w:hAnsiTheme="minorHAnsi" w:cstheme="minorHAnsi"/>
+          <w:sz w:val="28"/>
+          <w:szCs w:val="28"/>
+        </w:rPr>
+        <w:t>Flusso lato client: prima `POST /api/</w:t>
+      </w:r>
+      <w:proofErr w:type="spellStart"/>
+      <w:r>
+        <w:rPr>
+          <w:rFonts w:asciiTheme="minorHAnsi" w:hAnsiTheme="minorHAnsi" w:cstheme="minorHAnsi"/>
+          <w:sz w:val="28"/>
+          <w:szCs w:val="28"/>
+        </w:rPr>
+        <w:t>posts</w:t>
+      </w:r>
+      <w:proofErr w:type="spellEnd"/>
+      <w:r>
+        <w:rPr>
+          <w:rFonts w:asciiTheme="minorHAnsi" w:hAnsiTheme="minorHAnsi" w:cstheme="minorHAnsi"/>
+          <w:sz w:val="28"/>
+          <w:szCs w:val="28"/>
+        </w:rPr>
+        <w:t>` (testo + luogo), poi una `POST /api/</w:t>
+      </w:r>
+      <w:proofErr w:type="spellStart"/>
+      <w:r>
+        <w:rPr>
+          <w:rFonts w:asciiTheme="minorHAnsi" w:hAnsiTheme="minorHAnsi" w:cstheme="minorHAnsi"/>
+          <w:sz w:val="28"/>
+          <w:szCs w:val="28"/>
+        </w:rPr>
+        <w:t>posts</w:t>
+      </w:r>
+      <w:proofErr w:type="spellEnd"/>
+      <w:r>
+        <w:rPr>
+          <w:rFonts w:asciiTheme="minorHAnsi" w:hAnsiTheme="minorHAnsi" w:cstheme="minorHAnsi"/>
+          <w:sz w:val="28"/>
+          <w:szCs w:val="28"/>
+        </w:rPr>
+        <w:t>/{id}/foto` per ogni immagine.</w:t>
+      </w:r>
+    </w:p>
+    <w:p>
+      <w:pPr>
+        <w:pStyle w:val="Testonormale"/>
+        <w:rPr>
+          <w:rFonts w:asciiTheme="minorHAnsi" w:hAnsiTheme="minorHAnsi" w:cstheme="minorHAnsi"/>
+          <w:sz w:val="28"/>
+          <w:szCs w:val="28"/>
+        </w:rPr>
+      </w:pPr>
+      <w:r>
+        <w:rPr>
+          <w:rFonts w:asciiTheme="minorHAnsi" w:hAnsiTheme="minorHAnsi" w:cstheme="minorHAnsi"/>
+          <w:sz w:val="28"/>
+          <w:szCs w:val="28"/>
+        </w:rPr>
+        <w:t>Due chiamate separate perch</w:t>
+      </w:r>
+      <w:r>
+        <w:rPr>
+          <w:rFonts w:asciiTheme="minorHAnsi" w:hAnsiTheme="minorHAnsi" w:cstheme="minorHAnsi"/>
+          <w:sz w:val="28"/>
+          <w:szCs w:val="28"/>
+        </w:rPr>
+        <w:t>é</w:t>
+      </w:r>
+      <w:r>
+        <w:rPr>
+          <w:rFonts w:asciiTheme="minorHAnsi" w:hAnsiTheme="minorHAnsi" w:cstheme="minorHAnsi"/>
+          <w:sz w:val="28"/>
+          <w:szCs w:val="28"/>
+        </w:rPr>
+        <w:t xml:space="preserve"> JSON e </w:t>
+      </w:r>
+      <w:proofErr w:type="spellStart"/>
+      <w:r>
+        <w:rPr>
+          <w:rFonts w:asciiTheme="minorHAnsi" w:hAnsiTheme="minorHAnsi" w:cstheme="minorHAnsi"/>
+          <w:sz w:val="28"/>
+          <w:szCs w:val="28"/>
+        </w:rPr>
+        <w:t>multipart</w:t>
+      </w:r>
+      <w:proofErr w:type="spellEnd"/>
+      <w:r>
+        <w:rPr>
+          <w:rFonts w:asciiTheme="minorHAnsi" w:hAnsiTheme="minorHAnsi" w:cstheme="minorHAnsi"/>
+          <w:sz w:val="28"/>
+          <w:szCs w:val="28"/>
+        </w:rPr>
+        <w:t xml:space="preserve"> non si mescolano bene in una sola richiesta e</w:t>
+      </w:r>
+    </w:p>
+    <w:p>
+      <w:pPr>
+        <w:pStyle w:val="Testonormale"/>
+        <w:rPr>
+          <w:rFonts w:asciiTheme="minorHAnsi" w:hAnsiTheme="minorHAnsi" w:cstheme="minorHAnsi"/>
+          <w:sz w:val="28"/>
+          <w:szCs w:val="28"/>
+        </w:rPr>
+      </w:pPr>
+      <w:r>
+        <w:rPr>
+          <w:rFonts w:asciiTheme="minorHAnsi" w:hAnsiTheme="minorHAnsi" w:cstheme="minorHAnsi"/>
+          <w:sz w:val="28"/>
+          <w:szCs w:val="28"/>
+        </w:rPr>
+        <w:t>cos√¨ un post pu</w:t>
+      </w:r>
+      <w:r>
+        <w:rPr>
+          <w:rFonts w:asciiTheme="minorHAnsi" w:hAnsiTheme="minorHAnsi" w:cstheme="minorHAnsi"/>
+          <w:sz w:val="28"/>
+          <w:szCs w:val="28"/>
+        </w:rPr>
+        <w:t>ò</w:t>
+      </w:r>
+      <w:r>
+        <w:rPr>
+          <w:rFonts w:asciiTheme="minorHAnsi" w:hAnsiTheme="minorHAnsi" w:cstheme="minorHAnsi"/>
+          <w:sz w:val="28"/>
+          <w:szCs w:val="28"/>
+        </w:rPr>
+        <w:t xml:space="preserve"> esistere anche senza foto.</w:t>
+      </w:r>
+    </w:p>
+    <w:p>
+      <w:pPr>
+        <w:pStyle w:val="Testonormale"/>
+        <w:rPr>
+          <w:rFonts w:asciiTheme="minorHAnsi" w:hAnsiTheme="minorHAnsi" w:cstheme="minorHAnsi"/>
+          <w:sz w:val="28"/>
+          <w:szCs w:val="28"/>
+        </w:rPr>
+      </w:pPr>
+    </w:p>
+    <w:p>
+      <w:pPr>
+        <w:pStyle w:val="Testonormale"/>
+        <w:rPr>
+          <w:rFonts w:asciiTheme="minorHAnsi" w:hAnsiTheme="minorHAnsi" w:cstheme="minorHAnsi"/>
+          <w:sz w:val="28"/>
+          <w:szCs w:val="28"/>
+          <w:lang w:val="en-US"/>
+        </w:rPr>
+      </w:pPr>
+      <w:proofErr w:type="spellStart"/>
+      <w:r>
+        <w:rPr>
+          <w:rFonts w:asciiTheme="minorHAnsi" w:hAnsiTheme="minorHAnsi" w:cstheme="minorHAnsi"/>
+          <w:sz w:val="28"/>
+          <w:szCs w:val="28"/>
+          <w:lang w:val="en-US"/>
+        </w:rPr>
+        <w:t>ExceptionsHandler</w:t>
+      </w:r>
+      <w:proofErr w:type="spellEnd"/>
+      <w:r>
+        <w:rPr>
+          <w:rFonts w:asciiTheme="minorHAnsi" w:hAnsiTheme="minorHAnsi" w:cstheme="minorHAnsi"/>
+          <w:sz w:val="28"/>
+          <w:szCs w:val="28"/>
+          <w:lang w:val="en-US"/>
+        </w:rPr>
+        <w:t xml:space="preserve">: </w:t>
+      </w:r>
+      <w:proofErr w:type="spellStart"/>
+      <w:r>
+        <w:rPr>
+          <w:rFonts w:asciiTheme="minorHAnsi" w:hAnsiTheme="minorHAnsi" w:cstheme="minorHAnsi"/>
+          <w:sz w:val="28"/>
+          <w:szCs w:val="28"/>
+          <w:lang w:val="en-US"/>
+        </w:rPr>
+        <w:t>aggiungere</w:t>
+      </w:r>
+      <w:proofErr w:type="spellEnd"/>
+      <w:r>
+        <w:rPr>
+          <w:rFonts w:asciiTheme="minorHAnsi" w:hAnsiTheme="minorHAnsi" w:cstheme="minorHAnsi"/>
+          <w:sz w:val="28"/>
+          <w:szCs w:val="28"/>
+          <w:lang w:val="en-US"/>
+        </w:rPr>
+        <w:t xml:space="preserve"> `</w:t>
+      </w:r>
+      <w:proofErr w:type="spellStart"/>
+      <w:r>
+        <w:rPr>
+          <w:rFonts w:asciiTheme="minorHAnsi" w:hAnsiTheme="minorHAnsi" w:cstheme="minorHAnsi"/>
+          <w:sz w:val="28"/>
+          <w:szCs w:val="28"/>
+          <w:lang w:val="en-US"/>
+        </w:rPr>
+        <w:t>MaxUploadSizeExceededException</w:t>
+      </w:r>
+      <w:proofErr w:type="spellEnd"/>
+      <w:r>
+        <w:rPr>
+          <w:rFonts w:asciiTheme="minorHAnsi" w:hAnsiTheme="minorHAnsi" w:cstheme="minorHAnsi"/>
+          <w:sz w:val="28"/>
+          <w:szCs w:val="28"/>
+          <w:lang w:val="en-US"/>
+        </w:rPr>
+        <w:t xml:space="preserve"> -&gt; 413`, `</w:t>
+      </w:r>
+      <w:proofErr w:type="spellStart"/>
+      <w:r>
+        <w:rPr>
+          <w:rFonts w:asciiTheme="minorHAnsi" w:hAnsiTheme="minorHAnsi" w:cstheme="minorHAnsi"/>
+          <w:sz w:val="28"/>
+          <w:szCs w:val="28"/>
+          <w:lang w:val="en-US"/>
+        </w:rPr>
+        <w:t>OcrException</w:t>
+      </w:r>
+      <w:proofErr w:type="spellEnd"/>
+      <w:r>
+        <w:rPr>
+          <w:rFonts w:asciiTheme="minorHAnsi" w:hAnsiTheme="minorHAnsi" w:cstheme="minorHAnsi"/>
+          <w:sz w:val="28"/>
+          <w:szCs w:val="28"/>
+          <w:lang w:val="en-US"/>
+        </w:rPr>
+        <w:t xml:space="preserve"> -&gt; 422`, `</w:t>
+      </w:r>
+      <w:proofErr w:type="spellStart"/>
+      <w:r>
+        <w:rPr>
+          <w:rFonts w:asciiTheme="minorHAnsi" w:hAnsiTheme="minorHAnsi" w:cstheme="minorHAnsi"/>
+          <w:sz w:val="28"/>
+          <w:szCs w:val="28"/>
+          <w:lang w:val="en-US"/>
+        </w:rPr>
+        <w:t>GeocodingException</w:t>
+      </w:r>
+      <w:proofErr w:type="spellEnd"/>
+      <w:r>
+        <w:rPr>
+          <w:rFonts w:asciiTheme="minorHAnsi" w:hAnsiTheme="minorHAnsi" w:cstheme="minorHAnsi"/>
+          <w:sz w:val="28"/>
+          <w:szCs w:val="28"/>
+          <w:lang w:val="en-US"/>
+        </w:rPr>
+        <w:t xml:space="preserve"> -&gt; 502`.</w:t>
+      </w:r>
+    </w:p>
+    <w:p>
+      <w:pPr>
+        <w:pStyle w:val="Testonormale"/>
+        <w:rPr>
+          <w:rFonts w:asciiTheme="minorHAnsi" w:hAnsiTheme="minorHAnsi" w:cstheme="minorHAnsi"/>
+          <w:sz w:val="28"/>
+          <w:szCs w:val="28"/>
+          <w:lang w:val="en-US"/>
+        </w:rPr>
+      </w:pPr>
+    </w:p>
+    <w:p>
+      <w:pPr>
+        <w:pStyle w:val="Testonormale"/>
+        <w:rPr>
+          <w:rFonts w:asciiTheme="minorHAnsi" w:hAnsiTheme="minorHAnsi" w:cstheme="minorHAnsi"/>
+          <w:sz w:val="28"/>
+          <w:szCs w:val="28"/>
+        </w:rPr>
+      </w:pPr>
+      <w:r>
+        <w:rPr>
+          <w:rFonts w:asciiTheme="minorHAnsi" w:hAnsiTheme="minorHAnsi" w:cstheme="minorHAnsi"/>
+          <w:sz w:val="28"/>
+          <w:szCs w:val="28"/>
+        </w:rPr>
+        <w:t xml:space="preserve"> 2.4 Moderatore</w:t>
+      </w:r>
+    </w:p>
+    <w:p>
+      <w:pPr>
+        <w:pStyle w:val="Testonormale"/>
+        <w:rPr>
+          <w:rFonts w:asciiTheme="minorHAnsi" w:hAnsiTheme="minorHAnsi" w:cstheme="minorHAnsi"/>
+          <w:sz w:val="28"/>
+          <w:szCs w:val="28"/>
+        </w:rPr>
+      </w:pPr>
+    </w:p>
+    <w:p>
+      <w:pPr>
+        <w:pStyle w:val="Testonormale"/>
+        <w:rPr>
+          <w:rFonts w:asciiTheme="minorHAnsi" w:hAnsiTheme="minorHAnsi" w:cstheme="minorHAnsi"/>
+          <w:sz w:val="28"/>
+          <w:szCs w:val="28"/>
+        </w:rPr>
+      </w:pPr>
+      <w:proofErr w:type="spellStart"/>
+      <w:r>
+        <w:rPr>
+          <w:rFonts w:asciiTheme="minorHAnsi" w:hAnsiTheme="minorHAnsi" w:cstheme="minorHAnsi"/>
+          <w:sz w:val="28"/>
+          <w:szCs w:val="28"/>
+        </w:rPr>
+        <w:t>UtenteController</w:t>
+      </w:r>
+      <w:proofErr w:type="spellEnd"/>
+    </w:p>
+    <w:p>
+      <w:pPr>
+        <w:pStyle w:val="Testonormale"/>
+        <w:rPr>
+          <w:rFonts w:asciiTheme="minorHAnsi" w:hAnsiTheme="minorHAnsi" w:cstheme="minorHAnsi"/>
+          <w:sz w:val="28"/>
+          <w:szCs w:val="28"/>
+        </w:rPr>
+      </w:pPr>
+      <w:r>
+        <w:rPr>
+          <w:rFonts w:asciiTheme="minorHAnsi" w:hAnsiTheme="minorHAnsi" w:cstheme="minorHAnsi"/>
+          <w:sz w:val="28"/>
+          <w:szCs w:val="28"/>
+        </w:rPr>
+        <w:t xml:space="preserve">    GET    /api/utenti                     </w:t>
+      </w:r>
+      <w:proofErr w:type="spellStart"/>
+      <w:r>
+        <w:rPr>
+          <w:rFonts w:asciiTheme="minorHAnsi" w:hAnsiTheme="minorHAnsi" w:cstheme="minorHAnsi"/>
+          <w:sz w:val="28"/>
+          <w:szCs w:val="28"/>
+        </w:rPr>
+        <w:t>hasRole</w:t>
+      </w:r>
+      <w:proofErr w:type="spellEnd"/>
+      <w:r>
+        <w:rPr>
+          <w:rFonts w:asciiTheme="minorHAnsi" w:hAnsiTheme="minorHAnsi" w:cstheme="minorHAnsi"/>
+          <w:sz w:val="28"/>
+          <w:szCs w:val="28"/>
+        </w:rPr>
+        <w:t>('MODERATOR') -&gt; Page&lt;</w:t>
+      </w:r>
+      <w:proofErr w:type="spellStart"/>
+      <w:r>
+        <w:rPr>
+          <w:rFonts w:asciiTheme="minorHAnsi" w:hAnsiTheme="minorHAnsi" w:cstheme="minorHAnsi"/>
+          <w:sz w:val="28"/>
+          <w:szCs w:val="28"/>
+        </w:rPr>
+        <w:t>UtenteResponse</w:t>
+      </w:r>
+      <w:proofErr w:type="spellEnd"/>
+      <w:r>
+        <w:rPr>
+          <w:rFonts w:asciiTheme="minorHAnsi" w:hAnsiTheme="minorHAnsi" w:cstheme="minorHAnsi"/>
+          <w:sz w:val="28"/>
+          <w:szCs w:val="28"/>
+        </w:rPr>
+        <w:t>&gt;</w:t>
+      </w:r>
+    </w:p>
+    <w:p>
+      <w:pPr>
+        <w:pStyle w:val="Testonormale"/>
+        <w:rPr>
+          <w:rFonts w:asciiTheme="minorHAnsi" w:hAnsiTheme="minorHAnsi" w:cstheme="minorHAnsi"/>
+          <w:sz w:val="28"/>
+          <w:szCs w:val="28"/>
+        </w:rPr>
+      </w:pPr>
+      <w:r>
+        <w:rPr>
+          <w:rFonts w:asciiTheme="minorHAnsi" w:hAnsiTheme="minorHAnsi" w:cstheme="minorHAnsi"/>
+          <w:sz w:val="28"/>
+          <w:szCs w:val="28"/>
+        </w:rPr>
+        <w:t xml:space="preserve">    </w:t>
+      </w:r>
+      <w:proofErr w:type="gramStart"/>
+      <w:r>
+        <w:rPr>
+          <w:rFonts w:asciiTheme="minorHAnsi" w:hAnsiTheme="minorHAnsi" w:cstheme="minorHAnsi"/>
+          <w:sz w:val="28"/>
+          <w:szCs w:val="28"/>
+        </w:rPr>
+        <w:t>PATCH  /</w:t>
+      </w:r>
+      <w:proofErr w:type="gramEnd"/>
+      <w:r>
+        <w:rPr>
+          <w:rFonts w:asciiTheme="minorHAnsi" w:hAnsiTheme="minorHAnsi" w:cstheme="minorHAnsi"/>
+          <w:sz w:val="28"/>
+          <w:szCs w:val="28"/>
+        </w:rPr>
+        <w:t xml:space="preserve">api/utenti/{id}/promuovi       </w:t>
+      </w:r>
+      <w:proofErr w:type="spellStart"/>
+      <w:r>
+        <w:rPr>
+          <w:rFonts w:asciiTheme="minorHAnsi" w:hAnsiTheme="minorHAnsi" w:cstheme="minorHAnsi"/>
+          <w:sz w:val="28"/>
+          <w:szCs w:val="28"/>
+        </w:rPr>
+        <w:t>hasRole</w:t>
+      </w:r>
+      <w:proofErr w:type="spellEnd"/>
+      <w:r>
+        <w:rPr>
+          <w:rFonts w:asciiTheme="minorHAnsi" w:hAnsiTheme="minorHAnsi" w:cstheme="minorHAnsi"/>
+          <w:sz w:val="28"/>
+          <w:szCs w:val="28"/>
+        </w:rPr>
+        <w:t xml:space="preserve">('MODERATOR') -&gt; </w:t>
+      </w:r>
+      <w:proofErr w:type="spellStart"/>
+      <w:r>
+        <w:rPr>
+          <w:rFonts w:asciiTheme="minorHAnsi" w:hAnsiTheme="minorHAnsi" w:cstheme="minorHAnsi"/>
+          <w:sz w:val="28"/>
+          <w:szCs w:val="28"/>
+        </w:rPr>
+        <w:t>UtenteResponse</w:t>
+      </w:r>
+      <w:proofErr w:type="spellEnd"/>
+      <w:r>
+        <w:rPr>
+          <w:rFonts w:asciiTheme="minorHAnsi" w:hAnsiTheme="minorHAnsi" w:cstheme="minorHAnsi"/>
+          <w:sz w:val="28"/>
+          <w:szCs w:val="28"/>
+        </w:rPr>
+        <w:t xml:space="preserve"> (ruolo = MODERATOR)</w:t>
+      </w:r>
+    </w:p>
+    <w:p>
+      <w:pPr>
+        <w:pStyle w:val="Testonormale"/>
+        <w:rPr>
+          <w:rFonts w:asciiTheme="minorHAnsi" w:hAnsiTheme="minorHAnsi" w:cstheme="minorHAnsi"/>
+          <w:sz w:val="28"/>
+          <w:szCs w:val="28"/>
+        </w:rPr>
+      </w:pPr>
+      <w:r>
+        <w:rPr>
+          <w:rFonts w:asciiTheme="minorHAnsi" w:hAnsiTheme="minorHAnsi" w:cstheme="minorHAnsi"/>
+          <w:sz w:val="28"/>
+          <w:szCs w:val="28"/>
+        </w:rPr>
+        <w:t xml:space="preserve">    DELETE /api/utenti/{</w:t>
+      </w:r>
+      <w:proofErr w:type="gramStart"/>
+      <w:r>
+        <w:rPr>
+          <w:rFonts w:asciiTheme="minorHAnsi" w:hAnsiTheme="minorHAnsi" w:cstheme="minorHAnsi"/>
+          <w:sz w:val="28"/>
+          <w:szCs w:val="28"/>
+        </w:rPr>
+        <w:t xml:space="preserve">id}   </w:t>
+      </w:r>
+      <w:proofErr w:type="gramEnd"/>
+      <w:r>
+        <w:rPr>
+          <w:rFonts w:asciiTheme="minorHAnsi" w:hAnsiTheme="minorHAnsi" w:cstheme="minorHAnsi"/>
+          <w:sz w:val="28"/>
+          <w:szCs w:val="28"/>
+        </w:rPr>
+        <w:t xml:space="preserve">             </w:t>
+      </w:r>
+      <w:proofErr w:type="spellStart"/>
+      <w:r>
+        <w:rPr>
+          <w:rFonts w:asciiTheme="minorHAnsi" w:hAnsiTheme="minorHAnsi" w:cstheme="minorHAnsi"/>
+          <w:sz w:val="28"/>
+          <w:szCs w:val="28"/>
+        </w:rPr>
+        <w:t>hasRole</w:t>
+      </w:r>
+      <w:proofErr w:type="spellEnd"/>
+      <w:r>
+        <w:rPr>
+          <w:rFonts w:asciiTheme="minorHAnsi" w:hAnsiTheme="minorHAnsi" w:cstheme="minorHAnsi"/>
+          <w:sz w:val="28"/>
+          <w:szCs w:val="28"/>
+        </w:rPr>
+        <w:t>('MODERATOR') -&gt; 204  (cancella prima post e foto dell'utente)</w:t>
+      </w:r>
+    </w:p>
+    <w:p>
+      <w:pPr>
+        <w:pStyle w:val="Testonormale"/>
+        <w:rPr>
+          <w:rFonts w:asciiTheme="minorHAnsi" w:hAnsiTheme="minorHAnsi" w:cstheme="minorHAnsi"/>
+          <w:sz w:val="28"/>
+          <w:szCs w:val="28"/>
+        </w:rPr>
+      </w:pPr>
+    </w:p>
+    <w:p>
+      <w:pPr>
+        <w:pStyle w:val="Testonormale"/>
+        <w:rPr>
+          <w:rFonts w:asciiTheme="minorHAnsi" w:hAnsiTheme="minorHAnsi" w:cstheme="minorHAnsi"/>
+          <w:sz w:val="28"/>
+          <w:szCs w:val="28"/>
+        </w:rPr>
+      </w:pPr>
+      <w:proofErr w:type="spellStart"/>
+      <w:r>
+        <w:rPr>
+          <w:rFonts w:asciiTheme="minorHAnsi" w:hAnsiTheme="minorHAnsi" w:cstheme="minorHAnsi"/>
+          <w:sz w:val="28"/>
+          <w:szCs w:val="28"/>
+        </w:rPr>
+        <w:t>PostController</w:t>
+      </w:r>
+      <w:proofErr w:type="spellEnd"/>
+      <w:r>
+        <w:rPr>
+          <w:rFonts w:asciiTheme="minorHAnsi" w:hAnsiTheme="minorHAnsi" w:cstheme="minorHAnsi"/>
+          <w:sz w:val="28"/>
+          <w:szCs w:val="28"/>
+        </w:rPr>
+        <w:t xml:space="preserve"> / </w:t>
+      </w:r>
+      <w:proofErr w:type="spellStart"/>
+      <w:r>
+        <w:rPr>
+          <w:rFonts w:asciiTheme="minorHAnsi" w:hAnsiTheme="minorHAnsi" w:cstheme="minorHAnsi"/>
+          <w:sz w:val="28"/>
+          <w:szCs w:val="28"/>
+        </w:rPr>
+        <w:t>FotoController</w:t>
+      </w:r>
+      <w:proofErr w:type="spellEnd"/>
+      <w:r>
+        <w:rPr>
+          <w:rFonts w:asciiTheme="minorHAnsi" w:hAnsiTheme="minorHAnsi" w:cstheme="minorHAnsi"/>
+          <w:sz w:val="28"/>
+          <w:szCs w:val="28"/>
+        </w:rPr>
+        <w:t xml:space="preserve">: il MODERATOR </w:t>
+      </w:r>
+      <w:proofErr w:type="gramStart"/>
+      <w:r>
+        <w:rPr>
+          <w:rFonts w:asciiTheme="minorHAnsi" w:hAnsiTheme="minorHAnsi" w:cstheme="minorHAnsi"/>
+          <w:sz w:val="28"/>
+          <w:szCs w:val="28"/>
+        </w:rPr>
+        <w:t>passa  dai</w:t>
+      </w:r>
+      <w:proofErr w:type="gramEnd"/>
+      <w:r>
+        <w:rPr>
+          <w:rFonts w:asciiTheme="minorHAnsi" w:hAnsiTheme="minorHAnsi" w:cstheme="minorHAnsi"/>
+          <w:sz w:val="28"/>
+          <w:szCs w:val="28"/>
+        </w:rPr>
+        <w:t xml:space="preserve"> @PreAuthorize "</w:t>
+      </w:r>
+      <w:proofErr w:type="spellStart"/>
+      <w:r>
+        <w:rPr>
+          <w:rFonts w:asciiTheme="minorHAnsi" w:hAnsiTheme="minorHAnsi" w:cstheme="minorHAnsi"/>
+          <w:sz w:val="28"/>
+          <w:szCs w:val="28"/>
+        </w:rPr>
+        <w:t>hasRole</w:t>
+      </w:r>
+      <w:proofErr w:type="spellEnd"/>
+      <w:r>
+        <w:rPr>
+          <w:rFonts w:asciiTheme="minorHAnsi" w:hAnsiTheme="minorHAnsi" w:cstheme="minorHAnsi"/>
+          <w:sz w:val="28"/>
+          <w:szCs w:val="28"/>
+        </w:rPr>
+        <w:t xml:space="preserve">('MODERATOR') or </w:t>
+      </w:r>
+      <w:proofErr w:type="spellStart"/>
+      <w:r>
+        <w:rPr>
+          <w:rFonts w:asciiTheme="minorHAnsi" w:hAnsiTheme="minorHAnsi" w:cstheme="minorHAnsi"/>
+          <w:sz w:val="28"/>
+          <w:szCs w:val="28"/>
+        </w:rPr>
+        <w:t>isAutor</w:t>
+      </w:r>
+      <w:r>
+        <w:rPr>
+          <w:rFonts w:asciiTheme="minorHAnsi" w:hAnsiTheme="minorHAnsi" w:cstheme="minorHAnsi"/>
+          <w:sz w:val="28"/>
+          <w:szCs w:val="28"/>
+        </w:rPr>
+        <w:t>e</w:t>
+      </w:r>
+      <w:proofErr w:type="spellEnd"/>
+    </w:p>
+    <w:p>
+      <w:pPr>
+        <w:pStyle w:val="Testonormale"/>
+        <w:rPr>
+          <w:rFonts w:asciiTheme="minorHAnsi" w:hAnsiTheme="minorHAnsi" w:cstheme="minorHAnsi"/>
+          <w:sz w:val="28"/>
+          <w:szCs w:val="28"/>
+        </w:rPr>
+      </w:pPr>
+    </w:p>
+    <w:p>
+      <w:pPr>
+        <w:pStyle w:val="Testonormale"/>
+        <w:rPr>
+          <w:rFonts w:asciiTheme="minorHAnsi" w:hAnsiTheme="minorHAnsi" w:cstheme="minorHAnsi"/>
+          <w:sz w:val="28"/>
+          <w:szCs w:val="28"/>
+        </w:rPr>
+      </w:pPr>
+      <w:r>
+        <w:rPr>
+          <w:rFonts w:asciiTheme="minorHAnsi" w:hAnsiTheme="minorHAnsi" w:cstheme="minorHAnsi"/>
+          <w:sz w:val="28"/>
+          <w:szCs w:val="28"/>
+        </w:rPr>
+        <w:t>Regola: il moderatore pu</w:t>
+      </w:r>
+      <w:r>
+        <w:rPr>
+          <w:rFonts w:asciiTheme="minorHAnsi" w:hAnsiTheme="minorHAnsi" w:cstheme="minorHAnsi"/>
+          <w:sz w:val="28"/>
+          <w:szCs w:val="28"/>
+        </w:rPr>
+        <w:t>ò</w:t>
+      </w:r>
+      <w:r>
+        <w:rPr>
+          <w:rFonts w:asciiTheme="minorHAnsi" w:hAnsiTheme="minorHAnsi" w:cstheme="minorHAnsi"/>
+          <w:sz w:val="28"/>
+          <w:szCs w:val="28"/>
+        </w:rPr>
+        <w:t xml:space="preserve"> modificare/cancellare qualsiasi post o foto; il MEMBER solo i propri.</w:t>
+      </w:r>
+    </w:p>
+    <w:p>
+      <w:pPr>
+        <w:pStyle w:val="Testonormale"/>
+        <w:rPr>
+          <w:rFonts w:asciiTheme="minorHAnsi" w:hAnsiTheme="minorHAnsi" w:cstheme="minorHAnsi"/>
+          <w:sz w:val="28"/>
+          <w:szCs w:val="28"/>
+        </w:rPr>
+      </w:pPr>
+      <w:r>
+        <w:rPr>
+          <w:rFonts w:asciiTheme="minorHAnsi" w:hAnsiTheme="minorHAnsi" w:cstheme="minorHAnsi"/>
+          <w:sz w:val="28"/>
+          <w:szCs w:val="28"/>
+        </w:rPr>
+        <w:t>Il moderatore non pu</w:t>
+      </w:r>
+      <w:r>
+        <w:rPr>
+          <w:rFonts w:asciiTheme="minorHAnsi" w:hAnsiTheme="minorHAnsi" w:cstheme="minorHAnsi"/>
+          <w:sz w:val="28"/>
+          <w:szCs w:val="28"/>
+        </w:rPr>
+        <w:t xml:space="preserve">ò </w:t>
+      </w:r>
+      <w:r>
+        <w:rPr>
+          <w:rFonts w:asciiTheme="minorHAnsi" w:hAnsiTheme="minorHAnsi" w:cstheme="minorHAnsi"/>
+          <w:sz w:val="28"/>
+          <w:szCs w:val="28"/>
+        </w:rPr>
+        <w:t xml:space="preserve">essere degradato (nessun </w:t>
+      </w:r>
+      <w:proofErr w:type="spellStart"/>
+      <w:r>
+        <w:rPr>
+          <w:rFonts w:asciiTheme="minorHAnsi" w:hAnsiTheme="minorHAnsi" w:cstheme="minorHAnsi"/>
+          <w:sz w:val="28"/>
+          <w:szCs w:val="28"/>
+        </w:rPr>
+        <w:t>endpoint</w:t>
+      </w:r>
+      <w:proofErr w:type="spellEnd"/>
+      <w:r>
+        <w:rPr>
+          <w:rFonts w:asciiTheme="minorHAnsi" w:hAnsiTheme="minorHAnsi" w:cstheme="minorHAnsi"/>
+          <w:sz w:val="28"/>
+          <w:szCs w:val="28"/>
+        </w:rPr>
+        <w:t>): semplificazione voluta.</w:t>
+      </w:r>
+    </w:p>
+    <w:p>
+      <w:pPr>
+        <w:pStyle w:val="Testonormale"/>
+        <w:rPr>
+          <w:rFonts w:asciiTheme="minorHAnsi" w:hAnsiTheme="minorHAnsi" w:cstheme="minorHAnsi"/>
+          <w:sz w:val="28"/>
+          <w:szCs w:val="28"/>
+        </w:rPr>
+      </w:pPr>
+    </w:p>
+    <w:p>
+      <w:pPr>
+        <w:pStyle w:val="Testonormale"/>
+        <w:rPr>
+          <w:rFonts w:asciiTheme="minorHAnsi" w:hAnsiTheme="minorHAnsi" w:cstheme="minorHAnsi"/>
+          <w:sz w:val="28"/>
+          <w:szCs w:val="28"/>
+        </w:rPr>
+      </w:pPr>
+    </w:p>
+    <w:p>
+      <w:pPr>
+        <w:pStyle w:val="Testonormale"/>
+        <w:rPr>
+          <w:rFonts w:asciiTheme="minorHAnsi" w:hAnsiTheme="minorHAnsi" w:cstheme="minorHAnsi"/>
+          <w:sz w:val="28"/>
+          <w:szCs w:val="28"/>
+        </w:rPr>
+      </w:pPr>
+      <w:r>
+        <w:rPr>
+          <w:rFonts w:asciiTheme="minorHAnsi" w:hAnsiTheme="minorHAnsi" w:cstheme="minorHAnsi"/>
+          <w:sz w:val="28"/>
+          <w:szCs w:val="28"/>
+        </w:rPr>
+        <w:t xml:space="preserve"> Regole di autorizzazione (riassunto)</w:t>
+      </w:r>
+    </w:p>
+    <w:p>
+      <w:pPr>
+        <w:pStyle w:val="Testonormale"/>
+        <w:rPr>
+          <w:rFonts w:asciiTheme="minorHAnsi" w:hAnsiTheme="minorHAnsi" w:cstheme="minorHAnsi"/>
+          <w:sz w:val="28"/>
+          <w:szCs w:val="28"/>
+        </w:rPr>
+      </w:pPr>
+    </w:p>
+    <w:p>
+      <w:pPr>
+        <w:pStyle w:val="Testonormale"/>
+        <w:rPr>
+          <w:rFonts w:asciiTheme="minorHAnsi" w:hAnsiTheme="minorHAnsi" w:cstheme="minorHAnsi"/>
+          <w:sz w:val="28"/>
+          <w:szCs w:val="28"/>
+        </w:rPr>
+      </w:pPr>
+      <w:r>
+        <w:rPr>
+          <w:rFonts w:asciiTheme="minorHAnsi" w:hAnsiTheme="minorHAnsi" w:cstheme="minorHAnsi"/>
+          <w:sz w:val="28"/>
+          <w:szCs w:val="28"/>
+        </w:rPr>
+        <w:t>| Azione                          | Chi pu</w:t>
+      </w:r>
+      <w:r>
+        <w:rPr>
+          <w:rFonts w:asciiTheme="minorHAnsi" w:hAnsiTheme="minorHAnsi" w:cstheme="minorHAnsi"/>
+          <w:sz w:val="28"/>
+          <w:szCs w:val="28"/>
+        </w:rPr>
+        <w:t>ò</w:t>
+      </w:r>
+      <w:r>
+        <w:rPr>
+          <w:rFonts w:asciiTheme="minorHAnsi" w:hAnsiTheme="minorHAnsi" w:cstheme="minorHAnsi"/>
+          <w:sz w:val="28"/>
+          <w:szCs w:val="28"/>
+        </w:rPr>
+        <w:t xml:space="preserve">                     </w:t>
+      </w:r>
+    </w:p>
+    <w:p>
+      <w:pPr>
+        <w:pStyle w:val="Testonormale"/>
+        <w:rPr>
+          <w:rFonts w:asciiTheme="minorHAnsi" w:hAnsiTheme="minorHAnsi" w:cstheme="minorHAnsi"/>
+          <w:sz w:val="28"/>
+          <w:szCs w:val="28"/>
+        </w:rPr>
+      </w:pPr>
+      <w:r>
+        <w:rPr>
+          <w:rFonts w:asciiTheme="minorHAnsi" w:hAnsiTheme="minorHAnsi" w:cstheme="minorHAnsi"/>
+          <w:sz w:val="28"/>
+          <w:szCs w:val="28"/>
+        </w:rPr>
+        <w:t>|-----------------------------|----------------------------------|</w:t>
+      </w:r>
+    </w:p>
+    <w:p>
+      <w:pPr>
+        <w:pStyle w:val="Testonormale"/>
+        <w:rPr>
+          <w:rFonts w:asciiTheme="minorHAnsi" w:hAnsiTheme="minorHAnsi" w:cstheme="minorHAnsi"/>
+          <w:sz w:val="28"/>
+          <w:szCs w:val="28"/>
+        </w:rPr>
+      </w:pPr>
+      <w:r>
+        <w:rPr>
+          <w:rFonts w:asciiTheme="minorHAnsi" w:hAnsiTheme="minorHAnsi" w:cstheme="minorHAnsi"/>
+          <w:sz w:val="28"/>
+          <w:szCs w:val="28"/>
+        </w:rPr>
+        <w:t>| registrazione, login    | tutti</w:t>
+      </w:r>
+      <w:r>
+        <w:rPr>
+          <w:rFonts w:asciiTheme="minorHAnsi" w:hAnsiTheme="minorHAnsi" w:cstheme="minorHAnsi"/>
+          <w:sz w:val="28"/>
+          <w:szCs w:val="28"/>
+        </w:rPr>
+        <w:t xml:space="preserve">.        </w:t>
+      </w:r>
+      <w:r>
+        <w:rPr>
+          <w:rFonts w:asciiTheme="minorHAnsi" w:hAnsiTheme="minorHAnsi" w:cstheme="minorHAnsi"/>
+          <w:sz w:val="28"/>
+          <w:szCs w:val="28"/>
+        </w:rPr>
+        <w:t xml:space="preserve">                            |</w:t>
+      </w:r>
+    </w:p>
+    <w:p>
+      <w:pPr>
+        <w:pStyle w:val="Testonormale"/>
+        <w:rPr>
+          <w:rFonts w:asciiTheme="minorHAnsi" w:hAnsiTheme="minorHAnsi" w:cstheme="minorHAnsi"/>
+          <w:sz w:val="28"/>
+          <w:szCs w:val="28"/>
+        </w:rPr>
+      </w:pPr>
+      <w:r>
+        <w:rPr>
+          <w:rFonts w:asciiTheme="minorHAnsi" w:hAnsiTheme="minorHAnsi" w:cstheme="minorHAnsi"/>
+          <w:sz w:val="28"/>
+          <w:szCs w:val="28"/>
+        </w:rPr>
+        <w:t xml:space="preserve">| leggere </w:t>
+      </w:r>
+      <w:proofErr w:type="spellStart"/>
+      <w:r>
+        <w:rPr>
+          <w:rFonts w:asciiTheme="minorHAnsi" w:hAnsiTheme="minorHAnsi" w:cstheme="minorHAnsi"/>
+          <w:sz w:val="28"/>
+          <w:szCs w:val="28"/>
+        </w:rPr>
+        <w:t>feed</w:t>
+      </w:r>
+      <w:proofErr w:type="spellEnd"/>
+      <w:r>
+        <w:rPr>
+          <w:rFonts w:asciiTheme="minorHAnsi" w:hAnsiTheme="minorHAnsi" w:cstheme="minorHAnsi"/>
+          <w:sz w:val="28"/>
+          <w:szCs w:val="28"/>
+        </w:rPr>
+        <w:t>, post, foto, OCR   | autenticati         |</w:t>
+      </w:r>
+    </w:p>
+    <w:p>
+      <w:pPr>
+        <w:pStyle w:val="Testonormale"/>
+        <w:rPr>
+          <w:rFonts w:asciiTheme="minorHAnsi" w:hAnsiTheme="minorHAnsi" w:cstheme="minorHAnsi"/>
+          <w:sz w:val="28"/>
+          <w:szCs w:val="28"/>
+        </w:rPr>
+      </w:pPr>
+      <w:r>
+        <w:rPr>
+          <w:rFonts w:asciiTheme="minorHAnsi" w:hAnsiTheme="minorHAnsi" w:cstheme="minorHAnsi"/>
+          <w:sz w:val="28"/>
+          <w:szCs w:val="28"/>
+        </w:rPr>
+        <w:t xml:space="preserve">| creare post / aggiungere foto   | autenticati (autore = </w:t>
+      </w:r>
+      <w:proofErr w:type="spellStart"/>
+      <w:proofErr w:type="gramStart"/>
+      <w:r>
+        <w:rPr>
+          <w:rFonts w:asciiTheme="minorHAnsi" w:hAnsiTheme="minorHAnsi" w:cstheme="minorHAnsi"/>
+          <w:sz w:val="28"/>
+          <w:szCs w:val="28"/>
+        </w:rPr>
+        <w:t>token</w:t>
+      </w:r>
+      <w:proofErr w:type="spellEnd"/>
+      <w:r>
+        <w:rPr>
+          <w:rFonts w:asciiTheme="minorHAnsi" w:hAnsiTheme="minorHAnsi" w:cstheme="minorHAnsi"/>
+          <w:sz w:val="28"/>
+          <w:szCs w:val="28"/>
+        </w:rPr>
+        <w:t xml:space="preserve">)   </w:t>
+      </w:r>
+      <w:proofErr w:type="gramEnd"/>
+      <w:r>
+        <w:rPr>
+          <w:rFonts w:asciiTheme="minorHAnsi" w:hAnsiTheme="minorHAnsi" w:cstheme="minorHAnsi"/>
+          <w:sz w:val="28"/>
+          <w:szCs w:val="28"/>
+        </w:rPr>
+        <w:t xml:space="preserve">  |</w:t>
+      </w:r>
+    </w:p>
+    <w:p>
+      <w:pPr>
+        <w:pStyle w:val="Testonormale"/>
+        <w:rPr>
+          <w:rFonts w:asciiTheme="minorHAnsi" w:hAnsiTheme="minorHAnsi" w:cstheme="minorHAnsi"/>
+          <w:sz w:val="28"/>
+          <w:szCs w:val="28"/>
+        </w:rPr>
+      </w:pPr>
+      <w:r>
+        <w:rPr>
+          <w:rFonts w:asciiTheme="minorHAnsi" w:hAnsiTheme="minorHAnsi" w:cstheme="minorHAnsi"/>
+          <w:sz w:val="28"/>
+          <w:szCs w:val="28"/>
+        </w:rPr>
+        <w:t xml:space="preserve">| modificare / cancellare post </w:t>
+      </w:r>
+      <w:r>
+        <w:rPr>
+          <w:rFonts w:asciiTheme="minorHAnsi" w:hAnsiTheme="minorHAnsi" w:cstheme="minorHAnsi"/>
+          <w:sz w:val="28"/>
+          <w:szCs w:val="28"/>
+        </w:rPr>
+        <w:t xml:space="preserve">  </w:t>
+      </w:r>
+      <w:r>
+        <w:rPr>
+          <w:rFonts w:asciiTheme="minorHAnsi" w:hAnsiTheme="minorHAnsi" w:cstheme="minorHAnsi"/>
+          <w:sz w:val="28"/>
+          <w:szCs w:val="28"/>
+        </w:rPr>
+        <w:t xml:space="preserve">   | autore oppure MODERATOR   |</w:t>
+      </w:r>
+    </w:p>
+    <w:p>
+      <w:pPr>
+        <w:pStyle w:val="Testonormale"/>
+        <w:rPr>
+          <w:rFonts w:asciiTheme="minorHAnsi" w:hAnsiTheme="minorHAnsi" w:cstheme="minorHAnsi"/>
+          <w:sz w:val="28"/>
+          <w:szCs w:val="28"/>
+        </w:rPr>
+      </w:pPr>
+      <w:r>
+        <w:rPr>
+          <w:rFonts w:asciiTheme="minorHAnsi" w:hAnsiTheme="minorHAnsi" w:cstheme="minorHAnsi"/>
+          <w:sz w:val="28"/>
+          <w:szCs w:val="28"/>
+        </w:rPr>
+        <w:t>| cancellare foto                 | autore del post oppure MODERATOR |</w:t>
+      </w:r>
+    </w:p>
+    <w:p>
+      <w:pPr>
+        <w:pStyle w:val="Testonormale"/>
+        <w:rPr>
+          <w:rFonts w:asciiTheme="minorHAnsi" w:hAnsiTheme="minorHAnsi" w:cstheme="minorHAnsi"/>
+          <w:sz w:val="28"/>
+          <w:szCs w:val="28"/>
+        </w:rPr>
+      </w:pPr>
+      <w:r>
+        <w:rPr>
+          <w:rFonts w:asciiTheme="minorHAnsi" w:hAnsiTheme="minorHAnsi" w:cstheme="minorHAnsi"/>
+          <w:sz w:val="28"/>
+          <w:szCs w:val="28"/>
+        </w:rPr>
+        <w:t>| lista utenti, promuovi, elimina | solo MODERATOR                   |</w:t>
+      </w:r>
+    </w:p>
+    <w:p>
+      <w:pPr>
+        <w:pStyle w:val="Testonormale"/>
+        <w:rPr>
+          <w:rFonts w:asciiTheme="minorHAnsi" w:hAnsiTheme="minorHAnsi" w:cstheme="minorHAnsi"/>
+          <w:sz w:val="28"/>
+          <w:szCs w:val="28"/>
+        </w:rPr>
+      </w:pPr>
+      <w:r>
+        <w:rPr>
+          <w:rFonts w:asciiTheme="minorHAnsi" w:hAnsiTheme="minorHAnsi" w:cstheme="minorHAnsi"/>
+          <w:sz w:val="28"/>
+          <w:szCs w:val="28"/>
+        </w:rPr>
+        <w:t>| GET /uploads/**                 | tutti (le &lt;</w:t>
+      </w:r>
+      <w:proofErr w:type="spellStart"/>
+      <w:r>
+        <w:rPr>
+          <w:rFonts w:asciiTheme="minorHAnsi" w:hAnsiTheme="minorHAnsi" w:cstheme="minorHAnsi"/>
+          <w:sz w:val="28"/>
+          <w:szCs w:val="28"/>
+        </w:rPr>
+        <w:t>img</w:t>
+      </w:r>
+      <w:proofErr w:type="spellEnd"/>
+      <w:r>
+        <w:rPr>
+          <w:rFonts w:asciiTheme="minorHAnsi" w:hAnsiTheme="minorHAnsi" w:cstheme="minorHAnsi"/>
+          <w:sz w:val="28"/>
+          <w:szCs w:val="28"/>
+        </w:rPr>
+        <w:t xml:space="preserve">&gt; non hanno </w:t>
+      </w:r>
+      <w:proofErr w:type="spellStart"/>
+      <w:r>
+        <w:rPr>
+          <w:rFonts w:asciiTheme="minorHAnsi" w:hAnsiTheme="minorHAnsi" w:cstheme="minorHAnsi"/>
+          <w:sz w:val="28"/>
+          <w:szCs w:val="28"/>
+        </w:rPr>
+        <w:t>token</w:t>
+      </w:r>
+      <w:proofErr w:type="spellEnd"/>
+      <w:r>
+        <w:rPr>
+          <w:rFonts w:asciiTheme="minorHAnsi" w:hAnsiTheme="minorHAnsi" w:cstheme="minorHAnsi"/>
+          <w:sz w:val="28"/>
+          <w:szCs w:val="28"/>
+        </w:rPr>
+        <w:t>) |</w:t>
+      </w:r>
+    </w:p>
+    <w:p>
+      <w:pPr>
+        <w:pStyle w:val="Testonormale"/>
+        <w:rPr>
+          <w:rFonts w:asciiTheme="minorHAnsi" w:hAnsiTheme="minorHAnsi" w:cstheme="minorHAnsi"/>
+          <w:sz w:val="28"/>
+          <w:szCs w:val="28"/>
+        </w:rPr>
+      </w:pPr>
+    </w:p>
+    <w:p>
+      <w:pPr>
+        <w:pStyle w:val="Testonormale"/>
+        <w:rPr>
+          <w:rFonts w:asciiTheme="minorHAnsi" w:hAnsiTheme="minorHAnsi" w:cstheme="minorHAnsi"/>
+          <w:sz w:val="28"/>
+          <w:szCs w:val="28"/>
+        </w:rPr>
+      </w:pPr>
+    </w:p>
+    <w:p>
+      <w:pPr>
+        <w:rPr>
+          <w:rFonts w:cstheme="minorHAnsi"/>
+          <w:sz w:val="28"/>
+          <w:szCs w:val="28"/>
         </w:rPr>
       </w:pPr>
     </w:p>
@@ -1669,6 +9239,31 @@
       <w:lang w:eastAsia="it-IT"/>
     </w:rPr>
   </w:style>
+  <w:style w:type="paragraph" w:styleId="Testonormale">
+    <w:name w:val="Plain Text"/>
+    <w:basedOn w:val="Normale"/>
+    <w:link w:val="TestonormaleCarattere"/>
+    <w:uiPriority w:val="99"/>
+    <w:unhideWhenUsed/>
+    <w:rsid w:val="000C7461"/>
+    <w:rPr>
+      <w:rFonts w:ascii="Consolas" w:hAnsi="Consolas" w:cs="Consolas"/>
+      <w:sz w:val="21"/>
+      <w:szCs w:val="21"/>
+    </w:rPr>
+  </w:style>
+  <w:style w:type="character" w:customStyle="1" w:styleId="TestonormaleCarattere">
+    <w:name w:val="Testo normale Carattere"/>
+    <w:basedOn w:val="Carpredefinitoparagrafo"/>
+    <w:link w:val="Testonormale"/>
+    <w:uiPriority w:val="99"/>
+    <w:rsid w:val="000C7461"/>
+    <w:rPr>
+      <w:rFonts w:ascii="Consolas" w:hAnsi="Consolas" w:cs="Consolas"/>
+      <w:sz w:val="21"/>
+      <w:szCs w:val="21"/>
+    </w:rPr>
+  </w:style>
 </w:styles>
 </file>
 
